--- a/doc/docx - format/03_DacTaSRS.docx
+++ b/doc/docx - format/03_DacTaSRS.docx
@@ -1,23 +1,58 @@
 
 <file path=word/document.xml><?xml version="1.0" encoding="utf-8"?>
-<w:document xmlns:wpc="http://schemas.microsoft.com/office/word/2010/wordprocessingCanvas" xmlns:mc="http://schemas.openxmlformats.org/markup-compatibility/2006" xmlns:o="urn:schemas-microsoft-com:office:office" xmlns:r="http://schemas.openxmlformats.org/officeDocument/2006/relationships" xmlns:m="http://schemas.openxmlformats.org/officeDocument/2006/math" xmlns:v="urn:schemas-microsoft-com:vml" xmlns:wp14="http://schemas.microsoft.com/office/word/2010/wordprocessingDrawing" xmlns:wp="http://schemas.openxmlformats.org/drawingml/2006/wordprocessingDrawing" xmlns:w10="urn:schemas-microsoft-com:office:word" xmlns:w="http://schemas.openxmlformats.org/wordprocessingml/2006/main" xmlns:w14="http://schemas.microsoft.com/office/word/2010/wordml" xmlns:w15="http://schemas.microsoft.com/office/word/2012/wordml" xmlns:wpg="http://schemas.microsoft.com/office/word/2010/wordprocessingGroup" xmlns:wpi="http://schemas.microsoft.com/office/word/2010/wordprocessingInk" xmlns:wne="http://schemas.microsoft.com/office/word/2006/wordml" xmlns:wps="http://schemas.microsoft.com/office/word/2010/wordprocessingShape" xmlns:cx="http://schemas.microsoft.com/office/drawing/2014/chartex" xmlns:cx1="http://schemas.microsoft.com/office/drawing/2015/9/8/chartex" xmlns:cx2="http://schemas.microsoft.com/office/drawing/2015/10/21/chartex" xmlns:cx3="http://schemas.microsoft.com/office/drawing/2016/5/9/chartex" xmlns:cx4="http://schemas.microsoft.com/office/drawing/2016/5/10/chartex" xmlns:cx5="http://schemas.microsoft.com/office/drawing/2016/5/11/chartex" xmlns:cx6="http://schemas.microsoft.com/office/drawing/2016/5/12/chartex" xmlns:cx7="http://schemas.microsoft.com/office/drawing/2016/5/13/chartex" xmlns:cx8="http://schemas.microsoft.com/office/drawing/2016/5/14/chartex" xmlns:aink="http://schemas.microsoft.com/office/drawing/2016/ink" xmlns:am3d="http://schemas.microsoft.com/office/drawing/2017/model3d" xmlns:w16cex="http://schemas.microsoft.com/office/word/2018/wordml/cex" xmlns:w16cid="http://schemas.microsoft.com/office/word/2016/wordml/cid" xmlns:w16="http://schemas.microsoft.com/office/word/2018/wordml" xmlns:w16sdtdh="http://schemas.microsoft.com/office/word/2020/wordml/sdtdatahash" xmlns:w16se="http://schemas.microsoft.com/office/word/2015/wordml/symex" mc:Ignorable="w14 w15 wp14">
+<w:document xmlns:wpc="http://schemas.microsoft.com/office/word/2010/wordprocessingCanvas" xmlns:cx="http://schemas.microsoft.com/office/drawing/2014/chartex" xmlns:cx1="http://schemas.microsoft.com/office/drawing/2015/9/8/chartex" xmlns:cx2="http://schemas.microsoft.com/office/drawing/2015/10/21/chartex" xmlns:cx3="http://schemas.microsoft.com/office/drawing/2016/5/9/chartex" xmlns:cx4="http://schemas.microsoft.com/office/drawing/2016/5/10/chartex" xmlns:cx5="http://schemas.microsoft.com/office/drawing/2016/5/11/chartex" xmlns:cx6="http://schemas.microsoft.com/office/drawing/2016/5/12/chartex" xmlns:cx7="http://schemas.microsoft.com/office/drawing/2016/5/13/chartex" xmlns:cx8="http://schemas.microsoft.com/office/drawing/2016/5/14/chartex" xmlns:mc="http://schemas.openxmlformats.org/markup-compatibility/2006" xmlns:aink="http://schemas.microsoft.com/office/drawing/2016/ink" xmlns:am3d="http://schemas.microsoft.com/office/drawing/2017/model3d" xmlns:o="urn:schemas-microsoft-com:office:office" xmlns:oel="http://schemas.microsoft.com/office/2019/extlst" xmlns:r="http://schemas.openxmlformats.org/officeDocument/2006/relationships" xmlns:m="http://schemas.openxmlformats.org/officeDocument/2006/math" xmlns:v="urn:schemas-microsoft-com:vml" xmlns:wp14="http://schemas.microsoft.com/office/word/2010/wordprocessingDrawing" xmlns:wp="http://schemas.openxmlformats.org/drawingml/2006/wordprocessingDrawing" xmlns:w10="urn:schemas-microsoft-com:office:word" xmlns:w="http://schemas.openxmlformats.org/wordprocessingml/2006/main" xmlns:w14="http://schemas.microsoft.com/office/word/2010/wordml" xmlns:w15="http://schemas.microsoft.com/office/word/2012/wordml" xmlns:w16cex="http://schemas.microsoft.com/office/word/2018/wordml/cex" xmlns:w16cid="http://schemas.microsoft.com/office/word/2016/wordml/cid" xmlns:w16="http://schemas.microsoft.com/office/word/2018/wordml" xmlns:w16du="http://schemas.microsoft.com/office/word/2023/wordml/word16du" xmlns:w16sdtdh="http://schemas.microsoft.com/office/word/2020/wordml/sdtdatahash" xmlns:w16sdtfl="http://schemas.microsoft.com/office/word/2024/wordml/sdtformatlock" xmlns:w16se="http://schemas.microsoft.com/office/word/2015/wordml/symex" xmlns:wpg="http://schemas.microsoft.com/office/word/2010/wordprocessingGroup" xmlns:wpi="http://schemas.microsoft.com/office/word/2010/wordprocessingInk" xmlns:wne="http://schemas.microsoft.com/office/word/2006/wordml" xmlns:wps="http://schemas.microsoft.com/office/word/2010/wordprocessingShape" mc:Ignorable="w14 w15 w16se w16cid w16 w16cex w16sdtdh w16sdtfl w16du wp14">
   <w:body>
     <w:p>
       <w:pPr>
-        <w:pStyle w:val="Heading1"/>
         <w:pStyle w:val="MdHeading1"/>
       </w:pPr>
       <w:r>
-        <w:t xml:space="preserve">ĐẶC TẢ YÊU CẦU PHẦN MỀM (SRS - Software Requirements Specification)</w:t>
-      </w:r>
-    </w:p>
-    <w:p>
-      <w:pPr>
-        <w:pStyle w:val="Heading2"/>
+        <w:t>ĐẶC TẢ YÊU CẦU PHẦN MỀM (SRS - Software Requirements Specification)</w:t>
+      </w:r>
+    </w:p>
+    <w:p>
+      <w:pPr>
+        <w:pStyle w:val="MdParagraph"/>
+      </w:pPr>
+      <w:r>
+        <w:rPr>
+          <w:rStyle w:val="MdStrong"/>
+        </w:rPr>
+        <w:t>Nhóm thực hiện:</w:t>
+      </w:r>
+      <w:r>
+        <w:t xml:space="preserve"> Thủy Lợi N5 </w:t>
+      </w:r>
+      <w:r>
+        <w:rPr>
+          <w:rStyle w:val="MdStrong"/>
+        </w:rPr>
+        <w:t>Môn học:</w:t>
+      </w:r>
+      <w:r>
+        <w:t xml:space="preserve"> Công Nghệ Phần Mềm</w:t>
+      </w:r>
+    </w:p>
+    <w:p>
+      <w:pPr>
+        <w:pStyle w:val="MdParagraph"/>
+      </w:pPr>
+      <w:r>
+        <w:rPr>
+          <w:rStyle w:val="MdStrong"/>
+        </w:rPr>
+        <w:t>Soạn thảo:</w:t>
+      </w:r>
+      <w:r>
+        <w:t xml:space="preserve"> Trần Khánh Trang, 32CNTT21 </w:t>
+      </w:r>
+    </w:p>
+    <w:p>
+      <w:pPr>
         <w:pStyle w:val="MdHeading2"/>
       </w:pPr>
       <w:r>
-        <w:t xml:space="preserve">1. Giới thiệu</w:t>
+        <w:t>1. Giới thiệu</w:t>
       </w:r>
     </w:p>
     <w:p>
@@ -25,7 +60,7 @@
         <w:pStyle w:val="MdParagraph"/>
       </w:pPr>
       <w:r>
-        <w:t xml:space="preserve">Tài liệu này cung cấp mô tả chi tiết các yêu cầu kỹ thuật và chức năng của Hệ thống Thương Mại Điện Tử định chuẩn, thiết kế cho đồ án môn Công Nghệ Phần Mềm bởi Nhóm Thủy Lợi N5.</w:t>
+        <w:t>Tài liệu này cung cấp mô tả chi tiết các yêu cầu kỹ thuật và chức năng của Hệ thống Thương Mại Điện Tử định chuẩn, thiết kế cho đồ án môn Công Nghệ Phần Mềm bởi Nhóm Thủy Lợi N5.</w:t>
       </w:r>
     </w:p>
     <w:p>
@@ -35,11 +70,10 @@
     </w:p>
     <w:p>
       <w:pPr>
-        <w:pStyle w:val="Heading2"/>
         <w:pStyle w:val="MdHeading2"/>
       </w:pPr>
       <w:r>
-        <w:t xml:space="preserve">2. Môi trường hệ thống / Công nghệ áp dụng</w:t>
+        <w:t>2. Môi trường hệ thống / Công nghệ áp dụng</w:t>
       </w:r>
     </w:p>
     <w:p>
@@ -52,10 +86,8 @@
       <w:r>
         <w:rPr>
           <w:rStyle w:val="MdStrong"/>
-          <w:b/>
-          <w:bCs/>
-        </w:rPr>
-        <w:t xml:space="preserve">MERN Stack</w:t>
+        </w:rPr>
+        <w:t>MERN Stack</w:t>
       </w:r>
       <w:r>
         <w:t xml:space="preserve"> (MongoDB, Express, React, Node.js). Đây là nền tảng công nghệ phổ biến giúp đồng nhất ngôn ngữ học Javascript ở toàn bộ các lớp (cả Frontend và Backend) của một dự án lớn, giúp tối ưu thời gian phát triển.</w:t>
@@ -76,13 +108,11 @@
       <w:r>
         <w:rPr>
           <w:rStyle w:val="MdStrong"/>
-          <w:b/>
-          <w:bCs/>
-        </w:rPr>
-        <w:t xml:space="preserve">MERN Stack</w:t>
-      </w:r>
-      <w:r>
-        <w:t xml:space="preserve">:</w:t>
+        </w:rPr>
+        <w:t>MERN Stack</w:t>
+      </w:r>
+      <w:r>
+        <w:t>:</w:t>
       </w:r>
     </w:p>
     <w:p>
@@ -92,7 +122,6 @@
     </w:p>
     <w:p>
       <w:pPr>
-        <w:pStyle w:val="ListParagraph"/>
         <w:pStyle w:val="MdListItem"/>
         <w:numPr>
           <w:ilvl w:val="0"/>
@@ -102,10 +131,8 @@
       <w:r>
         <w:rPr>
           <w:rStyle w:val="MdStrong"/>
-          <w:b/>
-          <w:bCs/>
-        </w:rPr>
-        <w:t xml:space="preserve">JavaScript xuyên suốt:</w:t>
+        </w:rPr>
+        <w:t>JavaScript xuyên suốt:</w:t>
       </w:r>
       <w:r>
         <w:t xml:space="preserve"> Toàn bộ stack được viết bằng một ngôn ngữ JavaScript/TypeScript. Việc chia sẻ kiến thức giữa Frontend dev và Backend dev dễ dàng hơn, tận dụng lại code/các module utility.</w:t>
@@ -113,7 +140,6 @@
     </w:p>
     <w:p>
       <w:pPr>
-        <w:pStyle w:val="ListParagraph"/>
         <w:pStyle w:val="MdListItem"/>
         <w:numPr>
           <w:ilvl w:val="0"/>
@@ -123,10 +149,8 @@
       <w:r>
         <w:rPr>
           <w:rStyle w:val="MdStrong"/>
-          <w:b/>
-          <w:bCs/>
-        </w:rPr>
-        <w:t xml:space="preserve">Tính phi logic (Non-blocking I/O) trên Node.js:</w:t>
+        </w:rPr>
+        <w:t>Tính phi logic (Non-blocking I/O) trên Node.js:</w:t>
       </w:r>
       <w:r>
         <w:t xml:space="preserve"> Giao tiếp rất tốt trong mô hình hệ thống bán hàng đa giao dịch (I/O intensive) hơn các nền tảng cũ. Xử lý nhiều kết nối trong khi không hao tốn tài nguyên quá nhiều.</w:t>
@@ -134,7 +158,6 @@
     </w:p>
     <w:p>
       <w:pPr>
-        <w:pStyle w:val="ListParagraph"/>
         <w:pStyle w:val="MdListItem"/>
         <w:numPr>
           <w:ilvl w:val="0"/>
@@ -144,10 +167,8 @@
       <w:r>
         <w:rPr>
           <w:rStyle w:val="MdStrong"/>
-          <w:b/>
-          <w:bCs/>
-        </w:rPr>
-        <w:t xml:space="preserve">JSON đi cùng Mongoose/MongoDB:</w:t>
+        </w:rPr>
+        <w:t>JSON đi cùng Mongoose/MongoDB:</w:t>
       </w:r>
       <w:r>
         <w:t xml:space="preserve"> Luồng di chuyển dữ liệu thông suốt, uyển chuyển (JSON từ Client UI -&gt; Server Parser -&gt; Document Database Schema) giúp bỏ qua khâu mapping bảng biểu cồng kềnh như ở CSDL Quan hệ.</w:t>
@@ -155,7 +176,6 @@
     </w:p>
     <w:p>
       <w:pPr>
-        <w:pStyle w:val="ListParagraph"/>
         <w:pStyle w:val="MdListItem"/>
         <w:numPr>
           <w:ilvl w:val="0"/>
@@ -165,10 +185,8 @@
       <w:r>
         <w:rPr>
           <w:rStyle w:val="MdStrong"/>
-          <w:b/>
-          <w:bCs/>
-        </w:rPr>
-        <w:t xml:space="preserve">ReactJS SPA (Single Page Application):</w:t>
+        </w:rPr>
+        <w:t>ReactJS SPA (Single Page Application):</w:t>
       </w:r>
       <w:r>
         <w:t xml:space="preserve"> Thay vì nạp đi nạp lại trang, ReactJS tạo trải nghiệm rất mượt mà trong các thao tác mua hàng.</w:t>
@@ -176,7 +194,6 @@
     </w:p>
     <w:p>
       <w:pPr>
-        <w:pStyle w:val="ListParagraph"/>
         <w:pStyle w:val="MdListItem"/>
         <w:numPr>
           <w:ilvl w:val="0"/>
@@ -186,10 +203,8 @@
       <w:r>
         <w:rPr>
           <w:rStyle w:val="MdStrong"/>
-          <w:b/>
-          <w:bCs/>
-        </w:rPr>
-        <w:t xml:space="preserve">Hệ Sinh Thái khổng lồ của NPM:</w:t>
+        </w:rPr>
+        <w:t>Hệ Sinh Thái khổng lồ của NPM:</w:t>
       </w:r>
       <w:r>
         <w:t xml:space="preserve"> Rất nhiều gói tiện ích về xử lý ảnh, encode, auth hỗ trợ đắc lực tích hợp nhánh nhanh chóng.</w:t>
@@ -205,7 +220,7 @@
         <w:pStyle w:val="MdParagraph"/>
       </w:pPr>
       <w:r>
-        <w:t xml:space="preserve">Các công nghệ phụ trợ chính:</w:t>
+        <w:t>Các công nghệ phụ trợ chính:</w:t>
       </w:r>
     </w:p>
     <w:p>
@@ -215,7 +230,6 @@
     </w:p>
     <w:p>
       <w:pPr>
-        <w:pStyle w:val="ListParagraph"/>
         <w:pStyle w:val="MdListItem"/>
         <w:numPr>
           <w:ilvl w:val="0"/>
@@ -225,10 +239,8 @@
       <w:r>
         <w:rPr>
           <w:rStyle w:val="MdStrong"/>
-          <w:b/>
-          <w:bCs/>
-        </w:rPr>
-        <w:t xml:space="preserve">Frontend Stack (Mặt tiền người dùng):</w:t>
+        </w:rPr>
+        <w:t>Frontend Stack (Mặt tiền người dùng):</w:t>
       </w:r>
       <w:r>
         <w:t xml:space="preserve"> ReactJS, Redux Toolkit, React Query (quản lý trạng thái dữ liệu ngầm mà không làm đơ giao diện), Ant Design (Bộ khung thiết kế nút bấm/bảng biểu đẹp mắt), Recharts (Thư viện chuyên vẽ biểu đồ báo cáo).</w:t>
@@ -236,7 +248,6 @@
     </w:p>
     <w:p>
       <w:pPr>
-        <w:pStyle w:val="ListParagraph"/>
         <w:pStyle w:val="MdListItem"/>
         <w:numPr>
           <w:ilvl w:val="0"/>
@@ -246,10 +257,8 @@
       <w:r>
         <w:rPr>
           <w:rStyle w:val="MdStrong"/>
-          <w:b/>
-          <w:bCs/>
-        </w:rPr>
-        <w:t xml:space="preserve">Backend Stack (Bộ não máy chủ):</w:t>
+        </w:rPr>
+        <w:t>Backend Stack (Bộ não máy chủ):</w:t>
       </w:r>
       <w:r>
         <w:t xml:space="preserve"> Node.js, ExpressJS v4, JWT Authentication (Hệ thống khóa cửa bằng thẻ từ ảo - JsonWebToken), Bcrypt (Kỹ thuật băm nát và mã hóa mật khẩu để hacker không đọc được chữ gốc).</w:t>
@@ -257,7 +266,6 @@
     </w:p>
     <w:p>
       <w:pPr>
-        <w:pStyle w:val="ListParagraph"/>
         <w:pStyle w:val="MdListItem"/>
         <w:numPr>
           <w:ilvl w:val="0"/>
@@ -267,10 +275,9 @@
       <w:r>
         <w:rPr>
           <w:rStyle w:val="MdStrong"/>
-          <w:b/>
-          <w:bCs/>
-        </w:rPr>
-        <w:t xml:space="preserve">Cơ sở dữ liệu:</w:t>
+        </w:rPr>
+        <w:lastRenderedPageBreak/>
+        <w:t>Cơ sở dữ liệu:</w:t>
       </w:r>
       <w:r>
         <w:t xml:space="preserve"> Hệ quản trị CSDL Document-based MongoDB (Lưu dữ liệu dạng văn bản tự do), kết hợp với ORM Mongoose (Công cụ "chuyển ngữ" dịch từ dữ liệu Mongo sang mã Code Node.js).</w:t>
@@ -283,11 +290,10 @@
     </w:p>
     <w:p>
       <w:pPr>
-        <w:pStyle w:val="Heading2"/>
         <w:pStyle w:val="MdHeading2"/>
       </w:pPr>
       <w:r>
-        <w:t xml:space="preserve">3. Quy trình phát triển (Software Process Model)</w:t>
+        <w:t>3. Quy trình phát triển (Software Process Model)</w:t>
       </w:r>
     </w:p>
     <w:p>
@@ -300,10 +306,8 @@
       <w:r>
         <w:rPr>
           <w:rStyle w:val="MdStrong"/>
-          <w:b/>
-          <w:bCs/>
-        </w:rPr>
-        <w:t xml:space="preserve">Mô hình Agile / Scrum</w:t>
+        </w:rPr>
+        <w:t>Mô hình Agile / Scrum</w:t>
       </w:r>
       <w:r>
         <w:t xml:space="preserve"> cho dự án lần này, bao gồm các Sprint ngắn tính bằng tuần.</w:t>
@@ -324,13 +328,11 @@
       <w:r>
         <w:rPr>
           <w:rStyle w:val="MdStrong"/>
-          <w:b/>
-          <w:bCs/>
-        </w:rPr>
-        <w:t xml:space="preserve">Agile Scrum</w:t>
-      </w:r>
-      <w:r>
-        <w:t xml:space="preserve">:</w:t>
+        </w:rPr>
+        <w:t>Agile Scrum</w:t>
+      </w:r>
+      <w:r>
+        <w:t>:</w:t>
       </w:r>
     </w:p>
     <w:p>
@@ -340,7 +342,6 @@
     </w:p>
     <w:p>
       <w:pPr>
-        <w:pStyle w:val="ListParagraph"/>
         <w:pStyle w:val="MdListItem"/>
         <w:numPr>
           <w:ilvl w:val="0"/>
@@ -350,10 +351,8 @@
       <w:r>
         <w:rPr>
           <w:rStyle w:val="MdStrong"/>
-          <w:b/>
-          <w:bCs/>
-        </w:rPr>
-        <w:t xml:space="preserve">Khả năng đối phó với sửa đổi yêu cầu liên tục:</w:t>
+        </w:rPr>
+        <w:t>Khả năng đối phó với sửa đổi yêu cầu liên tục:</w:t>
       </w:r>
       <w:r>
         <w:t xml:space="preserve"> Đồ án có các Phase phát triển với mức độ thay đổi UI/UX nhiều lần trong suốt quá trình hoàn thiện đồ án mà không bị hạn chế như Waterfall.</w:t>
@@ -361,7 +360,6 @@
     </w:p>
     <w:p>
       <w:pPr>
-        <w:pStyle w:val="ListParagraph"/>
         <w:pStyle w:val="MdListItem"/>
         <w:numPr>
           <w:ilvl w:val="0"/>
@@ -371,10 +369,8 @@
       <w:r>
         <w:rPr>
           <w:rStyle w:val="MdStrong"/>
-          <w:b/>
-          <w:bCs/>
-        </w:rPr>
-        <w:t xml:space="preserve">Chuyển tải giá trị sớm sớm ra sản phẩm (Deliver early):</w:t>
+        </w:rPr>
+        <w:t>Chuyển tải giá trị sớm sớm ra sản phẩm (Deliver early):</w:t>
       </w:r>
       <w:r>
         <w:t xml:space="preserve"> Nhóm phân chia Phase 1 với các chức năng đủ chu trình mua hàng làm MVP (Minimum Viable Product). Nếu thời gian cho phép, Sprint tiếp theo sẽ bao thầu báo cáo, chart..</w:t>
@@ -382,7 +378,6 @@
     </w:p>
     <w:p>
       <w:pPr>
-        <w:pStyle w:val="ListParagraph"/>
         <w:pStyle w:val="MdListItem"/>
         <w:numPr>
           <w:ilvl w:val="0"/>
@@ -392,10 +387,8 @@
       <w:r>
         <w:rPr>
           <w:rStyle w:val="MdStrong"/>
-          <w:b/>
-          <w:bCs/>
-        </w:rPr>
-        <w:t xml:space="preserve">Cải thiện làm việc nhóm (Teamwork):</w:t>
+        </w:rPr>
+        <w:t>Cải thiện làm việc nhóm (Teamwork):</w:t>
       </w:r>
       <w:r>
         <w:t xml:space="preserve"> Cho phép các thành viên Frontend / Backend làm việc độc lập qua phân công công việc (Task Assignment) nhưng vẫn khớp được nối API nhờ các Daily meeting check API.</w:t>
@@ -408,25 +401,22 @@
     </w:p>
     <w:p>
       <w:pPr>
-        <w:pStyle w:val="Heading2"/>
         <w:pStyle w:val="MdHeading2"/>
       </w:pPr>
       <w:r>
-        <w:t xml:space="preserve">4. Yêu cầu chức năng (Functional Requirements)</w:t>
-      </w:r>
-    </w:p>
-    <w:p>
-      <w:pPr>
-        <w:pStyle w:val="Heading3"/>
+        <w:t>4. Yêu cầu chức năng (Functional Requirements)</w:t>
+      </w:r>
+    </w:p>
+    <w:p>
+      <w:pPr>
         <w:pStyle w:val="MdHeading3"/>
       </w:pPr>
       <w:r>
-        <w:t xml:space="preserve">4.1 Giai Đoạn 1 (Phase 1)</w:t>
-      </w:r>
-    </w:p>
-    <w:p>
-      <w:pPr>
-        <w:pStyle w:val="ListParagraph"/>
+        <w:t>4.1 Giai Đoạn 1 (Phase 1)</w:t>
+      </w:r>
+    </w:p>
+    <w:p>
+      <w:pPr>
         <w:pStyle w:val="MdListItem"/>
         <w:numPr>
           <w:ilvl w:val="0"/>
@@ -436,10 +426,8 @@
       <w:r>
         <w:rPr>
           <w:rStyle w:val="MdStrong"/>
-          <w:b/>
-          <w:bCs/>
-        </w:rPr>
-        <w:t xml:space="preserve">FR_01 (Xác thực / Cấp quyền - Auth):</w:t>
+        </w:rPr>
+        <w:t>FR_01 (Xác thực / Cấp quyền - Auth):</w:t>
       </w:r>
       <w:r>
         <w:t xml:space="preserve"> Hệ thống có cơ chế xác thực JWT qua 2 token rào chắn: AccessToken (Vé vào cửa ngắn hạn - 1 giờ) và RefreshToken (Vé đổi dài hạn - 30 ngày). Mật khẩu hoàn toàn là mã hóa hash một chiều chuẩn bcrypt trước khi ghim vào database nên kể cả kĩ sư thiết kế cũng không tự đọc được mật khẩu khách hàng.</w:t>
@@ -447,7 +435,6 @@
     </w:p>
     <w:p>
       <w:pPr>
-        <w:pStyle w:val="ListParagraph"/>
         <w:pStyle w:val="MdListItem"/>
         <w:numPr>
           <w:ilvl w:val="0"/>
@@ -457,10 +444,8 @@
       <w:r>
         <w:rPr>
           <w:rStyle w:val="MdStrong"/>
-          <w:b/>
-          <w:bCs/>
-        </w:rPr>
-        <w:t xml:space="preserve">FR_02 (Quản lý Giỏ hàng):</w:t>
+        </w:rPr>
+        <w:t>FR_02 (Quản lý Giỏ hàng):</w:t>
       </w:r>
       <w:r>
         <w:t xml:space="preserve"> Giỏ hàng được quản lý theo dạng lưu lượng ở máy người dùng (Local state và Redux Store), cập nhật số lượng realtime giảm thiểu tình trạng giật lag, tránh việc mỗi lần ấn "+" tăng số lượng lại phải gửi tín hiệu qua lại máy chủ quá nhiều lần.</w:t>
@@ -468,7 +453,6 @@
     </w:p>
     <w:p>
       <w:pPr>
-        <w:pStyle w:val="ListParagraph"/>
         <w:pStyle w:val="MdListItem"/>
         <w:numPr>
           <w:ilvl w:val="0"/>
@@ -478,10 +462,8 @@
       <w:r>
         <w:rPr>
           <w:rStyle w:val="MdStrong"/>
-          <w:b/>
-          <w:bCs/>
-        </w:rPr>
-        <w:t xml:space="preserve">FR_03 (Quản trị Sản phẩm):</w:t>
+        </w:rPr>
+        <w:t>FR_03 (Quản trị Sản phẩm):</w:t>
       </w:r>
       <w:r>
         <w:t xml:space="preserve"> Tính năng nghiệp vụ cho phép Admin thực hiện đầy đủ luồng Tạo mới, Danh sách, Sửa thông tin, Xóa. Hình ảnh sản phẩm được hỗ trợ mã hóa định dạng chuẩn để dễ dàng truy xuất tại máy trạm.</w:t>
@@ -489,7 +471,6 @@
     </w:p>
     <w:p>
       <w:pPr>
-        <w:pStyle w:val="ListParagraph"/>
         <w:pStyle w:val="MdListItem"/>
         <w:numPr>
           <w:ilvl w:val="0"/>
@@ -499,38 +480,33 @@
       <w:r>
         <w:rPr>
           <w:rStyle w:val="MdStrong"/>
-          <w:b/>
-          <w:bCs/>
-        </w:rPr>
-        <w:t xml:space="preserve">FR_04 (Quy trình Đặt hàng):</w:t>
+        </w:rPr>
+        <w:t>FR_04 (Quy trình Đặt hàng):</w:t>
       </w:r>
       <w:r>
         <w:t xml:space="preserve"> Xác nhận thanh toán từ User sẽ tự động dọn sạch giỏ hàng hiện tại. Đơn hàng sinh ra được hệ thống tự động ghi nhận thời gian chính xác tới từng giây (</w:t>
       </w:r>
       <w:r>
         <w:rPr>
-          <w:rStyle w:val="MdCode"/>
           <w:u w:val="single"/>
         </w:rPr>
-        <w:t xml:space="preserve">createdAt</w:t>
+        <w:t>createdAt</w:t>
       </w:r>
       <w:r>
         <w:t xml:space="preserve"> / </w:t>
       </w:r>
       <w:r>
         <w:rPr>
-          <w:rStyle w:val="MdCode"/>
           <w:u w:val="single"/>
         </w:rPr>
-        <w:t xml:space="preserve">updatedAt</w:t>
-      </w:r>
-      <w:r>
-        <w:t xml:space="preserve">) cho mục đích truy vết hàng hóa sau này và vẽ báo cáo thống kê.</w:t>
-      </w:r>
-    </w:p>
-    <w:p>
-      <w:pPr>
-        <w:pStyle w:val="ListParagraph"/>
+        <w:t>updatedAt</w:t>
+      </w:r>
+      <w:r>
+        <w:t>) cho mục đích truy vết hàng hóa sau này và vẽ báo cáo thống kê.</w:t>
+      </w:r>
+    </w:p>
+    <w:p>
+      <w:pPr>
         <w:pStyle w:val="MdListItem"/>
         <w:numPr>
           <w:ilvl w:val="0"/>
@@ -540,28 +516,24 @@
       <w:r>
         <w:rPr>
           <w:rStyle w:val="MdStrong"/>
-          <w:b/>
-          <w:bCs/>
-        </w:rPr>
-        <w:t xml:space="preserve">FR_05 (Dashboard / Biểu đồ):</w:t>
+        </w:rPr>
+        <w:t>FR_05 (Dashboard / Biểu đồ):</w:t>
       </w:r>
       <w:r>
         <w:t xml:space="preserve"> Máy chủ tự tính toán doanh thu (Revenue) thông qua bộ lọc thông minh (Chỉ tính đơn đã mua </w:t>
       </w:r>
       <w:r>
         <w:rPr>
-          <w:rStyle w:val="MdCode"/>
           <w:u w:val="single"/>
         </w:rPr>
-        <w:t xml:space="preserve">isPaid=true</w:t>
-      </w:r>
-      <w:r>
-        <w:t xml:space="preserve">) phối hợp với bộ công cụ Recharts bên phía giao diện (React Client) nhằm hiển thị dưới dạng biểu đồ cột, biểu đồ tròn theo linh hoạt các khung thời gian: Ngày, tuần, tháng.</w:t>
-      </w:r>
-    </w:p>
-    <w:p>
-      <w:pPr>
-        <w:pStyle w:val="ListParagraph"/>
+        <w:t>isPaid=true</w:t>
+      </w:r>
+      <w:r>
+        <w:t>) phối hợp với bộ công cụ Recharts bên phía giao diện (React Client) nhằm hiển thị dưới dạng biểu đồ cột, biểu đồ tròn theo linh hoạt các khung thời gian: Ngày, tuần, tháng.</w:t>
+      </w:r>
+    </w:p>
+    <w:p>
+      <w:pPr>
         <w:pStyle w:val="MdListItem"/>
         <w:numPr>
           <w:ilvl w:val="0"/>
@@ -571,10 +543,9 @@
       <w:r>
         <w:rPr>
           <w:rStyle w:val="MdStrong"/>
-          <w:b/>
-          <w:bCs/>
-        </w:rPr>
-        <w:t xml:space="preserve">FR_06 (Trích xuất dữ liệu):</w:t>
+        </w:rPr>
+        <w:lastRenderedPageBreak/>
+        <w:t>FR_06 (Trích xuất dữ liệu):</w:t>
       </w:r>
       <w:r>
         <w:t xml:space="preserve"> Quyền thao tác Export (Xuất báo cáo) cho Admin, cho phép trích xuất các đơn hàng ở dạng lưới và tải xuống file Excel (.XLSX) chuẩn chỉnh giúp thuận tiện mở trên Office máy tính để trình sếp/nhà đầu tư.</w:t>
@@ -587,16 +558,14 @@
     </w:p>
     <w:p>
       <w:pPr>
-        <w:pStyle w:val="Heading3"/>
         <w:pStyle w:val="MdHeading3"/>
       </w:pPr>
       <w:r>
-        <w:t xml:space="preserve">4.2 Giai Đoạn 2 (Phase 2 - Mở rộng tương lai)</w:t>
-      </w:r>
-    </w:p>
-    <w:p>
-      <w:pPr>
-        <w:pStyle w:val="ListParagraph"/>
+        <w:t>4.2 Giai Đoạn 2 (Phase 2 - Mở rộng tương lai)</w:t>
+      </w:r>
+    </w:p>
+    <w:p>
+      <w:pPr>
         <w:pStyle w:val="MdListItem"/>
         <w:numPr>
           <w:ilvl w:val="0"/>
@@ -606,50 +575,44 @@
       <w:r>
         <w:rPr>
           <w:rStyle w:val="MdStrong"/>
-          <w:b/>
-          <w:bCs/>
-        </w:rPr>
-        <w:t xml:space="preserve">FR_07 (Social Reviews):</w:t>
+        </w:rPr>
+        <w:t>FR_07 (Social Reviews):</w:t>
       </w:r>
       <w:r>
         <w:t xml:space="preserve"> Bổ sung Collection </w:t>
       </w:r>
       <w:r>
         <w:rPr>
-          <w:rStyle w:val="MdCode"/>
           <w:u w:val="single"/>
         </w:rPr>
-        <w:t xml:space="preserve">ReviewModel</w:t>
+        <w:t>ReviewModel</w:t>
       </w:r>
       <w:r>
         <w:t xml:space="preserve"> khóa ngoại trỏ tới </w:t>
       </w:r>
       <w:r>
         <w:rPr>
-          <w:rStyle w:val="MdCode"/>
           <w:u w:val="single"/>
         </w:rPr>
-        <w:t xml:space="preserve">Product</w:t>
+        <w:t>Product</w:t>
       </w:r>
       <w:r>
         <w:t xml:space="preserve"> và </w:t>
       </w:r>
       <w:r>
         <w:rPr>
-          <w:rStyle w:val="MdCode"/>
           <w:u w:val="single"/>
         </w:rPr>
-        <w:t xml:space="preserve">User</w:t>
+        <w:t>User</w:t>
       </w:r>
       <w:r>
         <w:t xml:space="preserve">, yêu cầu validation chỉ cho phép submit đánh giá lúc </w:t>
       </w:r>
       <w:r>
         <w:rPr>
-          <w:rStyle w:val="MdCode"/>
           <w:u w:val="single"/>
         </w:rPr>
-        <w:t xml:space="preserve">Order</w:t>
+        <w:t>Order</w:t>
       </w:r>
       <w:r>
         <w:t xml:space="preserve"> (đơn hàng) xác thực đã thành công.</w:t>
@@ -657,7 +620,6 @@
     </w:p>
     <w:p>
       <w:pPr>
-        <w:pStyle w:val="ListParagraph"/>
         <w:pStyle w:val="MdListItem"/>
         <w:numPr>
           <w:ilvl w:val="0"/>
@@ -667,10 +629,8 @@
       <w:r>
         <w:rPr>
           <w:rStyle w:val="MdStrong"/>
-          <w:b/>
-          <w:bCs/>
-        </w:rPr>
-        <w:t xml:space="preserve">FR_08 (Coupon / Vouchers engine):</w:t>
+        </w:rPr>
+        <w:t>FR_08 (Coupon / Vouchers engine):</w:t>
       </w:r>
       <w:r>
         <w:t xml:space="preserve"> Xây dựng bộ Engine Voucher tự động kiểm tra tham số: Code tồn tại, Ngày hết hạn, Số lượng Capacity. Áp dụng Middleware tính lại TotalPrice Checkout.</w:t>
@@ -678,7 +638,6 @@
     </w:p>
     <w:p>
       <w:pPr>
-        <w:pStyle w:val="ListParagraph"/>
         <w:pStyle w:val="MdListItem"/>
         <w:numPr>
           <w:ilvl w:val="0"/>
@@ -688,10 +647,8 @@
       <w:r>
         <w:rPr>
           <w:rStyle w:val="MdStrong"/>
-          <w:b/>
-          <w:bCs/>
-        </w:rPr>
-        <w:t xml:space="preserve">FR_09 (Event Emailing):</w:t>
+        </w:rPr>
+        <w:t>FR_09 (Event Emailing):</w:t>
       </w:r>
       <w:r>
         <w:t xml:space="preserve"> Gọi Nodemailer tự động bắt event kích hoạt gửi mã xác nhận OTP / Hoá đơn gửi thẳng đến email khách hàng (via SMTP Transport) tại các trigger trên backend.</w:t>
@@ -704,11 +661,10 @@
     </w:p>
     <w:p>
       <w:pPr>
-        <w:pStyle w:val="Heading2"/>
         <w:pStyle w:val="MdHeading2"/>
       </w:pPr>
       <w:r>
-        <w:t xml:space="preserve">5. Yêu cầu phi chức năng (Non-Functional Requirements)</w:t>
+        <w:t>5. Yêu cầu phi chức năng (Non-Functional Requirements)</w:t>
       </w:r>
     </w:p>
     <w:p>
@@ -716,7 +672,7 @@
         <w:pStyle w:val="MdParagraph"/>
       </w:pPr>
       <w:r>
-        <w:t xml:space="preserve">Tất cả các yêu cầu phi chức năng được định lượng cụ thể qua các chỉ số cam kết chất lượng dịch vụ (Service Level Agreement - SLA):</w:t>
+        <w:t>Tất cả các yêu cầu phi chức năng được định lượng cụ thể qua các chỉ số cam kết chất lượng dịch vụ (Service Level Agreement - SLA):</w:t>
       </w:r>
     </w:p>
     <w:p>
@@ -726,7 +682,6 @@
     </w:p>
     <w:p>
       <w:pPr>
-        <w:pStyle w:val="ListParagraph"/>
         <w:pStyle w:val="MdListItem"/>
         <w:numPr>
           <w:ilvl w:val="0"/>
@@ -736,15 +691,12 @@
       <w:r>
         <w:rPr>
           <w:rStyle w:val="MdStrong"/>
-          <w:b/>
-          <w:bCs/>
-        </w:rPr>
-        <w:t xml:space="preserve">Hiệu năng (Performance / Latency):</w:t>
-      </w:r>
-    </w:p>
-    <w:p>
-      <w:pPr>
-        <w:pStyle w:val="ListParagraph"/>
+        </w:rPr>
+        <w:t>Hiệu năng (Performance / Latency):</w:t>
+      </w:r>
+    </w:p>
+    <w:p>
+      <w:pPr>
         <w:pStyle w:val="MdListItem"/>
         <w:numPr>
           <w:ilvl w:val="1"/>
@@ -754,10 +706,8 @@
       <w:r>
         <w:rPr>
           <w:rStyle w:val="MdStrong"/>
-          <w:b/>
-          <w:bCs/>
-        </w:rPr>
-        <w:t xml:space="preserve">Thời gian phản hồi (Response Time):</w:t>
+        </w:rPr>
+        <w:t>Thời gian phản hồi (Response Time):</w:t>
       </w:r>
       <w:r>
         <w:t xml:space="preserve"> Tải trang danh mục sản phẩm mất </w:t>
@@ -765,10 +715,8 @@
       <w:r>
         <w:rPr>
           <w:rStyle w:val="MdStrong"/>
-          <w:b/>
-          <w:bCs/>
-        </w:rPr>
-        <w:t xml:space="preserve">&lt; 2.5 giây</w:t>
+        </w:rPr>
+        <w:t>&lt; 2.5 giây</w:t>
       </w:r>
       <w:r>
         <w:t xml:space="preserve"> cho 95% lượng user truy cập (95th percentile). API tra cứu đơn hàng trả kết quả trong </w:t>
@@ -776,18 +724,15 @@
       <w:r>
         <w:rPr>
           <w:rStyle w:val="MdStrong"/>
-          <w:b/>
-          <w:bCs/>
-        </w:rPr>
-        <w:t xml:space="preserve">&lt; 500ms</w:t>
-      </w:r>
-      <w:r>
-        <w:t xml:space="preserve">.</w:t>
-      </w:r>
-    </w:p>
-    <w:p>
-      <w:pPr>
-        <w:pStyle w:val="ListParagraph"/>
+        </w:rPr>
+        <w:t>&lt; 500ms</w:t>
+      </w:r>
+      <w:r>
+        <w:t>.</w:t>
+      </w:r>
+    </w:p>
+    <w:p>
+      <w:pPr>
         <w:pStyle w:val="MdListItem"/>
         <w:numPr>
           <w:ilvl w:val="1"/>
@@ -797,10 +742,8 @@
       <w:r>
         <w:rPr>
           <w:rStyle w:val="MdStrong"/>
-          <w:b/>
-          <w:bCs/>
-        </w:rPr>
-        <w:t xml:space="preserve">Tối ưu Web:</w:t>
+        </w:rPr>
+        <w:t>Tối ưu Web:</w:t>
       </w:r>
       <w:r>
         <w:t xml:space="preserve"> Web sử dụng React Query để fetch và cache dữ liệu, giảm thiểu thừa API Requests; Lazy load hình ảnh để tiết kiệm băng thông.</w:t>
@@ -808,7 +751,6 @@
     </w:p>
     <w:p>
       <w:pPr>
-        <w:pStyle w:val="ListParagraph"/>
         <w:pStyle w:val="MdListItem"/>
         <w:numPr>
           <w:ilvl w:val="1"/>
@@ -818,10 +760,8 @@
       <w:r>
         <w:rPr>
           <w:rStyle w:val="MdStrong"/>
-          <w:b/>
-          <w:bCs/>
-        </w:rPr>
-        <w:t xml:space="preserve">Tải trọng (Load Capacity):</w:t>
+        </w:rPr>
+        <w:t>Tải trọng (Load Capacity):</w:t>
       </w:r>
       <w:r>
         <w:t xml:space="preserve"> Chịu được tối đa </w:t>
@@ -829,10 +769,8 @@
       <w:r>
         <w:rPr>
           <w:rStyle w:val="MdStrong"/>
-          <w:b/>
-          <w:bCs/>
-        </w:rPr>
-        <w:t xml:space="preserve">500 CCU</w:t>
+        </w:rPr>
+        <w:t>500 CCU</w:t>
       </w:r>
       <w:r>
         <w:t xml:space="preserve"> (Concurrent Users) cùng lúc truy cập mà không rớt mạng.</w:t>
@@ -840,7 +778,6 @@
     </w:p>
     <w:p>
       <w:pPr>
-        <w:pStyle w:val="ListParagraph"/>
         <w:pStyle w:val="MdListItem"/>
         <w:numPr>
           <w:ilvl w:val="0"/>
@@ -850,15 +787,12 @@
       <w:r>
         <w:rPr>
           <w:rStyle w:val="MdStrong"/>
-          <w:b/>
-          <w:bCs/>
-        </w:rPr>
-        <w:t xml:space="preserve">Bảo mật (Security):</w:t>
-      </w:r>
-    </w:p>
-    <w:p>
-      <w:pPr>
-        <w:pStyle w:val="ListParagraph"/>
+        </w:rPr>
+        <w:t>Bảo mật (Security):</w:t>
+      </w:r>
+    </w:p>
+    <w:p>
+      <w:pPr>
         <w:pStyle w:val="MdListItem"/>
         <w:numPr>
           <w:ilvl w:val="1"/>
@@ -870,28 +804,25 @@
       </w:r>
       <w:r>
         <w:rPr>
-          <w:rStyle w:val="MdCode"/>
           <w:u w:val="single"/>
         </w:rPr>
-        <w:t xml:space="preserve">Mongo_DB</w:t>
+        <w:t>Mongo_DB</w:t>
       </w:r>
       <w:r>
         <w:t xml:space="preserve">), JWT Key giấu kín trong environment variables </w:t>
       </w:r>
       <w:r>
         <w:rPr>
-          <w:rStyle w:val="MdCode"/>
           <w:u w:val="single"/>
         </w:rPr>
-        <w:t xml:space="preserve">.env</w:t>
-      </w:r>
-      <w:r>
-        <w:t xml:space="preserve">.</w:t>
-      </w:r>
-    </w:p>
-    <w:p>
-      <w:pPr>
-        <w:pStyle w:val="ListParagraph"/>
+        <w:t>.env</w:t>
+      </w:r>
+      <w:r>
+        <w:t>.</w:t>
+      </w:r>
+    </w:p>
+    <w:p>
+      <w:pPr>
         <w:pStyle w:val="MdListItem"/>
         <w:numPr>
           <w:ilvl w:val="1"/>
@@ -903,28 +834,25 @@
       </w:r>
       <w:r>
         <w:rPr>
-          <w:rStyle w:val="MdCode"/>
           <w:u w:val="single"/>
         </w:rPr>
-        <w:t xml:space="preserve">isAdmin</w:t>
+        <w:t>isAdmin</w:t>
       </w:r>
       <w:r>
         <w:t xml:space="preserve">. Mật khẩu băm bằng Bcrypt với cost factor tối thiểu là </w:t>
       </w:r>
       <w:r>
         <w:rPr>
-          <w:rStyle w:val="MdCode"/>
           <w:u w:val="single"/>
         </w:rPr>
-        <w:t xml:space="preserve">10</w:t>
-      </w:r>
-      <w:r>
-        <w:t xml:space="preserve">.</w:t>
-      </w:r>
-    </w:p>
-    <w:p>
-      <w:pPr>
-        <w:pStyle w:val="ListParagraph"/>
+        <w:t>10</w:t>
+      </w:r>
+      <w:r>
+        <w:t>.</w:t>
+      </w:r>
+    </w:p>
+    <w:p>
+      <w:pPr>
         <w:pStyle w:val="MdListItem"/>
         <w:numPr>
           <w:ilvl w:val="0"/>
@@ -934,15 +862,12 @@
       <w:r>
         <w:rPr>
           <w:rStyle w:val="MdStrong"/>
-          <w:b/>
-          <w:bCs/>
-        </w:rPr>
-        <w:t xml:space="preserve">Khả năng mở rộng (Scalability &amp; Maintainability):</w:t>
-      </w:r>
-    </w:p>
-    <w:p>
-      <w:pPr>
-        <w:pStyle w:val="ListParagraph"/>
+        </w:rPr>
+        <w:t>Khả năng mở rộng (Scalability &amp; Maintainability):</w:t>
+      </w:r>
+    </w:p>
+    <w:p>
+      <w:pPr>
         <w:pStyle w:val="MdListItem"/>
         <w:numPr>
           <w:ilvl w:val="1"/>
@@ -950,12 +875,11 @@
         </w:numPr>
       </w:pPr>
       <w:r>
-        <w:t xml:space="preserve">Backend triển khai Controller - Service Pattern rõ ràng, lỏng lẻo hóa sự phụ thuộc (Loose Coupling).</w:t>
-      </w:r>
-    </w:p>
-    <w:p>
-      <w:pPr>
-        <w:pStyle w:val="ListParagraph"/>
+        <w:t>Backend triển khai Controller - Service Pattern rõ ràng, lỏng lẻo hóa sự phụ thuộc (Loose Coupling).</w:t>
+      </w:r>
+    </w:p>
+    <w:p>
+      <w:pPr>
         <w:pStyle w:val="MdListItem"/>
         <w:numPr>
           <w:ilvl w:val="1"/>
@@ -963,12 +887,11 @@
         </w:numPr>
       </w:pPr>
       <w:r>
-        <w:t xml:space="preserve">Có thể containerization dự án bằng Docker (Dockerize) để scale ngang nhiều node trên môi trường Cloud thuần túy.</w:t>
-      </w:r>
-    </w:p>
-    <w:p>
-      <w:pPr>
-        <w:pStyle w:val="ListParagraph"/>
+        <w:t>Có thể containerization dự án bằng Docker (Dockerize) để scale ngang nhiều node trên môi trường Cloud thuần túy.</w:t>
+      </w:r>
+    </w:p>
+    <w:p>
+      <w:pPr>
         <w:pStyle w:val="MdListItem"/>
         <w:numPr>
           <w:ilvl w:val="0"/>
@@ -978,15 +901,12 @@
       <w:r>
         <w:rPr>
           <w:rStyle w:val="MdStrong"/>
-          <w:b/>
-          <w:bCs/>
-        </w:rPr>
-        <w:t xml:space="preserve">Thân thiện người dùng (UX / Usability):</w:t>
-      </w:r>
-    </w:p>
-    <w:p>
-      <w:pPr>
-        <w:pStyle w:val="ListParagraph"/>
+        </w:rPr>
+        <w:t>Thân thiện người dùng (UX / Usability):</w:t>
+      </w:r>
+    </w:p>
+    <w:p>
+      <w:pPr>
         <w:pStyle w:val="MdListItem"/>
         <w:numPr>
           <w:ilvl w:val="1"/>
@@ -994,7 +914,7 @@
         </w:numPr>
       </w:pPr>
       <w:r>
-        <w:t xml:space="preserve">Đạt điểm &gt; 80/100 trên Google Lighthouse Test cho hạng mục Accessibility và Best Practices. Giao diện Responsive hoạt động tốt trên Mobile (kích thước màn hình tối thiểu 375px) và Desktop.</w:t>
+        <w:t>Đạt điểm &gt; 80/100 trên Google Lighthouse Test cho hạng mục Accessibility và Best Practices. Giao diện Responsive hoạt động tốt trên Mobile (kích thước màn hình tối thiểu 375px) và Desktop.</w:t>
       </w:r>
     </w:p>
     <w:p>
@@ -1004,11 +924,11 @@
     </w:p>
     <w:p>
       <w:pPr>
-        <w:pStyle w:val="Heading2"/>
         <w:pStyle w:val="MdHeading2"/>
       </w:pPr>
       <w:r>
-        <w:t xml:space="preserve">6. Dự tính mức độ tải và dung lượng hệ thống (System Sizing)</w:t>
+        <w:lastRenderedPageBreak/>
+        <w:t>6. Dự tính mức độ tải và dung lượng hệ thống (System Sizing)</w:t>
       </w:r>
     </w:p>
     <w:p>
@@ -1016,7 +936,7 @@
         <w:pStyle w:val="MdParagraph"/>
       </w:pPr>
       <w:r>
-        <w:t xml:space="preserve">Dự toán tài nguyên (Sizing) nhằm đảm bảo hệ thống duy trì tính sẵn sàng cao không bị gián đoạn, tối ưu chi phí hạ tầng trong giai đoạn đầu và có thể tự động co giãn (Auto-scaling) ở giai đoạn sau.</w:t>
+        <w:t>Dự toán tài nguyên (Sizing) nhằm đảm bảo hệ thống duy trì tính sẵn sàng cao không bị gián đoạn, tối ưu chi phí hạ tầng trong giai đoạn đầu và có thể tự động co giãn (Auto-scaling) ở giai đoạn sau.</w:t>
       </w:r>
     </w:p>
     <w:p>
@@ -1031,10 +951,8 @@
       <w:r>
         <w:rPr>
           <w:rStyle w:val="MdStrong"/>
-          <w:b/>
-          <w:bCs/>
-        </w:rPr>
-        <w:t xml:space="preserve">1. Sizing theo Lượng truy cập (Traffic &amp; Computing CPU/RAM):</w:t>
+        </w:rPr>
+        <w:t>1. Sizing theo Lượng truy cập (Traffic &amp; Computing CPU/RAM):</w:t>
       </w:r>
     </w:p>
     <w:p>
@@ -1044,7 +962,6 @@
     </w:p>
     <w:p>
       <w:pPr>
-        <w:pStyle w:val="ListParagraph"/>
         <w:pStyle w:val="MdListItem"/>
         <w:numPr>
           <w:ilvl w:val="0"/>
@@ -1054,10 +971,8 @@
       <w:r>
         <w:rPr>
           <w:rStyle w:val="MdStrong"/>
-          <w:b/>
-          <w:bCs/>
-        </w:rPr>
-        <w:t xml:space="preserve">Traffic dự kiến:</w:t>
+        </w:rPr>
+        <w:t>Traffic dự kiến:</w:t>
       </w:r>
       <w:r>
         <w:t xml:space="preserve"> Trung bình 5.000 - 10.000 lượt truy cập/ngày (DAU). Khung giờ cao điểm (Peak Time) chịu tải được khoảng 500 CCU đồng thời.</w:t>
@@ -1065,7 +980,6 @@
     </w:p>
     <w:p>
       <w:pPr>
-        <w:pStyle w:val="ListParagraph"/>
         <w:pStyle w:val="MdListItem"/>
         <w:numPr>
           <w:ilvl w:val="0"/>
@@ -1075,10 +989,8 @@
       <w:r>
         <w:rPr>
           <w:rStyle w:val="MdStrong"/>
-          <w:b/>
-          <w:bCs/>
-        </w:rPr>
-        <w:t xml:space="preserve">Tùy chọn Server Backend:</w:t>
+        </w:rPr>
+        <w:t>Tùy chọn Server Backend:</w:t>
       </w:r>
       <w:r>
         <w:t xml:space="preserve"> Node.js chạy dạng non-blocking. Cấu hình đề xuất tối thiểu 1 vCPU, 2GB RAM cho máy chủ Ứng dụng.</w:t>
@@ -1086,7 +998,6 @@
     </w:p>
     <w:p>
       <w:pPr>
-        <w:pStyle w:val="ListParagraph"/>
         <w:pStyle w:val="MdListItem"/>
         <w:numPr>
           <w:ilvl w:val="0"/>
@@ -1096,10 +1007,8 @@
       <w:r>
         <w:rPr>
           <w:rStyle w:val="MdStrong"/>
-          <w:b/>
-          <w:bCs/>
-        </w:rPr>
-        <w:t xml:space="preserve">Băng thông mạng (Bandwidth):</w:t>
+        </w:rPr>
+        <w:t>Băng thông mạng (Bandwidth):</w:t>
       </w:r>
       <w:r>
         <w:t xml:space="preserve"> Lớp giao diện (Frontend React) được đóng gói và đặt tại Edge CDN của nền tảng Vercel giúp giảm hao tổn băng thông tĩnh, phân tải máy chủ gốc (Origin Server).</w:t>
@@ -1117,10 +1026,8 @@
       <w:r>
         <w:rPr>
           <w:rStyle w:val="MdStrong"/>
-          <w:b/>
-          <w:bCs/>
-        </w:rPr>
-        <w:t xml:space="preserve">2. Sizing theo Dung lượng lưu trữ (Database &amp; Media Storage):</w:t>
+        </w:rPr>
+        <w:t>2. Sizing theo Dung lượng lưu trữ (Database &amp; Media Storage):</w:t>
       </w:r>
     </w:p>
     <w:p>
@@ -1130,7 +1037,6 @@
     </w:p>
     <w:p>
       <w:pPr>
-        <w:pStyle w:val="ListParagraph"/>
         <w:pStyle w:val="MdListItem"/>
         <w:numPr>
           <w:ilvl w:val="0"/>
@@ -1140,10 +1046,8 @@
       <w:r>
         <w:rPr>
           <w:rStyle w:val="MdStrong"/>
-          <w:b/>
-          <w:bCs/>
-        </w:rPr>
-        <w:t xml:space="preserve">Dữ liệu dạng văn bản (MongoDB JSON Storage):</w:t>
+        </w:rPr>
+        <w:t>Dữ liệu dạng văn bản (MongoDB JSON Storage):</w:t>
       </w:r>
       <w:r>
         <w:t xml:space="preserve"> Lưu hồ sơ User, log Giao dịch đơn hàng, Catalog Sản phẩm. MongoDB Atlas gói 512MB - 1GB là đủ để chứa đến hàng chục nghìn lượt mua sắm mới mỗi tháng, vì JSON text cực kỳ tiết kiệm bộ nhớ.</w:t>
@@ -1151,7 +1055,6 @@
     </w:p>
     <w:p>
       <w:pPr>
-        <w:pStyle w:val="ListParagraph"/>
         <w:pStyle w:val="MdListItem"/>
         <w:numPr>
           <w:ilvl w:val="0"/>
@@ -1161,15 +1064,12 @@
       <w:r>
         <w:rPr>
           <w:rStyle w:val="MdStrong"/>
-          <w:b/>
-          <w:bCs/>
-        </w:rPr>
-        <w:t xml:space="preserve">Dữ liệu tập tin lớn (Media lưu trữ hình ảnh):</w:t>
-      </w:r>
-    </w:p>
-    <w:p>
-      <w:pPr>
-        <w:pStyle w:val="ListParagraph"/>
+        </w:rPr>
+        <w:t>Dữ liệu tập tin lớn (Media lưu trữ hình ảnh):</w:t>
+      </w:r>
+    </w:p>
+    <w:p>
+      <w:pPr>
         <w:pStyle w:val="MdListItem"/>
         <w:numPr>
           <w:ilvl w:val="1"/>
@@ -1177,12 +1077,11 @@
         </w:numPr>
       </w:pPr>
       <w:r>
-        <w:t xml:space="preserve">Thay vì lưu thẳng ảnh sản phẩm vào Database khiến máy chủ DB nặng, các file ảnh (Banners, Sản phẩm) tải lên qua hệ thống lưu trữ đối tượng bên thứ ba, điển hình là Cloudinary chuyên dụng.</w:t>
-      </w:r>
-    </w:p>
-    <w:p>
-      <w:pPr>
-        <w:pStyle w:val="ListParagraph"/>
+        <w:t>Thay vì lưu thẳng ảnh sản phẩm vào Database khiến máy chủ DB nặng, các file ảnh (Banners, Sản phẩm) tải lên qua hệ thống lưu trữ đối tượng bên thứ ba, điển hình là Cloudinary chuyên dụng.</w:t>
+      </w:r>
+    </w:p>
+    <w:p>
+      <w:pPr>
         <w:pStyle w:val="MdListItem"/>
         <w:numPr>
           <w:ilvl w:val="1"/>
@@ -1194,10 +1093,9 @@
       </w:r>
       <w:r>
         <w:rPr>
-          <w:rStyle w:val="MdCode"/>
           <w:u w:val="single"/>
         </w:rPr>
-        <w:t xml:space="preserve">.WebP</w:t>
+        <w:t>.WebP</w:t>
       </w:r>
       <w:r>
         <w:t xml:space="preserve"> size ~150kb, chi phí lưu trữ ảnh dao động ở mức 2GB - 5GB giai đoạn đầu tiên xây dựng.</w:t>
@@ -1210,11 +1108,10 @@
     </w:p>
     <w:p>
       <w:pPr>
-        <w:pStyle w:val="Heading2"/>
         <w:pStyle w:val="MdHeading2"/>
       </w:pPr>
       <w:r>
-        <w:t xml:space="preserve">7. Ma trận truy xuất nguồn gốc (Traceability Matrix)</w:t>
+        <w:t>7. Ma trận truy xuất nguồn gốc (Traceability Matrix)</w:t>
       </w:r>
     </w:p>
     <w:p>
@@ -1222,7 +1119,7 @@
         <w:pStyle w:val="MdParagraph"/>
       </w:pPr>
       <w:r>
-        <w:t xml:space="preserve">Ma trận dưới đây thể hiện sự liên kết chặt chẽ giữa Yêu cầu chức năng (FR) và các luồng Use Case cụ thể (UC) được định nghĩa ở Giai đoạn 1:</w:t>
+        <w:t>Ma trận dưới đây thể hiện sự liên kết chặt chẽ giữa Yêu cầu chức năng (FR) và các luồng Use Case cụ thể (UC) được định nghĩa ở Giai đoạn 1:</w:t>
       </w:r>
     </w:p>
     <w:p>
@@ -1232,31 +1129,42 @@
     </w:p>
     <w:tbl>
       <w:tblPr>
-        <w:tblStyle w:val="MdTable"/>
-        <w:tblW w:type="pct" w:w="100%"/>
+        <w:tblW w:w="5000" w:type="pct"/>
         <w:tblBorders>
-          <w:top w:val="single" w:color="auto" w:sz="4"/>
-          <w:left w:val="single" w:color="auto" w:sz="4"/>
-          <w:bottom w:val="single" w:color="auto" w:sz="4"/>
-          <w:right w:val="single" w:color="auto" w:sz="4"/>
-          <w:insideH w:val="single" w:color="auto" w:sz="4"/>
-          <w:insideV w:val="single" w:color="auto" w:sz="4"/>
+          <w:top w:val="single" w:sz="4" w:space="0" w:color="auto"/>
+          <w:left w:val="single" w:sz="4" w:space="0" w:color="auto"/>
+          <w:bottom w:val="single" w:sz="4" w:space="0" w:color="auto"/>
+          <w:right w:val="single" w:sz="4" w:space="0" w:color="auto"/>
+          <w:insideH w:val="single" w:sz="4" w:space="0" w:color="auto"/>
+          <w:insideV w:val="single" w:sz="4" w:space="0" w:color="auto"/>
         </w:tblBorders>
+        <w:tblCellMar>
+          <w:left w:w="10" w:type="dxa"/>
+          <w:right w:w="10" w:type="dxa"/>
+        </w:tblCellMar>
+        <w:tblLook w:val="0000" w:firstRow="0" w:lastRow="0" w:firstColumn="0" w:lastColumn="0" w:noHBand="0" w:noVBand="0"/>
       </w:tblPr>
       <w:tblGrid>
-        <w:gridCol w:w="2500"/>
-        <w:gridCol w:w="2500"/>
-        <w:gridCol w:w="2500"/>
-        <w:gridCol w:w="2500"/>
+        <w:gridCol w:w="1574"/>
+        <w:gridCol w:w="2459"/>
+        <w:gridCol w:w="3083"/>
+        <w:gridCol w:w="1900"/>
       </w:tblGrid>
       <w:tr>
+        <w:tblPrEx>
+          <w:tblCellMar>
+            <w:top w:w="0" w:type="dxa"/>
+            <w:bottom w:w="0" w:type="dxa"/>
+          </w:tblCellMar>
+        </w:tblPrEx>
         <w:trPr>
           <w:cantSplit/>
           <w:tblHeader/>
         </w:trPr>
         <w:tc>
           <w:tcPr>
-            <w:shd w:fill="F2F2F2"/>
+            <w:tcW w:w="0" w:type="auto"/>
+            <w:shd w:val="clear" w:color="auto" w:fill="F2F2F2"/>
             <w:vAlign w:val="center"/>
           </w:tcPr>
           <w:p>
@@ -1264,13 +1172,14 @@
               <w:pStyle w:val="MdTableHeader"/>
             </w:pPr>
             <w:r>
-              <w:t xml:space="preserve">ID Yêu Cầu (FR)</w:t>
-            </w:r>
-          </w:p>
-        </w:tc>
-        <w:tc>
-          <w:tcPr>
-            <w:shd w:fill="F2F2F2"/>
+              <w:t>ID Yêu Cầu (FR)</w:t>
+            </w:r>
+          </w:p>
+        </w:tc>
+        <w:tc>
+          <w:tcPr>
+            <w:tcW w:w="0" w:type="auto"/>
+            <w:shd w:val="clear" w:color="auto" w:fill="F2F2F2"/>
             <w:vAlign w:val="center"/>
           </w:tcPr>
           <w:p>
@@ -1278,13 +1187,14 @@
               <w:pStyle w:val="MdTableHeader"/>
             </w:pPr>
             <w:r>
-              <w:t xml:space="preserve">Tên Yêu Cầu Chức Năng</w:t>
-            </w:r>
-          </w:p>
-        </w:tc>
-        <w:tc>
-          <w:tcPr>
-            <w:shd w:fill="F2F2F2"/>
+              <w:t>Tên Yêu Cầu Chức Năng</w:t>
+            </w:r>
+          </w:p>
+        </w:tc>
+        <w:tc>
+          <w:tcPr>
+            <w:tcW w:w="0" w:type="auto"/>
+            <w:shd w:val="clear" w:color="auto" w:fill="F2F2F2"/>
             <w:vAlign w:val="center"/>
           </w:tcPr>
           <w:p>
@@ -1292,13 +1202,14 @@
               <w:pStyle w:val="MdTableHeader"/>
             </w:pPr>
             <w:r>
-              <w:t xml:space="preserve">Liên kết Use Case (UC)</w:t>
-            </w:r>
-          </w:p>
-        </w:tc>
-        <w:tc>
-          <w:tcPr>
-            <w:shd w:fill="F2F2F2"/>
+              <w:t>Liên kết Use Case (UC)</w:t>
+            </w:r>
+          </w:p>
+        </w:tc>
+        <w:tc>
+          <w:tcPr>
+            <w:tcW w:w="0" w:type="auto"/>
+            <w:shd w:val="clear" w:color="auto" w:fill="F2F2F2"/>
             <w:vAlign w:val="center"/>
           </w:tcPr>
           <w:p>
@@ -1306,349 +1217,409 @@
               <w:pStyle w:val="MdTableHeader"/>
             </w:pPr>
             <w:r>
-              <w:t xml:space="preserve">Phân hệ (Module)</w:t>
+              <w:t>Phân hệ (Module)</w:t>
             </w:r>
           </w:p>
         </w:tc>
       </w:tr>
       <w:tr>
+        <w:tblPrEx>
+          <w:tblCellMar>
+            <w:top w:w="0" w:type="dxa"/>
+            <w:bottom w:w="0" w:type="dxa"/>
+          </w:tblCellMar>
+        </w:tblPrEx>
         <w:trPr>
           <w:cantSplit/>
         </w:trPr>
         <w:tc>
           <w:tcPr>
-            <w:vAlign w:val="center"/>
-          </w:tcPr>
-          <w:p>
-            <w:pPr>
-              <w:pStyle w:val="MdTableCell"/>
-            </w:pPr>
-            <w:r>
-              <w:t xml:space="preserve">FR_01</w:t>
-            </w:r>
-          </w:p>
-        </w:tc>
-        <w:tc>
-          <w:tcPr>
-            <w:vAlign w:val="center"/>
-          </w:tcPr>
-          <w:p>
-            <w:pPr>
-              <w:pStyle w:val="MdTableCell"/>
-            </w:pPr>
-            <w:r>
-              <w:t xml:space="preserve">Xác thực / Cấp quyền - Auth</w:t>
-            </w:r>
-          </w:p>
-        </w:tc>
-        <w:tc>
-          <w:tcPr>
-            <w:vAlign w:val="center"/>
-          </w:tcPr>
-          <w:p>
-            <w:pPr>
-              <w:pStyle w:val="MdTableCell"/>
-            </w:pPr>
-            <w:r>
-              <w:t xml:space="preserve">UC-U01, UC-U02, UC-A01</w:t>
-            </w:r>
-          </w:p>
-        </w:tc>
-        <w:tc>
-          <w:tcPr>
-            <w:vAlign w:val="center"/>
-          </w:tcPr>
-          <w:p>
-            <w:pPr>
-              <w:pStyle w:val="MdTableCell"/>
-            </w:pPr>
-            <w:r>
-              <w:t xml:space="preserve">Hệ thống &amp; Bảo mật</w:t>
+            <w:tcW w:w="0" w:type="auto"/>
+            <w:vAlign w:val="center"/>
+          </w:tcPr>
+          <w:p>
+            <w:pPr>
+              <w:pStyle w:val="MdTableCell"/>
+            </w:pPr>
+            <w:r>
+              <w:t>FR_01</w:t>
+            </w:r>
+          </w:p>
+        </w:tc>
+        <w:tc>
+          <w:tcPr>
+            <w:tcW w:w="0" w:type="auto"/>
+            <w:vAlign w:val="center"/>
+          </w:tcPr>
+          <w:p>
+            <w:pPr>
+              <w:pStyle w:val="MdTableCell"/>
+            </w:pPr>
+            <w:r>
+              <w:t>Xác thực / Cấp quyền - Auth</w:t>
+            </w:r>
+          </w:p>
+        </w:tc>
+        <w:tc>
+          <w:tcPr>
+            <w:tcW w:w="0" w:type="auto"/>
+            <w:vAlign w:val="center"/>
+          </w:tcPr>
+          <w:p>
+            <w:pPr>
+              <w:pStyle w:val="MdTableCell"/>
+            </w:pPr>
+            <w:r>
+              <w:t>UC-U01, UC-U02, UC-A01</w:t>
+            </w:r>
+          </w:p>
+        </w:tc>
+        <w:tc>
+          <w:tcPr>
+            <w:tcW w:w="0" w:type="auto"/>
+            <w:vAlign w:val="center"/>
+          </w:tcPr>
+          <w:p>
+            <w:pPr>
+              <w:pStyle w:val="MdTableCell"/>
+            </w:pPr>
+            <w:r>
+              <w:t>Hệ thống &amp; Bảo mật</w:t>
             </w:r>
           </w:p>
         </w:tc>
       </w:tr>
       <w:tr>
+        <w:tblPrEx>
+          <w:tblCellMar>
+            <w:top w:w="0" w:type="dxa"/>
+            <w:bottom w:w="0" w:type="dxa"/>
+          </w:tblCellMar>
+        </w:tblPrEx>
         <w:trPr>
           <w:cantSplit/>
         </w:trPr>
         <w:tc>
           <w:tcPr>
-            <w:vAlign w:val="center"/>
-          </w:tcPr>
-          <w:p>
-            <w:pPr>
-              <w:pStyle w:val="MdTableCell"/>
-            </w:pPr>
-            <w:r>
-              <w:t xml:space="preserve">FR_02</w:t>
-            </w:r>
-          </w:p>
-        </w:tc>
-        <w:tc>
-          <w:tcPr>
-            <w:vAlign w:val="center"/>
-          </w:tcPr>
-          <w:p>
-            <w:pPr>
-              <w:pStyle w:val="MdTableCell"/>
-            </w:pPr>
-            <w:r>
-              <w:t xml:space="preserve">Quản lý Giỏ hàng</w:t>
-            </w:r>
-          </w:p>
-        </w:tc>
-        <w:tc>
-          <w:tcPr>
-            <w:vAlign w:val="center"/>
-          </w:tcPr>
-          <w:p>
-            <w:pPr>
-              <w:pStyle w:val="MdTableCell"/>
-            </w:pPr>
-            <w:r>
-              <w:t xml:space="preserve">UC-U06, UC-U07</w:t>
-            </w:r>
-          </w:p>
-        </w:tc>
-        <w:tc>
-          <w:tcPr>
-            <w:vAlign w:val="center"/>
-          </w:tcPr>
-          <w:p>
-            <w:pPr>
-              <w:pStyle w:val="MdTableCell"/>
-            </w:pPr>
-            <w:r>
-              <w:t xml:space="preserve">Trải nghiệm mua sắm</w:t>
+            <w:tcW w:w="0" w:type="auto"/>
+            <w:vAlign w:val="center"/>
+          </w:tcPr>
+          <w:p>
+            <w:pPr>
+              <w:pStyle w:val="MdTableCell"/>
+            </w:pPr>
+            <w:r>
+              <w:t>FR_02</w:t>
+            </w:r>
+          </w:p>
+        </w:tc>
+        <w:tc>
+          <w:tcPr>
+            <w:tcW w:w="0" w:type="auto"/>
+            <w:vAlign w:val="center"/>
+          </w:tcPr>
+          <w:p>
+            <w:pPr>
+              <w:pStyle w:val="MdTableCell"/>
+            </w:pPr>
+            <w:r>
+              <w:t>Quản lý Giỏ hàng</w:t>
+            </w:r>
+          </w:p>
+        </w:tc>
+        <w:tc>
+          <w:tcPr>
+            <w:tcW w:w="0" w:type="auto"/>
+            <w:vAlign w:val="center"/>
+          </w:tcPr>
+          <w:p>
+            <w:pPr>
+              <w:pStyle w:val="MdTableCell"/>
+            </w:pPr>
+            <w:r>
+              <w:t>UC-U06, UC-U07</w:t>
+            </w:r>
+          </w:p>
+        </w:tc>
+        <w:tc>
+          <w:tcPr>
+            <w:tcW w:w="0" w:type="auto"/>
+            <w:vAlign w:val="center"/>
+          </w:tcPr>
+          <w:p>
+            <w:pPr>
+              <w:pStyle w:val="MdTableCell"/>
+            </w:pPr>
+            <w:r>
+              <w:t>Trải nghiệm mua sắm</w:t>
             </w:r>
           </w:p>
         </w:tc>
       </w:tr>
       <w:tr>
+        <w:tblPrEx>
+          <w:tblCellMar>
+            <w:top w:w="0" w:type="dxa"/>
+            <w:bottom w:w="0" w:type="dxa"/>
+          </w:tblCellMar>
+        </w:tblPrEx>
         <w:trPr>
           <w:cantSplit/>
         </w:trPr>
         <w:tc>
           <w:tcPr>
-            <w:vAlign w:val="center"/>
-          </w:tcPr>
-          <w:p>
-            <w:pPr>
-              <w:pStyle w:val="MdTableCell"/>
-            </w:pPr>
-            <w:r>
-              <w:t xml:space="preserve">FR_03</w:t>
-            </w:r>
-          </w:p>
-        </w:tc>
-        <w:tc>
-          <w:tcPr>
-            <w:vAlign w:val="center"/>
-          </w:tcPr>
-          <w:p>
-            <w:pPr>
-              <w:pStyle w:val="MdTableCell"/>
-            </w:pPr>
-            <w:r>
-              <w:t xml:space="preserve">Quản trị Sản phẩm</w:t>
-            </w:r>
-          </w:p>
-        </w:tc>
-        <w:tc>
-          <w:tcPr>
-            <w:vAlign w:val="center"/>
-          </w:tcPr>
-          <w:p>
-            <w:pPr>
-              <w:pStyle w:val="MdTableCell"/>
-            </w:pPr>
-            <w:r>
-              <w:t xml:space="preserve">UC-A02, UC-A03, UC-A04, UC-A05</w:t>
-            </w:r>
-          </w:p>
-        </w:tc>
-        <w:tc>
-          <w:tcPr>
-            <w:vAlign w:val="center"/>
-          </w:tcPr>
-          <w:p>
-            <w:pPr>
-              <w:pStyle w:val="MdTableCell"/>
-            </w:pPr>
-            <w:r>
-              <w:t xml:space="preserve">Hàng hóa - Kho</w:t>
+            <w:tcW w:w="0" w:type="auto"/>
+            <w:vAlign w:val="center"/>
+          </w:tcPr>
+          <w:p>
+            <w:pPr>
+              <w:pStyle w:val="MdTableCell"/>
+            </w:pPr>
+            <w:r>
+              <w:t>FR_03</w:t>
+            </w:r>
+          </w:p>
+        </w:tc>
+        <w:tc>
+          <w:tcPr>
+            <w:tcW w:w="0" w:type="auto"/>
+            <w:vAlign w:val="center"/>
+          </w:tcPr>
+          <w:p>
+            <w:pPr>
+              <w:pStyle w:val="MdTableCell"/>
+            </w:pPr>
+            <w:r>
+              <w:t>Quản trị Sản phẩm</w:t>
+            </w:r>
+          </w:p>
+        </w:tc>
+        <w:tc>
+          <w:tcPr>
+            <w:tcW w:w="0" w:type="auto"/>
+            <w:vAlign w:val="center"/>
+          </w:tcPr>
+          <w:p>
+            <w:pPr>
+              <w:pStyle w:val="MdTableCell"/>
+            </w:pPr>
+            <w:r>
+              <w:t>UC-A02, UC-A03, UC-A04, UC-A05</w:t>
+            </w:r>
+          </w:p>
+        </w:tc>
+        <w:tc>
+          <w:tcPr>
+            <w:tcW w:w="0" w:type="auto"/>
+            <w:vAlign w:val="center"/>
+          </w:tcPr>
+          <w:p>
+            <w:pPr>
+              <w:pStyle w:val="MdTableCell"/>
+            </w:pPr>
+            <w:r>
+              <w:t>Hàng hóa - Kho</w:t>
             </w:r>
           </w:p>
         </w:tc>
       </w:tr>
       <w:tr>
+        <w:tblPrEx>
+          <w:tblCellMar>
+            <w:top w:w="0" w:type="dxa"/>
+            <w:bottom w:w="0" w:type="dxa"/>
+          </w:tblCellMar>
+        </w:tblPrEx>
         <w:trPr>
           <w:cantSplit/>
         </w:trPr>
         <w:tc>
           <w:tcPr>
-            <w:vAlign w:val="center"/>
-          </w:tcPr>
-          <w:p>
-            <w:pPr>
-              <w:pStyle w:val="MdTableCell"/>
-            </w:pPr>
-            <w:r>
-              <w:t xml:space="preserve">FR_04</w:t>
-            </w:r>
-          </w:p>
-        </w:tc>
-        <w:tc>
-          <w:tcPr>
-            <w:vAlign w:val="center"/>
-          </w:tcPr>
-          <w:p>
-            <w:pPr>
-              <w:pStyle w:val="MdTableCell"/>
-            </w:pPr>
-            <w:r>
-              <w:t xml:space="preserve">Quy trình Đặt hàng</w:t>
-            </w:r>
-          </w:p>
-        </w:tc>
-        <w:tc>
-          <w:tcPr>
-            <w:vAlign w:val="center"/>
-          </w:tcPr>
-          <w:p>
-            <w:pPr>
-              <w:pStyle w:val="MdTableCell"/>
-            </w:pPr>
-            <w:r>
-              <w:t xml:space="preserve">UC-U08, UC-U09, UC-A06</w:t>
-            </w:r>
-          </w:p>
-        </w:tc>
-        <w:tc>
-          <w:tcPr>
-            <w:vAlign w:val="center"/>
-          </w:tcPr>
-          <w:p>
-            <w:pPr>
-              <w:pStyle w:val="MdTableCell"/>
-            </w:pPr>
-            <w:r>
-              <w:t xml:space="preserve">Bán hàng (Sales)</w:t>
+            <w:tcW w:w="0" w:type="auto"/>
+            <w:vAlign w:val="center"/>
+          </w:tcPr>
+          <w:p>
+            <w:pPr>
+              <w:pStyle w:val="MdTableCell"/>
+            </w:pPr>
+            <w:r>
+              <w:t>FR_04</w:t>
+            </w:r>
+          </w:p>
+        </w:tc>
+        <w:tc>
+          <w:tcPr>
+            <w:tcW w:w="0" w:type="auto"/>
+            <w:vAlign w:val="center"/>
+          </w:tcPr>
+          <w:p>
+            <w:pPr>
+              <w:pStyle w:val="MdTableCell"/>
+            </w:pPr>
+            <w:r>
+              <w:t>Quy trình Đặt hàng</w:t>
+            </w:r>
+          </w:p>
+        </w:tc>
+        <w:tc>
+          <w:tcPr>
+            <w:tcW w:w="0" w:type="auto"/>
+            <w:vAlign w:val="center"/>
+          </w:tcPr>
+          <w:p>
+            <w:pPr>
+              <w:pStyle w:val="MdTableCell"/>
+            </w:pPr>
+            <w:r>
+              <w:t>UC-U08, UC-U09, UC-A06</w:t>
+            </w:r>
+          </w:p>
+        </w:tc>
+        <w:tc>
+          <w:tcPr>
+            <w:tcW w:w="0" w:type="auto"/>
+            <w:vAlign w:val="center"/>
+          </w:tcPr>
+          <w:p>
+            <w:pPr>
+              <w:pStyle w:val="MdTableCell"/>
+            </w:pPr>
+            <w:r>
+              <w:t>Bán hàng (Sales)</w:t>
             </w:r>
           </w:p>
         </w:tc>
       </w:tr>
       <w:tr>
+        <w:tblPrEx>
+          <w:tblCellMar>
+            <w:top w:w="0" w:type="dxa"/>
+            <w:bottom w:w="0" w:type="dxa"/>
+          </w:tblCellMar>
+        </w:tblPrEx>
         <w:trPr>
           <w:cantSplit/>
         </w:trPr>
         <w:tc>
           <w:tcPr>
-            <w:vAlign w:val="center"/>
-          </w:tcPr>
-          <w:p>
-            <w:pPr>
-              <w:pStyle w:val="MdTableCell"/>
-            </w:pPr>
-            <w:r>
-              <w:t xml:space="preserve">FR_05</w:t>
-            </w:r>
-          </w:p>
-        </w:tc>
-        <w:tc>
-          <w:tcPr>
-            <w:vAlign w:val="center"/>
-          </w:tcPr>
-          <w:p>
-            <w:pPr>
-              <w:pStyle w:val="MdTableCell"/>
-            </w:pPr>
-            <w:r>
-              <w:t xml:space="preserve">Dashboard / Biểu đồ</w:t>
-            </w:r>
-          </w:p>
-        </w:tc>
-        <w:tc>
-          <w:tcPr>
-            <w:vAlign w:val="center"/>
-          </w:tcPr>
-          <w:p>
-            <w:pPr>
-              <w:pStyle w:val="MdTableCell"/>
-            </w:pPr>
-            <w:r>
-              <w:t xml:space="preserve">UC-A07, UC-A08</w:t>
-            </w:r>
-          </w:p>
-        </w:tc>
-        <w:tc>
-          <w:tcPr>
-            <w:vAlign w:val="center"/>
-          </w:tcPr>
-          <w:p>
-            <w:pPr>
-              <w:pStyle w:val="MdTableCell"/>
-            </w:pPr>
-            <w:r>
-              <w:t xml:space="preserve">Kế toán - Báo cáo</w:t>
+            <w:tcW w:w="0" w:type="auto"/>
+            <w:vAlign w:val="center"/>
+          </w:tcPr>
+          <w:p>
+            <w:pPr>
+              <w:pStyle w:val="MdTableCell"/>
+            </w:pPr>
+            <w:r>
+              <w:t>FR_05</w:t>
+            </w:r>
+          </w:p>
+        </w:tc>
+        <w:tc>
+          <w:tcPr>
+            <w:tcW w:w="0" w:type="auto"/>
+            <w:vAlign w:val="center"/>
+          </w:tcPr>
+          <w:p>
+            <w:pPr>
+              <w:pStyle w:val="MdTableCell"/>
+            </w:pPr>
+            <w:r>
+              <w:t>Dashboard / Biểu đồ</w:t>
+            </w:r>
+          </w:p>
+        </w:tc>
+        <w:tc>
+          <w:tcPr>
+            <w:tcW w:w="0" w:type="auto"/>
+            <w:vAlign w:val="center"/>
+          </w:tcPr>
+          <w:p>
+            <w:pPr>
+              <w:pStyle w:val="MdTableCell"/>
+            </w:pPr>
+            <w:r>
+              <w:t>UC-A07, UC-A08</w:t>
+            </w:r>
+          </w:p>
+        </w:tc>
+        <w:tc>
+          <w:tcPr>
+            <w:tcW w:w="0" w:type="auto"/>
+            <w:vAlign w:val="center"/>
+          </w:tcPr>
+          <w:p>
+            <w:pPr>
+              <w:pStyle w:val="MdTableCell"/>
+            </w:pPr>
+            <w:r>
+              <w:t>Kế toán - Báo cáo</w:t>
             </w:r>
           </w:p>
         </w:tc>
       </w:tr>
       <w:tr>
+        <w:tblPrEx>
+          <w:tblCellMar>
+            <w:top w:w="0" w:type="dxa"/>
+            <w:bottom w:w="0" w:type="dxa"/>
+          </w:tblCellMar>
+        </w:tblPrEx>
         <w:trPr>
           <w:cantSplit/>
         </w:trPr>
         <w:tc>
           <w:tcPr>
-            <w:vAlign w:val="center"/>
-          </w:tcPr>
-          <w:p>
-            <w:pPr>
-              <w:pStyle w:val="MdTableCell"/>
-            </w:pPr>
-            <w:r>
-              <w:t xml:space="preserve">FR_06</w:t>
-            </w:r>
-          </w:p>
-        </w:tc>
-        <w:tc>
-          <w:tcPr>
-            <w:vAlign w:val="center"/>
-          </w:tcPr>
-          <w:p>
-            <w:pPr>
-              <w:pStyle w:val="MdTableCell"/>
-            </w:pPr>
-            <w:r>
-              <w:t xml:space="preserve">Trích xuất dữ liệu</w:t>
-            </w:r>
-          </w:p>
-        </w:tc>
-        <w:tc>
-          <w:tcPr>
-            <w:vAlign w:val="center"/>
-          </w:tcPr>
-          <w:p>
-            <w:pPr>
-              <w:pStyle w:val="MdTableCell"/>
-            </w:pPr>
-            <w:r>
-              <w:t xml:space="preserve">UC-A09</w:t>
-            </w:r>
-          </w:p>
-        </w:tc>
-        <w:tc>
-          <w:tcPr>
-            <w:vAlign w:val="center"/>
-          </w:tcPr>
-          <w:p>
-            <w:pPr>
-              <w:pStyle w:val="MdTableCell"/>
-            </w:pPr>
-            <w:r>
-              <w:t xml:space="preserve">Kế toán - Báo cáo</w:t>
+            <w:tcW w:w="0" w:type="auto"/>
+            <w:vAlign w:val="center"/>
+          </w:tcPr>
+          <w:p>
+            <w:pPr>
+              <w:pStyle w:val="MdTableCell"/>
+            </w:pPr>
+            <w:r>
+              <w:t>FR_06</w:t>
+            </w:r>
+          </w:p>
+        </w:tc>
+        <w:tc>
+          <w:tcPr>
+            <w:tcW w:w="0" w:type="auto"/>
+            <w:vAlign w:val="center"/>
+          </w:tcPr>
+          <w:p>
+            <w:pPr>
+              <w:pStyle w:val="MdTableCell"/>
+            </w:pPr>
+            <w:r>
+              <w:t>Trích xuất dữ liệu</w:t>
+            </w:r>
+          </w:p>
+        </w:tc>
+        <w:tc>
+          <w:tcPr>
+            <w:tcW w:w="0" w:type="auto"/>
+            <w:vAlign w:val="center"/>
+          </w:tcPr>
+          <w:p>
+            <w:pPr>
+              <w:pStyle w:val="MdTableCell"/>
+            </w:pPr>
+            <w:r>
+              <w:t>UC-A09</w:t>
+            </w:r>
+          </w:p>
+        </w:tc>
+        <w:tc>
+          <w:tcPr>
+            <w:tcW w:w="0" w:type="auto"/>
+            <w:vAlign w:val="center"/>
+          </w:tcPr>
+          <w:p>
+            <w:pPr>
+              <w:pStyle w:val="MdTableCell"/>
+            </w:pPr>
+            <w:r>
+              <w:t>Kế toán - Báo cáo</w:t>
             </w:r>
           </w:p>
         </w:tc>
@@ -1656,11 +1627,11 @@
     </w:tbl>
     <w:p>
       <w:pPr>
-        <w:pStyle w:val="Heading2"/>
         <w:pStyle w:val="MdHeading2"/>
       </w:pPr>
       <w:r>
-        <w:t xml:space="preserve">7. Bảng Từ điển Thuật ngữ (Glossary)</w:t>
+        <w:lastRenderedPageBreak/>
+        <w:t>7. Bảng Từ điển Thuật ngữ (Glossary)</w:t>
       </w:r>
     </w:p>
     <w:p>
@@ -1668,7 +1639,7 @@
         <w:pStyle w:val="MdParagraph"/>
       </w:pPr>
       <w:r>
-        <w:t xml:space="preserve">Để đảm bảo các bên liên quan (Khách hàng, Lập trình viên, Tester) có chung một cách hiểu khi đọc tài liệu:</w:t>
+        <w:t>Để đảm bảo các bên liên quan (Khách hàng, Lập trình viên, Tester) có chung một cách hiểu khi đọc tài liệu:</w:t>
       </w:r>
     </w:p>
     <w:p>
@@ -1678,29 +1649,40 @@
     </w:p>
     <w:tbl>
       <w:tblPr>
-        <w:tblStyle w:val="MdTable"/>
-        <w:tblW w:type="pct" w:w="100%"/>
+        <w:tblW w:w="5000" w:type="pct"/>
         <w:tblBorders>
-          <w:top w:val="single" w:color="auto" w:sz="4"/>
-          <w:left w:val="single" w:color="auto" w:sz="4"/>
-          <w:bottom w:val="single" w:color="auto" w:sz="4"/>
-          <w:right w:val="single" w:color="auto" w:sz="4"/>
-          <w:insideH w:val="single" w:color="auto" w:sz="4"/>
-          <w:insideV w:val="single" w:color="auto" w:sz="4"/>
+          <w:top w:val="single" w:sz="4" w:space="0" w:color="auto"/>
+          <w:left w:val="single" w:sz="4" w:space="0" w:color="auto"/>
+          <w:bottom w:val="single" w:sz="4" w:space="0" w:color="auto"/>
+          <w:right w:val="single" w:sz="4" w:space="0" w:color="auto"/>
+          <w:insideH w:val="single" w:sz="4" w:space="0" w:color="auto"/>
+          <w:insideV w:val="single" w:sz="4" w:space="0" w:color="auto"/>
         </w:tblBorders>
+        <w:tblCellMar>
+          <w:left w:w="10" w:type="dxa"/>
+          <w:right w:w="10" w:type="dxa"/>
+        </w:tblCellMar>
+        <w:tblLook w:val="0000" w:firstRow="0" w:lastRow="0" w:firstColumn="0" w:lastColumn="0" w:noHBand="0" w:noVBand="0"/>
       </w:tblPr>
       <w:tblGrid>
-        <w:gridCol w:w="5000"/>
-        <w:gridCol w:w="5000"/>
+        <w:gridCol w:w="1429"/>
+        <w:gridCol w:w="7587"/>
       </w:tblGrid>
       <w:tr>
+        <w:tblPrEx>
+          <w:tblCellMar>
+            <w:top w:w="0" w:type="dxa"/>
+            <w:bottom w:w="0" w:type="dxa"/>
+          </w:tblCellMar>
+        </w:tblPrEx>
         <w:trPr>
           <w:cantSplit/>
           <w:tblHeader/>
         </w:trPr>
         <w:tc>
           <w:tcPr>
-            <w:shd w:fill="F2F2F2"/>
+            <w:tcW w:w="0" w:type="auto"/>
+            <w:shd w:val="clear" w:color="auto" w:fill="F2F2F2"/>
             <w:vAlign w:val="center"/>
           </w:tcPr>
           <w:p>
@@ -1708,13 +1690,14 @@
               <w:pStyle w:val="MdTableHeader"/>
             </w:pPr>
             <w:r>
-              <w:t xml:space="preserve">Thuật ngữ / Viết tắt</w:t>
-            </w:r>
-          </w:p>
-        </w:tc>
-        <w:tc>
-          <w:tcPr>
-            <w:shd w:fill="F2F2F2"/>
+              <w:t>Thuật ngữ / Viết tắt</w:t>
+            </w:r>
+          </w:p>
+        </w:tc>
+        <w:tc>
+          <w:tcPr>
+            <w:tcW w:w="0" w:type="auto"/>
+            <w:shd w:val="clear" w:color="auto" w:fill="F2F2F2"/>
             <w:vAlign w:val="center"/>
           </w:tcPr>
           <w:p>
@@ -1722,17 +1705,24 @@
               <w:pStyle w:val="MdTableHeader"/>
             </w:pPr>
             <w:r>
-              <w:t xml:space="preserve">Giải nghĩa chi tiết</w:t>
+              <w:t>Giải nghĩa chi tiết</w:t>
             </w:r>
           </w:p>
         </w:tc>
       </w:tr>
       <w:tr>
+        <w:tblPrEx>
+          <w:tblCellMar>
+            <w:top w:w="0" w:type="dxa"/>
+            <w:bottom w:w="0" w:type="dxa"/>
+          </w:tblCellMar>
+        </w:tblPrEx>
         <w:trPr>
           <w:cantSplit/>
         </w:trPr>
         <w:tc>
           <w:tcPr>
+            <w:tcW w:w="0" w:type="auto"/>
             <w:vAlign w:val="center"/>
           </w:tcPr>
           <w:p>
@@ -1742,33 +1732,39 @@
             <w:r>
               <w:rPr>
                 <w:rStyle w:val="MdStrong"/>
-                <w:b/>
-                <w:bCs/>
               </w:rPr>
-              <w:t xml:space="preserve">MERN Stack</w:t>
-            </w:r>
-          </w:p>
-        </w:tc>
-        <w:tc>
-          <w:tcPr>
-            <w:vAlign w:val="center"/>
-          </w:tcPr>
-          <w:p>
-            <w:pPr>
-              <w:pStyle w:val="MdTableCell"/>
-            </w:pPr>
-            <w:r>
-              <w:t xml:space="preserve">Bộ 4 công nghệ Javascript: MongoDB, ExpressJS, ReactJS, Node.js.</w:t>
+              <w:t>MERN Stack</w:t>
+            </w:r>
+          </w:p>
+        </w:tc>
+        <w:tc>
+          <w:tcPr>
+            <w:tcW w:w="0" w:type="auto"/>
+            <w:vAlign w:val="center"/>
+          </w:tcPr>
+          <w:p>
+            <w:pPr>
+              <w:pStyle w:val="MdTableCell"/>
+            </w:pPr>
+            <w:r>
+              <w:t>Bộ 4 công nghệ Javascript: MongoDB, ExpressJS, ReactJS, Node.js.</w:t>
             </w:r>
           </w:p>
         </w:tc>
       </w:tr>
       <w:tr>
+        <w:tblPrEx>
+          <w:tblCellMar>
+            <w:top w:w="0" w:type="dxa"/>
+            <w:bottom w:w="0" w:type="dxa"/>
+          </w:tblCellMar>
+        </w:tblPrEx>
         <w:trPr>
           <w:cantSplit/>
         </w:trPr>
         <w:tc>
           <w:tcPr>
+            <w:tcW w:w="0" w:type="auto"/>
             <w:vAlign w:val="center"/>
           </w:tcPr>
           <w:p>
@@ -1778,33 +1774,39 @@
             <w:r>
               <w:rPr>
                 <w:rStyle w:val="MdStrong"/>
-                <w:b/>
-                <w:bCs/>
               </w:rPr>
-              <w:t xml:space="preserve">JWT</w:t>
-            </w:r>
-          </w:p>
-        </w:tc>
-        <w:tc>
-          <w:tcPr>
-            <w:vAlign w:val="center"/>
-          </w:tcPr>
-          <w:p>
-            <w:pPr>
-              <w:pStyle w:val="MdTableCell"/>
-            </w:pPr>
-            <w:r>
-              <w:t xml:space="preserve">JSON Web Token — Chuỗi ký tự mã hóa dùng để xác thực danh tính người dùng sau khi đăng nhập.</w:t>
+              <w:t>JWT</w:t>
+            </w:r>
+          </w:p>
+        </w:tc>
+        <w:tc>
+          <w:tcPr>
+            <w:tcW w:w="0" w:type="auto"/>
+            <w:vAlign w:val="center"/>
+          </w:tcPr>
+          <w:p>
+            <w:pPr>
+              <w:pStyle w:val="MdTableCell"/>
+            </w:pPr>
+            <w:r>
+              <w:t>JSON Web Token — Chuỗi ký tự mã hóa dùng để xác thực danh tính người dùng sau khi đăng nhập.</w:t>
             </w:r>
           </w:p>
         </w:tc>
       </w:tr>
       <w:tr>
+        <w:tblPrEx>
+          <w:tblCellMar>
+            <w:top w:w="0" w:type="dxa"/>
+            <w:bottom w:w="0" w:type="dxa"/>
+          </w:tblCellMar>
+        </w:tblPrEx>
         <w:trPr>
           <w:cantSplit/>
         </w:trPr>
         <w:tc>
           <w:tcPr>
+            <w:tcW w:w="0" w:type="auto"/>
             <w:vAlign w:val="center"/>
           </w:tcPr>
           <w:p>
@@ -1814,33 +1816,39 @@
             <w:r>
               <w:rPr>
                 <w:rStyle w:val="MdStrong"/>
-                <w:b/>
-                <w:bCs/>
               </w:rPr>
-              <w:t xml:space="preserve">MVP</w:t>
-            </w:r>
-          </w:p>
-        </w:tc>
-        <w:tc>
-          <w:tcPr>
-            <w:vAlign w:val="center"/>
-          </w:tcPr>
-          <w:p>
-            <w:pPr>
-              <w:pStyle w:val="MdTableCell"/>
-            </w:pPr>
-            <w:r>
-              <w:t xml:space="preserve">Minimum Viable Product — Phiên bản sản phẩm tối thiểu, chỉ chứa các tính năng cốt lõi nhất để nhanh chóng tung ra thị trường kiểm chứng.</w:t>
+              <w:t>MVP</w:t>
+            </w:r>
+          </w:p>
+        </w:tc>
+        <w:tc>
+          <w:tcPr>
+            <w:tcW w:w="0" w:type="auto"/>
+            <w:vAlign w:val="center"/>
+          </w:tcPr>
+          <w:p>
+            <w:pPr>
+              <w:pStyle w:val="MdTableCell"/>
+            </w:pPr>
+            <w:r>
+              <w:t>Minimum Viable Product — Phiên bản sản phẩm tối thiểu, chỉ chứa các tính năng cốt lõi nhất để nhanh chóng tung ra thị trường kiểm chứng.</w:t>
             </w:r>
           </w:p>
         </w:tc>
       </w:tr>
       <w:tr>
+        <w:tblPrEx>
+          <w:tblCellMar>
+            <w:top w:w="0" w:type="dxa"/>
+            <w:bottom w:w="0" w:type="dxa"/>
+          </w:tblCellMar>
+        </w:tblPrEx>
         <w:trPr>
           <w:cantSplit/>
         </w:trPr>
         <w:tc>
           <w:tcPr>
+            <w:tcW w:w="0" w:type="auto"/>
             <w:vAlign w:val="center"/>
           </w:tcPr>
           <w:p>
@@ -1850,33 +1858,39 @@
             <w:r>
               <w:rPr>
                 <w:rStyle w:val="MdStrong"/>
-                <w:b/>
-                <w:bCs/>
               </w:rPr>
-              <w:t xml:space="preserve">CCU</w:t>
-            </w:r>
-          </w:p>
-        </w:tc>
-        <w:tc>
-          <w:tcPr>
-            <w:vAlign w:val="center"/>
-          </w:tcPr>
-          <w:p>
-            <w:pPr>
-              <w:pStyle w:val="MdTableCell"/>
-            </w:pPr>
-            <w:r>
-              <w:t xml:space="preserve">Concurrent Users — Số lượng người dùng truy cập và thao tác đồng thời trên nền tảng tại cùng một thời điểm.</w:t>
+              <w:t>CCU</w:t>
+            </w:r>
+          </w:p>
+        </w:tc>
+        <w:tc>
+          <w:tcPr>
+            <w:tcW w:w="0" w:type="auto"/>
+            <w:vAlign w:val="center"/>
+          </w:tcPr>
+          <w:p>
+            <w:pPr>
+              <w:pStyle w:val="MdTableCell"/>
+            </w:pPr>
+            <w:r>
+              <w:t>Concurrent Users — Số lượng người dùng truy cập và thao tác đồng thời trên nền tảng tại cùng một thời điểm.</w:t>
             </w:r>
           </w:p>
         </w:tc>
       </w:tr>
       <w:tr>
+        <w:tblPrEx>
+          <w:tblCellMar>
+            <w:top w:w="0" w:type="dxa"/>
+            <w:bottom w:w="0" w:type="dxa"/>
+          </w:tblCellMar>
+        </w:tblPrEx>
         <w:trPr>
           <w:cantSplit/>
         </w:trPr>
         <w:tc>
           <w:tcPr>
+            <w:tcW w:w="0" w:type="auto"/>
             <w:vAlign w:val="center"/>
           </w:tcPr>
           <w:p>
@@ -1886,33 +1900,39 @@
             <w:r>
               <w:rPr>
                 <w:rStyle w:val="MdStrong"/>
-                <w:b/>
-                <w:bCs/>
               </w:rPr>
-              <w:t xml:space="preserve">SLA</w:t>
-            </w:r>
-          </w:p>
-        </w:tc>
-        <w:tc>
-          <w:tcPr>
-            <w:vAlign w:val="center"/>
-          </w:tcPr>
-          <w:p>
-            <w:pPr>
-              <w:pStyle w:val="MdTableCell"/>
-            </w:pPr>
-            <w:r>
-              <w:t xml:space="preserve">Service Level Agreement — Cam kết chất lượng dịch vụ (ví dụ: tốc độ phản hồi phải dưới 2s).</w:t>
+              <w:t>SLA</w:t>
+            </w:r>
+          </w:p>
+        </w:tc>
+        <w:tc>
+          <w:tcPr>
+            <w:tcW w:w="0" w:type="auto"/>
+            <w:vAlign w:val="center"/>
+          </w:tcPr>
+          <w:p>
+            <w:pPr>
+              <w:pStyle w:val="MdTableCell"/>
+            </w:pPr>
+            <w:r>
+              <w:t>Service Level Agreement — Cam kết chất lượng dịch vụ (ví dụ: tốc độ phản hồi phải dưới 2s).</w:t>
             </w:r>
           </w:p>
         </w:tc>
       </w:tr>
       <w:tr>
+        <w:tblPrEx>
+          <w:tblCellMar>
+            <w:top w:w="0" w:type="dxa"/>
+            <w:bottom w:w="0" w:type="dxa"/>
+          </w:tblCellMar>
+        </w:tblPrEx>
         <w:trPr>
           <w:cantSplit/>
         </w:trPr>
         <w:tc>
           <w:tcPr>
+            <w:tcW w:w="0" w:type="auto"/>
             <w:vAlign w:val="center"/>
           </w:tcPr>
           <w:p>
@@ -1922,33 +1942,39 @@
             <w:r>
               <w:rPr>
                 <w:rStyle w:val="MdStrong"/>
-                <w:b/>
-                <w:bCs/>
               </w:rPr>
-              <w:t xml:space="preserve">CORS</w:t>
-            </w:r>
-          </w:p>
-        </w:tc>
-        <w:tc>
-          <w:tcPr>
-            <w:vAlign w:val="center"/>
-          </w:tcPr>
-          <w:p>
-            <w:pPr>
-              <w:pStyle w:val="MdTableCell"/>
-            </w:pPr>
-            <w:r>
-              <w:t xml:space="preserve">Cross-Origin Resource Sharing — Lỗi kỹ thuật chặn truy cập tài nguyên giữa các domain khác nhau.</w:t>
+              <w:t>CORS</w:t>
+            </w:r>
+          </w:p>
+        </w:tc>
+        <w:tc>
+          <w:tcPr>
+            <w:tcW w:w="0" w:type="auto"/>
+            <w:vAlign w:val="center"/>
+          </w:tcPr>
+          <w:p>
+            <w:pPr>
+              <w:pStyle w:val="MdTableCell"/>
+            </w:pPr>
+            <w:r>
+              <w:t>Cross-Origin Resource Sharing — Lỗi kỹ thuật chặn truy cập tài nguyên giữa các domain khác nhau.</w:t>
             </w:r>
           </w:p>
         </w:tc>
       </w:tr>
       <w:tr>
+        <w:tblPrEx>
+          <w:tblCellMar>
+            <w:top w:w="0" w:type="dxa"/>
+            <w:bottom w:w="0" w:type="dxa"/>
+          </w:tblCellMar>
+        </w:tblPrEx>
         <w:trPr>
           <w:cantSplit/>
         </w:trPr>
         <w:tc>
           <w:tcPr>
+            <w:tcW w:w="0" w:type="auto"/>
             <w:vAlign w:val="center"/>
           </w:tcPr>
           <w:p>
@@ -1958,23 +1984,22 @@
             <w:r>
               <w:rPr>
                 <w:rStyle w:val="MdStrong"/>
-                <w:b/>
-                <w:bCs/>
               </w:rPr>
-              <w:t xml:space="preserve">Bcrypt</w:t>
-            </w:r>
-          </w:p>
-        </w:tc>
-        <w:tc>
-          <w:tcPr>
-            <w:vAlign w:val="center"/>
-          </w:tcPr>
-          <w:p>
-            <w:pPr>
-              <w:pStyle w:val="MdTableCell"/>
-            </w:pPr>
-            <w:r>
-              <w:t xml:space="preserve">Thuật toán băm mật khẩu ra các chuỗi vô nghĩa để hacker không thể giải mã ngược lại bản rõ.</w:t>
+              <w:t>Bcrypt</w:t>
+            </w:r>
+          </w:p>
+        </w:tc>
+        <w:tc>
+          <w:tcPr>
+            <w:tcW w:w="0" w:type="auto"/>
+            <w:vAlign w:val="center"/>
+          </w:tcPr>
+          <w:p>
+            <w:pPr>
+              <w:pStyle w:val="MdTableCell"/>
+            </w:pPr>
+            <w:r>
+              <w:t>Thuật toán băm mật khẩu ra các chuỗi vô nghĩa để hacker không thể giải mã ngược lại bản rõ.</w:t>
             </w:r>
           </w:p>
         </w:tc>
@@ -1984,7 +2009,7 @@
       <w:pPr>
         <w:pStyle w:val="MdHr"/>
         <w:pBdr>
-          <w:bottom w:val="single" w:color="auto" w:sz="6" w:space="1"/>
+          <w:bottom w:val="single" w:sz="6" w:space="1" w:color="auto"/>
         </w:pBdr>
       </w:pPr>
     </w:p>
@@ -1995,131 +2020,107 @@
       <w:r>
         <w:rPr>
           <w:rStyle w:val="MdEm"/>
-          <w:i/>
-          <w:iCs/>
         </w:rPr>
         <w:t xml:space="preserve">(Ghi chú: Sơ đồ Use Case Diagram chi tiết vui lòng xem tại tài liệu </w:t>
       </w:r>
       <w:r>
         <w:rPr>
-          <w:rStyle w:val="MdCode"/>
           <w:i/>
           <w:iCs/>
           <w:u w:val="single"/>
         </w:rPr>
-        <w:t xml:space="preserve">02_DacTaYeuCau_UseCases.md</w:t>
+        <w:t>02_DacTaYeuCau_UseCases.md</w:t>
       </w:r>
       <w:r>
         <w:rPr>
           <w:rStyle w:val="MdEm"/>
-          <w:i/>
-          <w:iCs/>
-        </w:rPr>
-        <w:t xml:space="preserve">)</w:t>
+        </w:rPr>
+        <w:t>)</w:t>
       </w:r>
     </w:p>
     <w:sectPr>
-      <w:pgSz w:w="11906" w:h="16838" w:orient="portrait"/>
+      <w:pgSz w:w="11906" w:h="16838"/>
       <w:pgMar w:top="1440" w:right="1440" w:bottom="1440" w:left="1440" w:header="708" w:footer="708" w:gutter="0"/>
-      <w:pgNumType/>
+      <w:cols w:space="720"/>
       <w:docGrid w:linePitch="360"/>
     </w:sectPr>
   </w:body>
 </w:document>
 </file>
 
-<file path=word/comments.xml><?xml version="1.0" encoding="utf-8"?>
-<w:comments xmlns:cx="http://schemas.microsoft.com/office/drawing/2014/chartex" xmlns:cx1="http://schemas.microsoft.com/office/drawing/2015/9/8/chartex" xmlns:cx2="http://schemas.microsoft.com/office/drawing/2015/10/21/chartex" xmlns:cx3="http://schemas.microsoft.com/office/drawing/2016/5/9/chartex" xmlns:cx4="http://schemas.microsoft.com/office/drawing/2016/5/10/chartex" xmlns:cx5="http://schemas.microsoft.com/office/drawing/2016/5/11/chartex" xmlns:cx6="http://schemas.microsoft.com/office/drawing/2016/5/12/chartex" xmlns:cx7="http://schemas.microsoft.com/office/drawing/2016/5/13/chartex" xmlns:cx8="http://schemas.microsoft.com/office/drawing/2016/5/14/chartex" xmlns:mc="http://schemas.openxmlformats.org/markup-compatibility/2006" xmlns:aink="http://schemas.microsoft.com/office/drawing/2016/ink" xmlns:am3d="http://schemas.microsoft.com/office/drawing/2017/model3d" xmlns:o="urn:schemas-microsoft-com:office:office" xmlns:r="http://schemas.openxmlformats.org/officeDocument/2006/relationships" xmlns:m="http://schemas.openxmlformats.org/officeDocument/2006/math" xmlns:v="urn:schemas-microsoft-com:vml" xmlns:wp14="http://schemas.microsoft.com/office/word/2010/wordprocessingDrawing" xmlns:wp="http://schemas.openxmlformats.org/drawingml/2006/wordprocessingDrawing" xmlns:w10="urn:schemas-microsoft-com:office:word" xmlns:w="http://schemas.openxmlformats.org/wordprocessingml/2006/main" xmlns:w14="http://schemas.microsoft.com/office/word/2010/wordml" xmlns:w15="http://schemas.microsoft.com/office/word/2012/wordml" xmlns:w16cex="http://schemas.microsoft.com/office/word/2018/wordml/cex" xmlns:w16cid="http://schemas.microsoft.com/office/word/2016/wordml/cid" xmlns:w16="http://schemas.microsoft.com/office/word/2018/wordml" xmlns:w16sdtdh="http://schemas.microsoft.com/office/word/2020/wordml/sdtdatahash" xmlns:w16se="http://schemas.microsoft.com/office/word/2015/wordml/symex" xmlns:wpg="http://schemas.microsoft.com/office/word/2010/wordprocessingGroup" xmlns:wpi="http://schemas.microsoft.com/office/word/2010/wordprocessingInk" xmlns:wne="http://schemas.microsoft.com/office/word/2006/wordml" xmlns:wps="http://schemas.microsoft.com/office/word/2010/wordprocessingShape"/>
-</file>
-
-<file path=word/endnotes.xml><?xml version="1.0" encoding="utf-8"?>
-<w:endnotes xmlns:wpc="http://schemas.microsoft.com/office/word/2010/wordprocessingCanvas" xmlns:mc="http://schemas.openxmlformats.org/markup-compatibility/2006" xmlns:o="urn:schemas-microsoft-com:office:office" xmlns:r="http://schemas.openxmlformats.org/officeDocument/2006/relationships" xmlns:m="http://schemas.openxmlformats.org/officeDocument/2006/math" xmlns:v="urn:schemas-microsoft-com:vml" xmlns:wp14="http://schemas.microsoft.com/office/word/2010/wordprocessingDrawing" xmlns:wp="http://schemas.openxmlformats.org/drawingml/2006/wordprocessingDrawing" xmlns:w10="urn:schemas-microsoft-com:office:word" xmlns:w="http://schemas.openxmlformats.org/wordprocessingml/2006/main" xmlns:w14="http://schemas.microsoft.com/office/word/2010/wordml" xmlns:w15="http://schemas.microsoft.com/office/word/2012/wordml" xmlns:wpg="http://schemas.microsoft.com/office/word/2010/wordprocessingGroup" xmlns:wpi="http://schemas.microsoft.com/office/word/2010/wordprocessingInk" xmlns:wne="http://schemas.microsoft.com/office/word/2006/wordml" xmlns:wps="http://schemas.microsoft.com/office/word/2010/wordprocessingShape" mc:Ignorable="w14 w15 wp14">
-  <w:endnote w:type="separator" w:id="-1">
-    <w:p>
-      <w:pPr>
-        <w:spacing w:after="0" w:line="240" w:lineRule="auto"/>
-      </w:pPr>
-      <w:r>
-        <w:rPr>
-          <w:rStyle w:val="EndnoteReference"/>
-        </w:rPr>
-        <w:endnoteRef/>
-      </w:r>
-      <w:r>
-        <w:separator/>
-      </w:r>
-    </w:p>
-  </w:endnote>
-  <w:endnote w:type="continuationSeparator" w:id="0">
-    <w:p>
-      <w:pPr>
-        <w:spacing w:after="0" w:line="240" w:lineRule="auto"/>
-      </w:pPr>
-      <w:r>
-        <w:rPr>
-          <w:rStyle w:val="EndnoteReference"/>
-        </w:rPr>
-        <w:endnoteRef/>
-      </w:r>
-      <w:r>
-        <w:continuationSeparator/>
-      </w:r>
-    </w:p>
-  </w:endnote>
-</w:endnotes>
-</file>
-
-<file path=word/footnotes.xml><?xml version="1.0" encoding="utf-8"?>
-<w:footnotes xmlns:wpc="http://schemas.microsoft.com/office/word/2010/wordprocessingCanvas" xmlns:mc="http://schemas.openxmlformats.org/markup-compatibility/2006" xmlns:o="urn:schemas-microsoft-com:office:office" xmlns:r="http://schemas.openxmlformats.org/officeDocument/2006/relationships" xmlns:m="http://schemas.openxmlformats.org/officeDocument/2006/math" xmlns:v="urn:schemas-microsoft-com:vml" xmlns:wp14="http://schemas.microsoft.com/office/word/2010/wordprocessingDrawing" xmlns:wp="http://schemas.openxmlformats.org/drawingml/2006/wordprocessingDrawing" xmlns:w10="urn:schemas-microsoft-com:office:word" xmlns:w="http://schemas.openxmlformats.org/wordprocessingml/2006/main" xmlns:w14="http://schemas.microsoft.com/office/word/2010/wordml" xmlns:w15="http://schemas.microsoft.com/office/word/2012/wordml" xmlns:wpg="http://schemas.microsoft.com/office/word/2010/wordprocessingGroup" xmlns:wpi="http://schemas.microsoft.com/office/word/2010/wordprocessingInk" xmlns:wne="http://schemas.microsoft.com/office/word/2006/wordml" xmlns:wps="http://schemas.microsoft.com/office/word/2010/wordprocessingShape" mc:Ignorable="w14 w15 wp14">
-  <w:footnote w:type="separator" w:id="-1">
-    <w:p>
-      <w:pPr>
-        <w:spacing w:after="0" w:line="240" w:lineRule="auto"/>
-      </w:pPr>
-      <w:r>
-        <w:rPr>
-          <w:rStyle w:val="FootnoteReference"/>
-        </w:rPr>
-        <w:footnoteRef/>
-      </w:r>
-      <w:r>
-        <w:separator/>
-      </w:r>
-    </w:p>
-  </w:footnote>
-  <w:footnote w:type="continuationSeparator" w:id="0">
-    <w:p>
-      <w:pPr>
-        <w:spacing w:after="0" w:line="240" w:lineRule="auto"/>
-      </w:pPr>
-      <w:r>
-        <w:rPr>
-          <w:rStyle w:val="FootnoteReference"/>
-        </w:rPr>
-        <w:footnoteRef/>
-      </w:r>
-      <w:r>
-        <w:continuationSeparator/>
-      </w:r>
-    </w:p>
-  </w:footnote>
-</w:footnotes>
-</file>
-
 <file path=word/numbering.xml><?xml version="1.0" encoding="utf-8"?>
-<w:numbering xmlns:wpc="http://schemas.microsoft.com/office/word/2010/wordprocessingCanvas" xmlns:mc="http://schemas.openxmlformats.org/markup-compatibility/2006" xmlns:o="urn:schemas-microsoft-com:office:office" xmlns:r="http://schemas.openxmlformats.org/officeDocument/2006/relationships" xmlns:m="http://schemas.openxmlformats.org/officeDocument/2006/math" xmlns:v="urn:schemas-microsoft-com:vml" xmlns:wp14="http://schemas.microsoft.com/office/word/2010/wordprocessingDrawing" xmlns:wp="http://schemas.openxmlformats.org/drawingml/2006/wordprocessingDrawing" xmlns:w10="urn:schemas-microsoft-com:office:word" xmlns:w="http://schemas.openxmlformats.org/wordprocessingml/2006/main" xmlns:w14="http://schemas.microsoft.com/office/word/2010/wordml" xmlns:w15="http://schemas.microsoft.com/office/word/2012/wordml" xmlns:wpg="http://schemas.microsoft.com/office/word/2010/wordprocessingGroup" xmlns:wpi="http://schemas.microsoft.com/office/word/2010/wordprocessingInk" xmlns:wne="http://schemas.microsoft.com/office/word/2006/wordml" xmlns:wps="http://schemas.microsoft.com/office/word/2010/wordprocessingShape" mc:Ignorable="w14 w15 wp14">
-  <w:abstractNum w:abstractNumId="1" w15:restartNumberingAfterBreak="0">
+<w:numbering xmlns:wpc="http://schemas.microsoft.com/office/word/2010/wordprocessingCanvas" xmlns:cx="http://schemas.microsoft.com/office/drawing/2014/chartex" xmlns:cx1="http://schemas.microsoft.com/office/drawing/2015/9/8/chartex" xmlns:cx2="http://schemas.microsoft.com/office/drawing/2015/10/21/chartex" xmlns:cx3="http://schemas.microsoft.com/office/drawing/2016/5/9/chartex" xmlns:cx4="http://schemas.microsoft.com/office/drawing/2016/5/10/chartex" xmlns:cx5="http://schemas.microsoft.com/office/drawing/2016/5/11/chartex" xmlns:cx6="http://schemas.microsoft.com/office/drawing/2016/5/12/chartex" xmlns:cx7="http://schemas.microsoft.com/office/drawing/2016/5/13/chartex" xmlns:cx8="http://schemas.microsoft.com/office/drawing/2016/5/14/chartex" xmlns:mc="http://schemas.openxmlformats.org/markup-compatibility/2006" xmlns:aink="http://schemas.microsoft.com/office/drawing/2016/ink" xmlns:am3d="http://schemas.microsoft.com/office/drawing/2017/model3d" xmlns:o="urn:schemas-microsoft-com:office:office" xmlns:oel="http://schemas.microsoft.com/office/2019/extlst" xmlns:r="http://schemas.openxmlformats.org/officeDocument/2006/relationships" xmlns:m="http://schemas.openxmlformats.org/officeDocument/2006/math" xmlns:v="urn:schemas-microsoft-com:vml" xmlns:wp14="http://schemas.microsoft.com/office/word/2010/wordprocessingDrawing" xmlns:wp="http://schemas.openxmlformats.org/drawingml/2006/wordprocessingDrawing" xmlns:w10="urn:schemas-microsoft-com:office:word" xmlns:w="http://schemas.openxmlformats.org/wordprocessingml/2006/main" xmlns:w14="http://schemas.microsoft.com/office/word/2010/wordml" xmlns:w15="http://schemas.microsoft.com/office/word/2012/wordml" xmlns:w16cex="http://schemas.microsoft.com/office/word/2018/wordml/cex" xmlns:w16cid="http://schemas.microsoft.com/office/word/2016/wordml/cid" xmlns:w16="http://schemas.microsoft.com/office/word/2018/wordml" xmlns:w16du="http://schemas.microsoft.com/office/word/2023/wordml/word16du" xmlns:w16sdtdh="http://schemas.microsoft.com/office/word/2020/wordml/sdtdatahash" xmlns:w16sdtfl="http://schemas.microsoft.com/office/word/2024/wordml/sdtformatlock" xmlns:w16se="http://schemas.microsoft.com/office/word/2015/wordml/symex" xmlns:wpg="http://schemas.microsoft.com/office/word/2010/wordprocessingGroup" xmlns:wpi="http://schemas.microsoft.com/office/word/2010/wordprocessingInk" xmlns:wne="http://schemas.microsoft.com/office/word/2006/wordml" xmlns:wps="http://schemas.microsoft.com/office/word/2010/wordprocessingShape" mc:Ignorable="w14 w15 w16se w16cid w16 w16cex w16sdtdh w16sdtfl w16du wp14">
+  <w:abstractNum w:abstractNumId="0" w15:restartNumberingAfterBreak="0">
+    <w:nsid w:val="4BED7B14"/>
     <w:multiLevelType w:val="hybridMultilevel"/>
-    <w:lvl w:ilvl="0" w15:tentative="1">
+    <w:tmpl w:val="1F0A30F8"/>
+    <w:lvl w:ilvl="0" w:tplc="EDC43346">
+      <w:start w:val="1"/>
+      <w:numFmt w:val="bullet"/>
+      <w:lvlText w:val="•"/>
+      <w:lvlJc w:val="left"/>
+    </w:lvl>
+    <w:lvl w:ilvl="1" w:tplc="7C123D68">
+      <w:start w:val="1"/>
+      <w:numFmt w:val="bullet"/>
+      <w:lvlText w:val="■"/>
+      <w:lvlJc w:val="left"/>
+    </w:lvl>
+    <w:lvl w:ilvl="2" w:tplc="0FD49180">
+      <w:start w:val="1"/>
+      <w:numFmt w:val="bullet"/>
+      <w:lvlText w:val="▶"/>
+      <w:lvlJc w:val="left"/>
+    </w:lvl>
+    <w:lvl w:ilvl="3" w:tplc="79DA3E9E">
+      <w:start w:val="1"/>
+      <w:numFmt w:val="bullet"/>
+      <w:lvlText w:val="▲"/>
+      <w:lvlJc w:val="left"/>
+    </w:lvl>
+    <w:lvl w:ilvl="4" w:tplc="A986EF9C">
+      <w:start w:val="1"/>
+      <w:numFmt w:val="bullet"/>
+      <w:lvlText w:val="◆"/>
+      <w:lvlJc w:val="left"/>
+    </w:lvl>
+    <w:lvl w:ilvl="5" w:tplc="E7FE7F5E">
       <w:start w:val="1"/>
       <w:numFmt w:val="bullet"/>
       <w:lvlText w:val="●"/>
       <w:lvlJc w:val="left"/>
+    </w:lvl>
+    <w:lvl w:ilvl="6" w:tplc="DCD0D6C4">
+      <w:start w:val="1"/>
+      <w:numFmt w:val="bullet"/>
+      <w:lvlText w:val="□"/>
+      <w:lvlJc w:val="left"/>
+    </w:lvl>
+    <w:lvl w:ilvl="7" w:tplc="99E8D504">
+      <w:numFmt w:val="decimal"/>
+      <w:lvlText w:val=""/>
+      <w:lvlJc w:val="left"/>
+    </w:lvl>
+    <w:lvl w:ilvl="8" w:tplc="B50AB6E2">
+      <w:numFmt w:val="decimal"/>
+      <w:lvlText w:val=""/>
+      <w:lvlJc w:val="left"/>
+    </w:lvl>
+  </w:abstractNum>
+  <w:abstractNum w:abstractNumId="1" w15:restartNumberingAfterBreak="0">
+    <w:nsid w:val="4D4D3BA2"/>
+    <w:multiLevelType w:val="hybridMultilevel"/>
+    <w:tmpl w:val="DD5A5A10"/>
+    <w:lvl w:ilvl="0" w:tplc="7A7C4394">
+      <w:start w:val="1"/>
+      <w:numFmt w:val="bullet"/>
+      <w:lvlText w:val="●"/>
+      <w:lvlJc w:val="left"/>
       <w:pPr>
         <w:ind w:left="720" w:hanging="360"/>
       </w:pPr>
     </w:lvl>
-    <w:lvl w:ilvl="1" w15:tentative="1">
+    <w:lvl w:ilvl="1" w:tplc="168C427C">
       <w:start w:val="1"/>
       <w:numFmt w:val="bullet"/>
       <w:lvlText w:val="○"/>
@@ -2128,7 +2129,7 @@
         <w:ind w:left="1440" w:hanging="360"/>
       </w:pPr>
     </w:lvl>
-    <w:lvl w:ilvl="2" w15:tentative="1">
+    <w:lvl w:ilvl="2" w:tplc="F49833B4">
       <w:start w:val="1"/>
       <w:numFmt w:val="bullet"/>
       <w:lvlText w:val="■"/>
@@ -2137,7 +2138,7 @@
         <w:ind w:left="2160" w:hanging="360"/>
       </w:pPr>
     </w:lvl>
-    <w:lvl w:ilvl="3" w15:tentative="1">
+    <w:lvl w:ilvl="3" w:tplc="0AE8A52C">
       <w:start w:val="1"/>
       <w:numFmt w:val="bullet"/>
       <w:lvlText w:val="●"/>
@@ -2146,7 +2147,7 @@
         <w:ind w:left="2880" w:hanging="360"/>
       </w:pPr>
     </w:lvl>
-    <w:lvl w:ilvl="4" w15:tentative="1">
+    <w:lvl w:ilvl="4" w:tplc="34E6ABF4">
       <w:start w:val="1"/>
       <w:numFmt w:val="bullet"/>
       <w:lvlText w:val="○"/>
@@ -2155,7 +2156,7 @@
         <w:ind w:left="3600" w:hanging="360"/>
       </w:pPr>
     </w:lvl>
-    <w:lvl w:ilvl="5" w15:tentative="1">
+    <w:lvl w:ilvl="5" w:tplc="468CCDBE">
       <w:start w:val="1"/>
       <w:numFmt w:val="bullet"/>
       <w:lvlText w:val="■"/>
@@ -2164,7 +2165,7 @@
         <w:ind w:left="4320" w:hanging="360"/>
       </w:pPr>
     </w:lvl>
-    <w:lvl w:ilvl="6" w15:tentative="1">
+    <w:lvl w:ilvl="6" w:tplc="AE904992">
       <w:start w:val="1"/>
       <w:numFmt w:val="bullet"/>
       <w:lvlText w:val="●"/>
@@ -2173,7 +2174,7 @@
         <w:ind w:left="5040" w:hanging="360"/>
       </w:pPr>
     </w:lvl>
-    <w:lvl w:ilvl="7" w15:tentative="1">
+    <w:lvl w:ilvl="7" w:tplc="D8B8ACB8">
       <w:start w:val="1"/>
       <w:numFmt w:val="bullet"/>
       <w:lvlText w:val="●"/>
@@ -2182,7 +2183,7 @@
         <w:ind w:left="5760" w:hanging="360"/>
       </w:pPr>
     </w:lvl>
-    <w:lvl w:ilvl="8" w15:tentative="1">
+    <w:lvl w:ilvl="8" w:tplc="AA4243F2">
       <w:start w:val="1"/>
       <w:numFmt w:val="bullet"/>
       <w:lvlText w:val="●"/>
@@ -2193,108 +2194,65 @@
     </w:lvl>
   </w:abstractNum>
   <w:abstractNum w:abstractNumId="2" w15:restartNumberingAfterBreak="0">
-    <w:multiLevelType w:val="hybridMultilevel"/>
-    <w:lvl w:ilvl="0" w15:tentative="1">
+    <w:nsid w:val="79EC12E1"/>
+    <w:multiLevelType w:val="multilevel"/>
+    <w:tmpl w:val="AE36D4AA"/>
+    <w:lvl w:ilvl="0">
       <w:start w:val="1"/>
       <w:numFmt w:val="decimal"/>
       <w:lvlText w:val="%1"/>
-      <w:lvlJc w:val="start"/>
+      <w:lvlJc w:val="left"/>
     </w:lvl>
-    <w:lvl w:ilvl="1" w15:tentative="1">
+    <w:lvl w:ilvl="1">
       <w:start w:val="1"/>
       <w:numFmt w:val="decimal"/>
       <w:lvlText w:val="%1.%2"/>
-      <w:lvlJc w:val="start"/>
+      <w:lvlJc w:val="left"/>
     </w:lvl>
-    <w:lvl w:ilvl="2" w15:tentative="1">
+    <w:lvl w:ilvl="2">
       <w:start w:val="1"/>
       <w:numFmt w:val="decimal"/>
       <w:lvlText w:val="%1.%2.%3"/>
-      <w:lvlJc w:val="start"/>
+      <w:lvlJc w:val="left"/>
     </w:lvl>
-    <w:lvl w:ilvl="3" w15:tentative="1">
+    <w:lvl w:ilvl="3">
       <w:start w:val="1"/>
       <w:numFmt w:val="decimal"/>
       <w:lvlText w:val="%4)"/>
-      <w:lvlJc w:val="start"/>
+      <w:lvlJc w:val="left"/>
     </w:lvl>
-    <w:lvl w:ilvl="4" w15:tentative="1">
+    <w:lvl w:ilvl="4">
       <w:start w:val="1"/>
       <w:numFmt w:val="decimal"/>
       <w:lvlText w:val="%5)"/>
-      <w:lvlJc w:val="start"/>
+      <w:lvlJc w:val="left"/>
     </w:lvl>
-    <w:lvl w:ilvl="5" w15:tentative="1">
+    <w:lvl w:ilvl="5">
       <w:start w:val="1"/>
       <w:numFmt w:val="decimal"/>
       <w:lvlText w:val="%6)"/>
-      <w:lvlJc w:val="start"/>
+      <w:lvlJc w:val="left"/>
     </w:lvl>
-    <w:lvl w:ilvl="6" w15:tentative="1">
+    <w:lvl w:ilvl="6">
       <w:start w:val="1"/>
       <w:numFmt w:val="decimal"/>
       <w:lvlText w:val="%7)"/>
-      <w:lvlJc w:val="start"/>
+      <w:lvlJc w:val="left"/>
     </w:lvl>
-    <w:lvl w:ilvl="7" w15:tentative="1">
+    <w:lvl w:ilvl="7">
       <w:start w:val="1"/>
       <w:numFmt w:val="decimal"/>
       <w:lvlText w:val="%8)"/>
-      <w:lvlJc w:val="start"/>
+      <w:lvlJc w:val="left"/>
     </w:lvl>
-    <w:lvl w:ilvl="8" w15:tentative="1">
+    <w:lvl w:ilvl="8">
       <w:start w:val="1"/>
       <w:numFmt w:val="decimal"/>
       <w:lvlText w:val="%9)"/>
-      <w:lvlJc w:val="start"/>
+      <w:lvlJc w:val="left"/>
     </w:lvl>
   </w:abstractNum>
-  <w:abstractNum w:abstractNumId="3" w15:restartNumberingAfterBreak="0">
-    <w:multiLevelType w:val="hybridMultilevel"/>
-    <w:lvl w:ilvl="0" w15:tentative="1">
-      <w:start w:val="1"/>
-      <w:numFmt w:val="bullet"/>
-      <w:lvlText w:val="•"/>
-      <w:lvlJc w:val="start"/>
-    </w:lvl>
-    <w:lvl w:ilvl="1" w15:tentative="1">
-      <w:start w:val="1"/>
-      <w:numFmt w:val="bullet"/>
-      <w:lvlText w:val="■"/>
-      <w:lvlJc w:val="start"/>
-    </w:lvl>
-    <w:lvl w:ilvl="2" w15:tentative="1">
-      <w:start w:val="1"/>
-      <w:numFmt w:val="bullet"/>
-      <w:lvlText w:val="▶"/>
-      <w:lvlJc w:val="start"/>
-    </w:lvl>
-    <w:lvl w:ilvl="3" w15:tentative="1">
-      <w:start w:val="1"/>
-      <w:numFmt w:val="bullet"/>
-      <w:lvlText w:val="▲"/>
-      <w:lvlJc w:val="start"/>
-    </w:lvl>
-    <w:lvl w:ilvl="4" w15:tentative="1">
-      <w:start w:val="1"/>
-      <w:numFmt w:val="bullet"/>
-      <w:lvlText w:val="◆"/>
-      <w:lvlJc w:val="start"/>
-    </w:lvl>
-    <w:lvl w:ilvl="5" w15:tentative="1">
-      <w:start w:val="1"/>
-      <w:numFmt w:val="bullet"/>
-      <w:lvlText w:val="●"/>
-      <w:lvlJc w:val="start"/>
-    </w:lvl>
-    <w:lvl w:ilvl="6" w15:tentative="1">
-      <w:start w:val="1"/>
-      <w:numFmt w:val="bullet"/>
-      <w:lvlText w:val="□"/>
-      <w:lvlJc w:val="start"/>
-    </w:lvl>
-  </w:abstractNum>
-  <w:num w:numId="1">
+  <w:num w:numId="1" w16cid:durableId="375392073">
     <w:abstractNumId w:val="1"/>
     <w:lvlOverride w:ilvl="0">
       <w:startOverride w:val="1"/>
@@ -2304,38 +2262,407 @@
 </file>
 
 <file path=word/styles.xml><?xml version="1.0" encoding="utf-8"?>
-<w:styles xmlns:mc="http://schemas.openxmlformats.org/markup-compatibility/2006" xmlns:r="http://schemas.openxmlformats.org/officeDocument/2006/relationships" xmlns:w="http://schemas.openxmlformats.org/wordprocessingml/2006/main" xmlns:w14="http://schemas.microsoft.com/office/word/2010/wordml" xmlns:w15="http://schemas.microsoft.com/office/word/2012/wordml" mc:Ignorable="w14 w15">
+<w:styles xmlns:mc="http://schemas.openxmlformats.org/markup-compatibility/2006" xmlns:r="http://schemas.openxmlformats.org/officeDocument/2006/relationships" xmlns:w="http://schemas.openxmlformats.org/wordprocessingml/2006/main" xmlns:w14="http://schemas.microsoft.com/office/word/2010/wordml" xmlns:w15="http://schemas.microsoft.com/office/word/2012/wordml" xmlns:w16cex="http://schemas.microsoft.com/office/word/2018/wordml/cex" xmlns:w16cid="http://schemas.microsoft.com/office/word/2016/wordml/cid" xmlns:w16="http://schemas.microsoft.com/office/word/2018/wordml" xmlns:w16du="http://schemas.microsoft.com/office/word/2023/wordml/word16du" xmlns:w16sdtdh="http://schemas.microsoft.com/office/word/2020/wordml/sdtdatahash" xmlns:w16sdtfl="http://schemas.microsoft.com/office/word/2024/wordml/sdtformatlock" xmlns:w16se="http://schemas.microsoft.com/office/word/2015/wordml/symex" mc:Ignorable="w14 w15 w16se w16cid w16 w16cex w16sdtdh w16sdtfl w16du">
   <w:docDefaults>
     <w:rPrDefault>
       <w:rPr>
+        <w:rFonts w:ascii="Times New Roman" w:eastAsia="Times New Roman" w:hAnsi="Times New Roman" w:cs="Times New Roman"/>
         <w:sz w:val="24"/>
         <w:szCs w:val="24"/>
+        <w:lang w:val="en-US" w:eastAsia="en-US" w:bidi="ar-SA"/>
       </w:rPr>
     </w:rPrDefault>
-    <w:pPrDefault>
-      <w:pPr>
-        <w:spacing w:lineRule="auto"/>
-      </w:pPr>
-    </w:pPrDefault>
+    <w:pPrDefault/>
   </w:docDefaults>
-  <w:style w:type="paragraph" w:styleId="Title">
-    <w:name w:val="Title"/>
-    <w:basedOn w:val="Normal"/>
-    <w:next w:val="Normal"/>
-    <w:qFormat/>
-    <w:rPr>
-      <w:sz w:val="56"/>
-      <w:szCs w:val="56"/>
-    </w:rPr>
+  <w:latentStyles w:defLockedState="0" w:defUIPriority="99" w:defSemiHidden="0" w:defUnhideWhenUsed="0" w:defQFormat="0" w:count="376">
+    <w:lsdException w:name="Normal" w:uiPriority="0" w:qFormat="1"/>
+    <w:lsdException w:name="heading 1" w:uiPriority="9" w:qFormat="1"/>
+    <w:lsdException w:name="heading 2" w:semiHidden="1" w:uiPriority="9" w:unhideWhenUsed="1" w:qFormat="1"/>
+    <w:lsdException w:name="heading 3" w:semiHidden="1" w:uiPriority="9" w:unhideWhenUsed="1" w:qFormat="1"/>
+    <w:lsdException w:name="heading 4" w:semiHidden="1" w:uiPriority="9" w:unhideWhenUsed="1" w:qFormat="1"/>
+    <w:lsdException w:name="heading 5" w:semiHidden="1" w:uiPriority="9" w:unhideWhenUsed="1" w:qFormat="1"/>
+    <w:lsdException w:name="heading 6" w:semiHidden="1" w:uiPriority="9" w:unhideWhenUsed="1" w:qFormat="1"/>
+    <w:lsdException w:name="heading 7" w:semiHidden="1" w:uiPriority="9" w:unhideWhenUsed="1" w:qFormat="1"/>
+    <w:lsdException w:name="heading 8" w:semiHidden="1" w:uiPriority="9" w:unhideWhenUsed="1" w:qFormat="1"/>
+    <w:lsdException w:name="heading 9" w:semiHidden="1" w:uiPriority="9" w:unhideWhenUsed="1" w:qFormat="1"/>
+    <w:lsdException w:name="index 1" w:semiHidden="1" w:unhideWhenUsed="1"/>
+    <w:lsdException w:name="index 2" w:semiHidden="1" w:unhideWhenUsed="1"/>
+    <w:lsdException w:name="index 3" w:semiHidden="1" w:unhideWhenUsed="1"/>
+    <w:lsdException w:name="index 4" w:semiHidden="1" w:unhideWhenUsed="1"/>
+    <w:lsdException w:name="index 5" w:semiHidden="1" w:unhideWhenUsed="1"/>
+    <w:lsdException w:name="index 6" w:semiHidden="1" w:unhideWhenUsed="1"/>
+    <w:lsdException w:name="index 7" w:semiHidden="1" w:unhideWhenUsed="1"/>
+    <w:lsdException w:name="index 8" w:semiHidden="1" w:unhideWhenUsed="1"/>
+    <w:lsdException w:name="index 9" w:semiHidden="1" w:unhideWhenUsed="1"/>
+    <w:lsdException w:name="toc 1" w:semiHidden="1" w:uiPriority="39" w:unhideWhenUsed="1"/>
+    <w:lsdException w:name="toc 2" w:semiHidden="1" w:uiPriority="39" w:unhideWhenUsed="1"/>
+    <w:lsdException w:name="toc 3" w:semiHidden="1" w:uiPriority="39" w:unhideWhenUsed="1"/>
+    <w:lsdException w:name="toc 4" w:semiHidden="1" w:uiPriority="39" w:unhideWhenUsed="1"/>
+    <w:lsdException w:name="toc 5" w:semiHidden="1" w:uiPriority="39" w:unhideWhenUsed="1"/>
+    <w:lsdException w:name="toc 6" w:semiHidden="1" w:uiPriority="39" w:unhideWhenUsed="1"/>
+    <w:lsdException w:name="toc 7" w:semiHidden="1" w:uiPriority="39" w:unhideWhenUsed="1"/>
+    <w:lsdException w:name="toc 8" w:semiHidden="1" w:uiPriority="39" w:unhideWhenUsed="1"/>
+    <w:lsdException w:name="toc 9" w:semiHidden="1" w:uiPriority="39" w:unhideWhenUsed="1"/>
+    <w:lsdException w:name="Normal Indent" w:semiHidden="1" w:unhideWhenUsed="1"/>
+    <w:lsdException w:name="footnote text" w:semiHidden="1" w:unhideWhenUsed="1"/>
+    <w:lsdException w:name="annotation text" w:semiHidden="1" w:unhideWhenUsed="1"/>
+    <w:lsdException w:name="header" w:semiHidden="1" w:unhideWhenUsed="1"/>
+    <w:lsdException w:name="footer" w:semiHidden="1" w:unhideWhenUsed="1"/>
+    <w:lsdException w:name="index heading" w:semiHidden="1" w:unhideWhenUsed="1"/>
+    <w:lsdException w:name="caption" w:semiHidden="1" w:uiPriority="35" w:unhideWhenUsed="1" w:qFormat="1"/>
+    <w:lsdException w:name="table of figures" w:semiHidden="1" w:unhideWhenUsed="1"/>
+    <w:lsdException w:name="envelope address" w:semiHidden="1" w:unhideWhenUsed="1"/>
+    <w:lsdException w:name="envelope return" w:semiHidden="1" w:unhideWhenUsed="1"/>
+    <w:lsdException w:name="footnote reference" w:semiHidden="1" w:unhideWhenUsed="1"/>
+    <w:lsdException w:name="annotation reference" w:semiHidden="1" w:unhideWhenUsed="1"/>
+    <w:lsdException w:name="line number" w:semiHidden="1" w:unhideWhenUsed="1"/>
+    <w:lsdException w:name="page number" w:semiHidden="1" w:unhideWhenUsed="1"/>
+    <w:lsdException w:name="endnote reference" w:semiHidden="1" w:unhideWhenUsed="1"/>
+    <w:lsdException w:name="endnote text" w:semiHidden="1" w:unhideWhenUsed="1"/>
+    <w:lsdException w:name="table of authorities" w:semiHidden="1" w:unhideWhenUsed="1"/>
+    <w:lsdException w:name="macro" w:semiHidden="1" w:unhideWhenUsed="1"/>
+    <w:lsdException w:name="toa heading" w:semiHidden="1" w:unhideWhenUsed="1"/>
+    <w:lsdException w:name="List" w:semiHidden="1" w:unhideWhenUsed="1"/>
+    <w:lsdException w:name="List Bullet" w:semiHidden="1" w:unhideWhenUsed="1"/>
+    <w:lsdException w:name="List Number" w:semiHidden="1" w:unhideWhenUsed="1"/>
+    <w:lsdException w:name="List 2" w:semiHidden="1" w:unhideWhenUsed="1"/>
+    <w:lsdException w:name="List 3" w:semiHidden="1" w:unhideWhenUsed="1"/>
+    <w:lsdException w:name="List 4" w:semiHidden="1" w:unhideWhenUsed="1"/>
+    <w:lsdException w:name="List 5" w:semiHidden="1" w:unhideWhenUsed="1"/>
+    <w:lsdException w:name="List Bullet 2" w:semiHidden="1" w:unhideWhenUsed="1"/>
+    <w:lsdException w:name="List Bullet 3" w:semiHidden="1" w:unhideWhenUsed="1"/>
+    <w:lsdException w:name="List Bullet 4" w:semiHidden="1" w:unhideWhenUsed="1"/>
+    <w:lsdException w:name="List Bullet 5" w:semiHidden="1" w:unhideWhenUsed="1"/>
+    <w:lsdException w:name="List Number 2" w:semiHidden="1" w:unhideWhenUsed="1"/>
+    <w:lsdException w:name="List Number 3" w:semiHidden="1" w:unhideWhenUsed="1"/>
+    <w:lsdException w:name="List Number 4" w:semiHidden="1" w:unhideWhenUsed="1"/>
+    <w:lsdException w:name="List Number 5" w:semiHidden="1" w:unhideWhenUsed="1"/>
+    <w:lsdException w:name="Title" w:uiPriority="10" w:qFormat="1"/>
+    <w:lsdException w:name="Closing" w:semiHidden="1" w:unhideWhenUsed="1"/>
+    <w:lsdException w:name="Signature" w:semiHidden="1" w:unhideWhenUsed="1"/>
+    <w:lsdException w:name="Default Paragraph Font" w:semiHidden="1" w:uiPriority="1" w:unhideWhenUsed="1"/>
+    <w:lsdException w:name="Body Text" w:semiHidden="1" w:unhideWhenUsed="1"/>
+    <w:lsdException w:name="Body Text Indent" w:semiHidden="1" w:unhideWhenUsed="1"/>
+    <w:lsdException w:name="List Continue" w:semiHidden="1" w:unhideWhenUsed="1"/>
+    <w:lsdException w:name="List Continue 2" w:semiHidden="1" w:unhideWhenUsed="1"/>
+    <w:lsdException w:name="List Continue 3" w:semiHidden="1" w:unhideWhenUsed="1"/>
+    <w:lsdException w:name="List Continue 4" w:semiHidden="1" w:unhideWhenUsed="1"/>
+    <w:lsdException w:name="List Continue 5" w:semiHidden="1" w:unhideWhenUsed="1"/>
+    <w:lsdException w:name="Message Header" w:semiHidden="1" w:unhideWhenUsed="1"/>
+    <w:lsdException w:name="Subtitle" w:uiPriority="11" w:qFormat="1"/>
+    <w:lsdException w:name="Salutation" w:semiHidden="1" w:unhideWhenUsed="1"/>
+    <w:lsdException w:name="Date" w:semiHidden="1" w:unhideWhenUsed="1"/>
+    <w:lsdException w:name="Body Text First Indent" w:semiHidden="1" w:unhideWhenUsed="1"/>
+    <w:lsdException w:name="Body Text First Indent 2" w:semiHidden="1" w:unhideWhenUsed="1"/>
+    <w:lsdException w:name="Note Heading" w:semiHidden="1" w:unhideWhenUsed="1"/>
+    <w:lsdException w:name="Body Text 2" w:semiHidden="1" w:unhideWhenUsed="1"/>
+    <w:lsdException w:name="Body Text 3" w:semiHidden="1" w:unhideWhenUsed="1"/>
+    <w:lsdException w:name="Body Text Indent 2" w:semiHidden="1" w:unhideWhenUsed="1"/>
+    <w:lsdException w:name="Body Text Indent 3" w:semiHidden="1" w:unhideWhenUsed="1"/>
+    <w:lsdException w:name="Block Text" w:semiHidden="1" w:unhideWhenUsed="1"/>
+    <w:lsdException w:name="Hyperlink" w:semiHidden="1" w:unhideWhenUsed="1"/>
+    <w:lsdException w:name="FollowedHyperlink" w:semiHidden="1" w:unhideWhenUsed="1"/>
+    <w:lsdException w:name="Strong" w:uiPriority="22" w:qFormat="1"/>
+    <w:lsdException w:name="Emphasis" w:uiPriority="20" w:qFormat="1"/>
+    <w:lsdException w:name="Document Map" w:semiHidden="1" w:unhideWhenUsed="1"/>
+    <w:lsdException w:name="Plain Text" w:semiHidden="1" w:unhideWhenUsed="1"/>
+    <w:lsdException w:name="E-mail Signature" w:semiHidden="1" w:unhideWhenUsed="1"/>
+    <w:lsdException w:name="HTML Top of Form" w:semiHidden="1" w:unhideWhenUsed="1"/>
+    <w:lsdException w:name="HTML Bottom of Form" w:semiHidden="1" w:unhideWhenUsed="1"/>
+    <w:lsdException w:name="Normal (Web)" w:semiHidden="1" w:unhideWhenUsed="1"/>
+    <w:lsdException w:name="HTML Acronym" w:semiHidden="1" w:unhideWhenUsed="1"/>
+    <w:lsdException w:name="HTML Address" w:semiHidden="1" w:unhideWhenUsed="1"/>
+    <w:lsdException w:name="HTML Cite" w:semiHidden="1" w:unhideWhenUsed="1"/>
+    <w:lsdException w:name="HTML Code" w:semiHidden="1" w:unhideWhenUsed="1"/>
+    <w:lsdException w:name="HTML Definition" w:semiHidden="1" w:unhideWhenUsed="1"/>
+    <w:lsdException w:name="HTML Keyboard" w:semiHidden="1" w:unhideWhenUsed="1"/>
+    <w:lsdException w:name="HTML Preformatted" w:semiHidden="1" w:unhideWhenUsed="1"/>
+    <w:lsdException w:name="HTML Sample" w:semiHidden="1" w:unhideWhenUsed="1"/>
+    <w:lsdException w:name="HTML Typewriter" w:semiHidden="1" w:unhideWhenUsed="1"/>
+    <w:lsdException w:name="HTML Variable" w:semiHidden="1" w:unhideWhenUsed="1"/>
+    <w:lsdException w:name="Normal Table" w:semiHidden="1" w:unhideWhenUsed="1"/>
+    <w:lsdException w:name="annotation subject" w:semiHidden="1" w:unhideWhenUsed="1"/>
+    <w:lsdException w:name="No List" w:semiHidden="1" w:unhideWhenUsed="1"/>
+    <w:lsdException w:name="Outline List 1" w:semiHidden="1" w:unhideWhenUsed="1"/>
+    <w:lsdException w:name="Outline List 2" w:semiHidden="1" w:unhideWhenUsed="1"/>
+    <w:lsdException w:name="Outline List 3" w:semiHidden="1" w:unhideWhenUsed="1"/>
+    <w:lsdException w:name="Table Simple 1" w:semiHidden="1" w:unhideWhenUsed="1"/>
+    <w:lsdException w:name="Table Simple 2" w:semiHidden="1" w:unhideWhenUsed="1"/>
+    <w:lsdException w:name="Table Simple 3" w:semiHidden="1" w:unhideWhenUsed="1"/>
+    <w:lsdException w:name="Table Classic 1" w:semiHidden="1" w:unhideWhenUsed="1"/>
+    <w:lsdException w:name="Table Classic 2" w:semiHidden="1" w:unhideWhenUsed="1"/>
+    <w:lsdException w:name="Table Classic 3" w:semiHidden="1" w:unhideWhenUsed="1"/>
+    <w:lsdException w:name="Table Classic 4" w:semiHidden="1" w:unhideWhenUsed="1"/>
+    <w:lsdException w:name="Table Colorful 1" w:semiHidden="1" w:unhideWhenUsed="1"/>
+    <w:lsdException w:name="Table Colorful 2" w:semiHidden="1" w:unhideWhenUsed="1"/>
+    <w:lsdException w:name="Table Colorful 3" w:semiHidden="1" w:unhideWhenUsed="1"/>
+    <w:lsdException w:name="Table Columns 1" w:semiHidden="1" w:unhideWhenUsed="1"/>
+    <w:lsdException w:name="Table Columns 2" w:semiHidden="1" w:unhideWhenUsed="1"/>
+    <w:lsdException w:name="Table Columns 3" w:semiHidden="1" w:unhideWhenUsed="1"/>
+    <w:lsdException w:name="Table Columns 4" w:semiHidden="1" w:unhideWhenUsed="1"/>
+    <w:lsdException w:name="Table Columns 5" w:semiHidden="1" w:unhideWhenUsed="1"/>
+    <w:lsdException w:name="Table Grid 1" w:semiHidden="1" w:unhideWhenUsed="1"/>
+    <w:lsdException w:name="Table Grid 2" w:semiHidden="1" w:unhideWhenUsed="1"/>
+    <w:lsdException w:name="Table Grid 3" w:semiHidden="1" w:unhideWhenUsed="1"/>
+    <w:lsdException w:name="Table Grid 4" w:semiHidden="1" w:unhideWhenUsed="1"/>
+    <w:lsdException w:name="Table Grid 5" w:semiHidden="1" w:unhideWhenUsed="1"/>
+    <w:lsdException w:name="Table Grid 6" w:semiHidden="1" w:unhideWhenUsed="1"/>
+    <w:lsdException w:name="Table Grid 7" w:semiHidden="1" w:unhideWhenUsed="1"/>
+    <w:lsdException w:name="Table Grid 8" w:semiHidden="1" w:unhideWhenUsed="1"/>
+    <w:lsdException w:name="Table List 1" w:semiHidden="1" w:unhideWhenUsed="1"/>
+    <w:lsdException w:name="Table List 2" w:semiHidden="1" w:unhideWhenUsed="1"/>
+    <w:lsdException w:name="Table List 3" w:semiHidden="1" w:unhideWhenUsed="1"/>
+    <w:lsdException w:name="Table List 4" w:semiHidden="1" w:unhideWhenUsed="1"/>
+    <w:lsdException w:name="Table List 5" w:semiHidden="1" w:unhideWhenUsed="1"/>
+    <w:lsdException w:name="Table List 6" w:semiHidden="1" w:unhideWhenUsed="1"/>
+    <w:lsdException w:name="Table List 7" w:semiHidden="1" w:unhideWhenUsed="1"/>
+    <w:lsdException w:name="Table List 8" w:semiHidden="1" w:unhideWhenUsed="1"/>
+    <w:lsdException w:name="Table 3D effects 1" w:semiHidden="1" w:unhideWhenUsed="1"/>
+    <w:lsdException w:name="Table 3D effects 2" w:semiHidden="1" w:unhideWhenUsed="1"/>
+    <w:lsdException w:name="Table 3D effects 3" w:semiHidden="1" w:unhideWhenUsed="1"/>
+    <w:lsdException w:name="Table Contemporary" w:semiHidden="1" w:unhideWhenUsed="1"/>
+    <w:lsdException w:name="Table Elegant" w:semiHidden="1" w:unhideWhenUsed="1"/>
+    <w:lsdException w:name="Table Professional" w:semiHidden="1" w:unhideWhenUsed="1"/>
+    <w:lsdException w:name="Table Subtle 1" w:semiHidden="1" w:unhideWhenUsed="1"/>
+    <w:lsdException w:name="Table Subtle 2" w:semiHidden="1" w:unhideWhenUsed="1"/>
+    <w:lsdException w:name="Table Web 1" w:semiHidden="1" w:unhideWhenUsed="1"/>
+    <w:lsdException w:name="Table Web 2" w:semiHidden="1" w:unhideWhenUsed="1"/>
+    <w:lsdException w:name="Table Web 3" w:semiHidden="1" w:unhideWhenUsed="1"/>
+    <w:lsdException w:name="Balloon Text" w:semiHidden="1" w:unhideWhenUsed="1"/>
+    <w:lsdException w:name="Table Grid" w:uiPriority="39"/>
+    <w:lsdException w:name="Table Theme" w:semiHidden="1" w:unhideWhenUsed="1"/>
+    <w:lsdException w:name="Placeholder Text" w:semiHidden="1"/>
+    <w:lsdException w:name="No Spacing" w:uiPriority="1" w:qFormat="1"/>
+    <w:lsdException w:name="Light Shading" w:uiPriority="60"/>
+    <w:lsdException w:name="Light List" w:uiPriority="61"/>
+    <w:lsdException w:name="Light Grid" w:uiPriority="62"/>
+    <w:lsdException w:name="Medium Shading 1" w:uiPriority="63"/>
+    <w:lsdException w:name="Medium Shading 2" w:uiPriority="64"/>
+    <w:lsdException w:name="Medium List 1" w:uiPriority="65"/>
+    <w:lsdException w:name="Medium List 2" w:uiPriority="66"/>
+    <w:lsdException w:name="Medium Grid 1" w:uiPriority="67"/>
+    <w:lsdException w:name="Medium Grid 2" w:uiPriority="68"/>
+    <w:lsdException w:name="Medium Grid 3" w:uiPriority="69"/>
+    <w:lsdException w:name="Dark List" w:uiPriority="70"/>
+    <w:lsdException w:name="Colorful Shading" w:uiPriority="71"/>
+    <w:lsdException w:name="Colorful List" w:uiPriority="72"/>
+    <w:lsdException w:name="Colorful Grid" w:uiPriority="73"/>
+    <w:lsdException w:name="Light Shading Accent 1" w:uiPriority="60"/>
+    <w:lsdException w:name="Light List Accent 1" w:uiPriority="61"/>
+    <w:lsdException w:name="Light Grid Accent 1" w:uiPriority="62"/>
+    <w:lsdException w:name="Medium Shading 1 Accent 1" w:uiPriority="63"/>
+    <w:lsdException w:name="Medium Shading 2 Accent 1" w:uiPriority="64"/>
+    <w:lsdException w:name="Medium List 1 Accent 1" w:uiPriority="65"/>
+    <w:lsdException w:name="Revision" w:semiHidden="1"/>
+    <w:lsdException w:name="List Paragraph" w:uiPriority="34" w:qFormat="1"/>
+    <w:lsdException w:name="Quote" w:uiPriority="29" w:qFormat="1"/>
+    <w:lsdException w:name="Intense Quote" w:uiPriority="30" w:qFormat="1"/>
+    <w:lsdException w:name="Medium List 2 Accent 1" w:uiPriority="66"/>
+    <w:lsdException w:name="Medium Grid 1 Accent 1" w:uiPriority="67"/>
+    <w:lsdException w:name="Medium Grid 2 Accent 1" w:uiPriority="68"/>
+    <w:lsdException w:name="Medium Grid 3 Accent 1" w:uiPriority="69"/>
+    <w:lsdException w:name="Dark List Accent 1" w:uiPriority="70"/>
+    <w:lsdException w:name="Colorful Shading Accent 1" w:uiPriority="71"/>
+    <w:lsdException w:name="Colorful List Accent 1" w:uiPriority="72"/>
+    <w:lsdException w:name="Colorful Grid Accent 1" w:uiPriority="73"/>
+    <w:lsdException w:name="Light Shading Accent 2" w:uiPriority="60"/>
+    <w:lsdException w:name="Light List Accent 2" w:uiPriority="61"/>
+    <w:lsdException w:name="Light Grid Accent 2" w:uiPriority="62"/>
+    <w:lsdException w:name="Medium Shading 1 Accent 2" w:uiPriority="63"/>
+    <w:lsdException w:name="Medium Shading 2 Accent 2" w:uiPriority="64"/>
+    <w:lsdException w:name="Medium List 1 Accent 2" w:uiPriority="65"/>
+    <w:lsdException w:name="Medium List 2 Accent 2" w:uiPriority="66"/>
+    <w:lsdException w:name="Medium Grid 1 Accent 2" w:uiPriority="67"/>
+    <w:lsdException w:name="Medium Grid 2 Accent 2" w:uiPriority="68"/>
+    <w:lsdException w:name="Medium Grid 3 Accent 2" w:uiPriority="69"/>
+    <w:lsdException w:name="Dark List Accent 2" w:uiPriority="70"/>
+    <w:lsdException w:name="Colorful Shading Accent 2" w:uiPriority="71"/>
+    <w:lsdException w:name="Colorful List Accent 2" w:uiPriority="72"/>
+    <w:lsdException w:name="Colorful Grid Accent 2" w:uiPriority="73"/>
+    <w:lsdException w:name="Light Shading Accent 3" w:uiPriority="60"/>
+    <w:lsdException w:name="Light List Accent 3" w:uiPriority="61"/>
+    <w:lsdException w:name="Light Grid Accent 3" w:uiPriority="62"/>
+    <w:lsdException w:name="Medium Shading 1 Accent 3" w:uiPriority="63"/>
+    <w:lsdException w:name="Medium Shading 2 Accent 3" w:uiPriority="64"/>
+    <w:lsdException w:name="Medium List 1 Accent 3" w:uiPriority="65"/>
+    <w:lsdException w:name="Medium List 2 Accent 3" w:uiPriority="66"/>
+    <w:lsdException w:name="Medium Grid 1 Accent 3" w:uiPriority="67"/>
+    <w:lsdException w:name="Medium Grid 2 Accent 3" w:uiPriority="68"/>
+    <w:lsdException w:name="Medium Grid 3 Accent 3" w:uiPriority="69"/>
+    <w:lsdException w:name="Dark List Accent 3" w:uiPriority="70"/>
+    <w:lsdException w:name="Colorful Shading Accent 3" w:uiPriority="71"/>
+    <w:lsdException w:name="Colorful List Accent 3" w:uiPriority="72"/>
+    <w:lsdException w:name="Colorful Grid Accent 3" w:uiPriority="73"/>
+    <w:lsdException w:name="Light Shading Accent 4" w:uiPriority="60"/>
+    <w:lsdException w:name="Light List Accent 4" w:uiPriority="61"/>
+    <w:lsdException w:name="Light Grid Accent 4" w:uiPriority="62"/>
+    <w:lsdException w:name="Medium Shading 1 Accent 4" w:uiPriority="63"/>
+    <w:lsdException w:name="Medium Shading 2 Accent 4" w:uiPriority="64"/>
+    <w:lsdException w:name="Medium List 1 Accent 4" w:uiPriority="65"/>
+    <w:lsdException w:name="Medium List 2 Accent 4" w:uiPriority="66"/>
+    <w:lsdException w:name="Medium Grid 1 Accent 4" w:uiPriority="67"/>
+    <w:lsdException w:name="Medium Grid 2 Accent 4" w:uiPriority="68"/>
+    <w:lsdException w:name="Medium Grid 3 Accent 4" w:uiPriority="69"/>
+    <w:lsdException w:name="Dark List Accent 4" w:uiPriority="70"/>
+    <w:lsdException w:name="Colorful Shading Accent 4" w:uiPriority="71"/>
+    <w:lsdException w:name="Colorful List Accent 4" w:uiPriority="72"/>
+    <w:lsdException w:name="Colorful Grid Accent 4" w:uiPriority="73"/>
+    <w:lsdException w:name="Light Shading Accent 5" w:uiPriority="60"/>
+    <w:lsdException w:name="Light List Accent 5" w:uiPriority="61"/>
+    <w:lsdException w:name="Light Grid Accent 5" w:uiPriority="62"/>
+    <w:lsdException w:name="Medium Shading 1 Accent 5" w:uiPriority="63"/>
+    <w:lsdException w:name="Medium Shading 2 Accent 5" w:uiPriority="64"/>
+    <w:lsdException w:name="Medium List 1 Accent 5" w:uiPriority="65"/>
+    <w:lsdException w:name="Medium List 2 Accent 5" w:uiPriority="66"/>
+    <w:lsdException w:name="Medium Grid 1 Accent 5" w:uiPriority="67"/>
+    <w:lsdException w:name="Medium Grid 2 Accent 5" w:uiPriority="68"/>
+    <w:lsdException w:name="Medium Grid 3 Accent 5" w:uiPriority="69"/>
+    <w:lsdException w:name="Dark List Accent 5" w:uiPriority="70"/>
+    <w:lsdException w:name="Colorful Shading Accent 5" w:uiPriority="71"/>
+    <w:lsdException w:name="Colorful List Accent 5" w:uiPriority="72"/>
+    <w:lsdException w:name="Colorful Grid Accent 5" w:uiPriority="73"/>
+    <w:lsdException w:name="Light Shading Accent 6" w:uiPriority="60"/>
+    <w:lsdException w:name="Light List Accent 6" w:uiPriority="61"/>
+    <w:lsdException w:name="Light Grid Accent 6" w:uiPriority="62"/>
+    <w:lsdException w:name="Medium Shading 1 Accent 6" w:uiPriority="63"/>
+    <w:lsdException w:name="Medium Shading 2 Accent 6" w:uiPriority="64"/>
+    <w:lsdException w:name="Medium List 1 Accent 6" w:uiPriority="65"/>
+    <w:lsdException w:name="Medium List 2 Accent 6" w:uiPriority="66"/>
+    <w:lsdException w:name="Medium Grid 1 Accent 6" w:uiPriority="67"/>
+    <w:lsdException w:name="Medium Grid 2 Accent 6" w:uiPriority="68"/>
+    <w:lsdException w:name="Medium Grid 3 Accent 6" w:uiPriority="69"/>
+    <w:lsdException w:name="Dark List Accent 6" w:uiPriority="70"/>
+    <w:lsdException w:name="Colorful Shading Accent 6" w:uiPriority="71"/>
+    <w:lsdException w:name="Colorful List Accent 6" w:uiPriority="72"/>
+    <w:lsdException w:name="Colorful Grid Accent 6" w:uiPriority="73"/>
+    <w:lsdException w:name="Subtle Emphasis" w:uiPriority="19" w:qFormat="1"/>
+    <w:lsdException w:name="Intense Emphasis" w:uiPriority="21" w:qFormat="1"/>
+    <w:lsdException w:name="Subtle Reference" w:uiPriority="31" w:qFormat="1"/>
+    <w:lsdException w:name="Intense Reference" w:uiPriority="32" w:qFormat="1"/>
+    <w:lsdException w:name="Book Title" w:uiPriority="33" w:qFormat="1"/>
+    <w:lsdException w:name="Bibliography" w:semiHidden="1" w:uiPriority="37" w:unhideWhenUsed="1"/>
+    <w:lsdException w:name="TOC Heading" w:semiHidden="1" w:uiPriority="39" w:unhideWhenUsed="1" w:qFormat="1"/>
+    <w:lsdException w:name="Plain Table 1" w:uiPriority="41"/>
+    <w:lsdException w:name="Plain Table 2" w:uiPriority="42"/>
+    <w:lsdException w:name="Plain Table 3" w:uiPriority="43"/>
+    <w:lsdException w:name="Plain Table 4" w:uiPriority="44"/>
+    <w:lsdException w:name="Plain Table 5" w:uiPriority="45"/>
+    <w:lsdException w:name="Grid Table Light" w:uiPriority="40"/>
+    <w:lsdException w:name="Grid Table 1 Light" w:uiPriority="46"/>
+    <w:lsdException w:name="Grid Table 2" w:uiPriority="47"/>
+    <w:lsdException w:name="Grid Table 3" w:uiPriority="48"/>
+    <w:lsdException w:name="Grid Table 4" w:uiPriority="49"/>
+    <w:lsdException w:name="Grid Table 5 Dark" w:uiPriority="50"/>
+    <w:lsdException w:name="Grid Table 6 Colorful" w:uiPriority="51"/>
+    <w:lsdException w:name="Grid Table 7 Colorful" w:uiPriority="52"/>
+    <w:lsdException w:name="Grid Table 1 Light Accent 1" w:uiPriority="46"/>
+    <w:lsdException w:name="Grid Table 2 Accent 1" w:uiPriority="47"/>
+    <w:lsdException w:name="Grid Table 3 Accent 1" w:uiPriority="48"/>
+    <w:lsdException w:name="Grid Table 4 Accent 1" w:uiPriority="49"/>
+    <w:lsdException w:name="Grid Table 5 Dark Accent 1" w:uiPriority="50"/>
+    <w:lsdException w:name="Grid Table 6 Colorful Accent 1" w:uiPriority="51"/>
+    <w:lsdException w:name="Grid Table 7 Colorful Accent 1" w:uiPriority="52"/>
+    <w:lsdException w:name="Grid Table 1 Light Accent 2" w:uiPriority="46"/>
+    <w:lsdException w:name="Grid Table 2 Accent 2" w:uiPriority="47"/>
+    <w:lsdException w:name="Grid Table 3 Accent 2" w:uiPriority="48"/>
+    <w:lsdException w:name="Grid Table 4 Accent 2" w:uiPriority="49"/>
+    <w:lsdException w:name="Grid Table 5 Dark Accent 2" w:uiPriority="50"/>
+    <w:lsdException w:name="Grid Table 6 Colorful Accent 2" w:uiPriority="51"/>
+    <w:lsdException w:name="Grid Table 7 Colorful Accent 2" w:uiPriority="52"/>
+    <w:lsdException w:name="Grid Table 1 Light Accent 3" w:uiPriority="46"/>
+    <w:lsdException w:name="Grid Table 2 Accent 3" w:uiPriority="47"/>
+    <w:lsdException w:name="Grid Table 3 Accent 3" w:uiPriority="48"/>
+    <w:lsdException w:name="Grid Table 4 Accent 3" w:uiPriority="49"/>
+    <w:lsdException w:name="Grid Table 5 Dark Accent 3" w:uiPriority="50"/>
+    <w:lsdException w:name="Grid Table 6 Colorful Accent 3" w:uiPriority="51"/>
+    <w:lsdException w:name="Grid Table 7 Colorful Accent 3" w:uiPriority="52"/>
+    <w:lsdException w:name="Grid Table 1 Light Accent 4" w:uiPriority="46"/>
+    <w:lsdException w:name="Grid Table 2 Accent 4" w:uiPriority="47"/>
+    <w:lsdException w:name="Grid Table 3 Accent 4" w:uiPriority="48"/>
+    <w:lsdException w:name="Grid Table 4 Accent 4" w:uiPriority="49"/>
+    <w:lsdException w:name="Grid Table 5 Dark Accent 4" w:uiPriority="50"/>
+    <w:lsdException w:name="Grid Table 6 Colorful Accent 4" w:uiPriority="51"/>
+    <w:lsdException w:name="Grid Table 7 Colorful Accent 4" w:uiPriority="52"/>
+    <w:lsdException w:name="Grid Table 1 Light Accent 5" w:uiPriority="46"/>
+    <w:lsdException w:name="Grid Table 2 Accent 5" w:uiPriority="47"/>
+    <w:lsdException w:name="Grid Table 3 Accent 5" w:uiPriority="48"/>
+    <w:lsdException w:name="Grid Table 4 Accent 5" w:uiPriority="49"/>
+    <w:lsdException w:name="Grid Table 5 Dark Accent 5" w:uiPriority="50"/>
+    <w:lsdException w:name="Grid Table 6 Colorful Accent 5" w:uiPriority="51"/>
+    <w:lsdException w:name="Grid Table 7 Colorful Accent 5" w:uiPriority="52"/>
+    <w:lsdException w:name="Grid Table 1 Light Accent 6" w:uiPriority="46"/>
+    <w:lsdException w:name="Grid Table 2 Accent 6" w:uiPriority="47"/>
+    <w:lsdException w:name="Grid Table 3 Accent 6" w:uiPriority="48"/>
+    <w:lsdException w:name="Grid Table 4 Accent 6" w:uiPriority="49"/>
+    <w:lsdException w:name="Grid Table 5 Dark Accent 6" w:uiPriority="50"/>
+    <w:lsdException w:name="Grid Table 6 Colorful Accent 6" w:uiPriority="51"/>
+    <w:lsdException w:name="Grid Table 7 Colorful Accent 6" w:uiPriority="52"/>
+    <w:lsdException w:name="List Table 1 Light" w:uiPriority="46"/>
+    <w:lsdException w:name="List Table 2" w:uiPriority="47"/>
+    <w:lsdException w:name="List Table 3" w:uiPriority="48"/>
+    <w:lsdException w:name="List Table 4" w:uiPriority="49"/>
+    <w:lsdException w:name="List Table 5 Dark" w:uiPriority="50"/>
+    <w:lsdException w:name="List Table 6 Colorful" w:uiPriority="51"/>
+    <w:lsdException w:name="List Table 7 Colorful" w:uiPriority="52"/>
+    <w:lsdException w:name="List Table 1 Light Accent 1" w:uiPriority="46"/>
+    <w:lsdException w:name="List Table 2 Accent 1" w:uiPriority="47"/>
+    <w:lsdException w:name="List Table 3 Accent 1" w:uiPriority="48"/>
+    <w:lsdException w:name="List Table 4 Accent 1" w:uiPriority="49"/>
+    <w:lsdException w:name="List Table 5 Dark Accent 1" w:uiPriority="50"/>
+    <w:lsdException w:name="List Table 6 Colorful Accent 1" w:uiPriority="51"/>
+    <w:lsdException w:name="List Table 7 Colorful Accent 1" w:uiPriority="52"/>
+    <w:lsdException w:name="List Table 1 Light Accent 2" w:uiPriority="46"/>
+    <w:lsdException w:name="List Table 2 Accent 2" w:uiPriority="47"/>
+    <w:lsdException w:name="List Table 3 Accent 2" w:uiPriority="48"/>
+    <w:lsdException w:name="List Table 4 Accent 2" w:uiPriority="49"/>
+    <w:lsdException w:name="List Table 5 Dark Accent 2" w:uiPriority="50"/>
+    <w:lsdException w:name="List Table 6 Colorful Accent 2" w:uiPriority="51"/>
+    <w:lsdException w:name="List Table 7 Colorful Accent 2" w:uiPriority="52"/>
+    <w:lsdException w:name="List Table 1 Light Accent 3" w:uiPriority="46"/>
+    <w:lsdException w:name="List Table 2 Accent 3" w:uiPriority="47"/>
+    <w:lsdException w:name="List Table 3 Accent 3" w:uiPriority="48"/>
+    <w:lsdException w:name="List Table 4 Accent 3" w:uiPriority="49"/>
+    <w:lsdException w:name="List Table 5 Dark Accent 3" w:uiPriority="50"/>
+    <w:lsdException w:name="List Table 6 Colorful Accent 3" w:uiPriority="51"/>
+    <w:lsdException w:name="List Table 7 Colorful Accent 3" w:uiPriority="52"/>
+    <w:lsdException w:name="List Table 1 Light Accent 4" w:uiPriority="46"/>
+    <w:lsdException w:name="List Table 2 Accent 4" w:uiPriority="47"/>
+    <w:lsdException w:name="List Table 3 Accent 4" w:uiPriority="48"/>
+    <w:lsdException w:name="List Table 4 Accent 4" w:uiPriority="49"/>
+    <w:lsdException w:name="List Table 5 Dark Accent 4" w:uiPriority="50"/>
+    <w:lsdException w:name="List Table 6 Colorful Accent 4" w:uiPriority="51"/>
+    <w:lsdException w:name="List Table 7 Colorful Accent 4" w:uiPriority="52"/>
+    <w:lsdException w:name="List Table 1 Light Accent 5" w:uiPriority="46"/>
+    <w:lsdException w:name="List Table 2 Accent 5" w:uiPriority="47"/>
+    <w:lsdException w:name="List Table 3 Accent 5" w:uiPriority="48"/>
+    <w:lsdException w:name="List Table 4 Accent 5" w:uiPriority="49"/>
+    <w:lsdException w:name="List Table 5 Dark Accent 5" w:uiPriority="50"/>
+    <w:lsdException w:name="List Table 6 Colorful Accent 5" w:uiPriority="51"/>
+    <w:lsdException w:name="List Table 7 Colorful Accent 5" w:uiPriority="52"/>
+    <w:lsdException w:name="List Table 1 Light Accent 6" w:uiPriority="46"/>
+    <w:lsdException w:name="List Table 2 Accent 6" w:uiPriority="47"/>
+    <w:lsdException w:name="List Table 3 Accent 6" w:uiPriority="48"/>
+    <w:lsdException w:name="List Table 4 Accent 6" w:uiPriority="49"/>
+    <w:lsdException w:name="List Table 5 Dark Accent 6" w:uiPriority="50"/>
+    <w:lsdException w:name="List Table 6 Colorful Accent 6" w:uiPriority="51"/>
+    <w:lsdException w:name="List Table 7 Colorful Accent 6" w:uiPriority="52"/>
+    <w:lsdException w:name="Mention" w:semiHidden="1" w:unhideWhenUsed="1"/>
+    <w:lsdException w:name="Smart Hyperlink" w:semiHidden="1" w:unhideWhenUsed="1"/>
+    <w:lsdException w:name="Hashtag" w:semiHidden="1" w:unhideWhenUsed="1"/>
+    <w:lsdException w:name="Unresolved Mention" w:semiHidden="1" w:unhideWhenUsed="1"/>
+    <w:lsdException w:name="Smart Link" w:semiHidden="1" w:unhideWhenUsed="1"/>
+  </w:latentStyles>
+  <w:style w:type="paragraph" w:default="1" w:styleId="Normal">
+    <w:name w:val="Normal"/>
+    <w:qFormat/>
   </w:style>
   <w:style w:type="paragraph" w:styleId="Heading1">
-    <w:name w:val="Heading 1"/>
-    <w:basedOn w:val="Normal"/>
-    <w:next w:val="Normal"/>
+    <w:name w:val="heading 1"/>
+    <w:uiPriority w:val="9"/>
     <w:qFormat/>
     <w:pPr>
       <w:keepNext/>
-      <w:spacing w:after="240" w:before="480"/>
+      <w:spacing w:before="480" w:after="240"/>
       <w:outlineLvl w:val="0"/>
     </w:pPr>
     <w:rPr>
@@ -2347,13 +2674,13 @@
     </w:rPr>
   </w:style>
   <w:style w:type="paragraph" w:styleId="Heading2">
-    <w:name w:val="Heading 2"/>
-    <w:basedOn w:val="Normal"/>
-    <w:next w:val="Normal"/>
+    <w:name w:val="heading 2"/>
+    <w:uiPriority w:val="9"/>
+    <w:unhideWhenUsed/>
     <w:qFormat/>
     <w:pPr>
       <w:keepNext/>
-      <w:spacing w:after="200" w:before="400"/>
+      <w:spacing w:before="400" w:after="200"/>
       <w:outlineLvl w:val="1"/>
     </w:pPr>
     <w:rPr>
@@ -2365,13 +2692,13 @@
     </w:rPr>
   </w:style>
   <w:style w:type="paragraph" w:styleId="Heading3">
-    <w:name w:val="Heading 3"/>
-    <w:basedOn w:val="Normal"/>
-    <w:next w:val="Normal"/>
+    <w:name w:val="heading 3"/>
+    <w:uiPriority w:val="9"/>
+    <w:unhideWhenUsed/>
     <w:qFormat/>
     <w:pPr>
       <w:keepNext/>
-      <w:spacing w:after="160" w:before="320"/>
+      <w:spacing w:before="320" w:after="160"/>
       <w:outlineLvl w:val="2"/>
     </w:pPr>
     <w:rPr>
@@ -2383,13 +2710,14 @@
     </w:rPr>
   </w:style>
   <w:style w:type="paragraph" w:styleId="Heading4">
-    <w:name w:val="Heading 4"/>
-    <w:basedOn w:val="Normal"/>
-    <w:next w:val="Normal"/>
+    <w:name w:val="heading 4"/>
+    <w:uiPriority w:val="9"/>
+    <w:semiHidden/>
+    <w:unhideWhenUsed/>
     <w:qFormat/>
     <w:pPr>
       <w:keepNext/>
-      <w:spacing w:after="140" w:before="280"/>
+      <w:spacing w:before="280" w:after="140"/>
       <w:outlineLvl w:val="3"/>
     </w:pPr>
     <w:rPr>
@@ -2401,13 +2729,14 @@
     </w:rPr>
   </w:style>
   <w:style w:type="paragraph" w:styleId="Heading5">
-    <w:name w:val="Heading 5"/>
-    <w:basedOn w:val="Normal"/>
-    <w:next w:val="Normal"/>
+    <w:name w:val="heading 5"/>
+    <w:uiPriority w:val="9"/>
+    <w:semiHidden/>
+    <w:unhideWhenUsed/>
     <w:qFormat/>
     <w:pPr>
       <w:keepNext/>
-      <w:spacing w:after="120" w:before="240"/>
+      <w:spacing w:before="240" w:after="120"/>
       <w:outlineLvl w:val="4"/>
     </w:pPr>
     <w:rPr>
@@ -2416,34 +2745,63 @@
       <w:i/>
       <w:iCs/>
       <w:color w:val="44546A"/>
-      <w:sz w:val="24"/>
-      <w:szCs w:val="24"/>
     </w:rPr>
   </w:style>
   <w:style w:type="paragraph" w:styleId="Heading6">
-    <w:name w:val="Heading 6"/>
-    <w:basedOn w:val="Normal"/>
-    <w:next w:val="Normal"/>
+    <w:name w:val="heading 6"/>
+    <w:uiPriority w:val="9"/>
+    <w:semiHidden/>
+    <w:unhideWhenUsed/>
     <w:qFormat/>
     <w:pPr>
       <w:keepNext/>
-      <w:spacing w:after="120" w:before="240"/>
+      <w:spacing w:before="240" w:after="120"/>
       <w:outlineLvl w:val="5"/>
     </w:pPr>
     <w:rPr>
-      <w:b w:val="false"/>
-      <w:bCs w:val="false"/>
       <w:i/>
       <w:iCs/>
       <w:color w:val="44546A"/>
-      <w:sz w:val="24"/>
-      <w:szCs w:val="24"/>
     </w:rPr>
   </w:style>
-  <w:style w:type="paragraph" w:styleId="Strong">
-    <w:name w:val="Strong"/>
-    <w:basedOn w:val="Normal"/>
-    <w:next w:val="Normal"/>
+  <w:style w:type="character" w:default="1" w:styleId="DefaultParagraphFont">
+    <w:name w:val="Default Paragraph Font"/>
+    <w:uiPriority w:val="1"/>
+    <w:semiHidden/>
+    <w:unhideWhenUsed/>
+  </w:style>
+  <w:style w:type="table" w:default="1" w:styleId="TableNormal">
+    <w:name w:val="Normal Table"/>
+    <w:uiPriority w:val="99"/>
+    <w:semiHidden/>
+    <w:unhideWhenUsed/>
+    <w:tblPr>
+      <w:tblInd w:w="0" w:type="dxa"/>
+      <w:tblCellMar>
+        <w:top w:w="0" w:type="dxa"/>
+        <w:left w:w="108" w:type="dxa"/>
+        <w:bottom w:w="0" w:type="dxa"/>
+        <w:right w:w="108" w:type="dxa"/>
+      </w:tblCellMar>
+    </w:tblPr>
+  </w:style>
+  <w:style w:type="numbering" w:default="1" w:styleId="NoList">
+    <w:name w:val="No List"/>
+    <w:uiPriority w:val="99"/>
+    <w:semiHidden/>
+    <w:unhideWhenUsed/>
+  </w:style>
+  <w:style w:type="paragraph" w:styleId="Title">
+    <w:name w:val="Title"/>
+    <w:uiPriority w:val="10"/>
+    <w:qFormat/>
+    <w:rPr>
+      <w:sz w:val="56"/>
+      <w:szCs w:val="56"/>
+    </w:rPr>
+  </w:style>
+  <w:style w:type="paragraph" w:customStyle="1" w:styleId="Strong1">
+    <w:name w:val="Strong1"/>
     <w:qFormat/>
     <w:rPr>
       <w:b/>
@@ -2452,12 +2810,10 @@
   </w:style>
   <w:style w:type="paragraph" w:styleId="ListParagraph">
     <w:name w:val="List Paragraph"/>
-    <w:basedOn w:val="Normal"/>
     <w:qFormat/>
   </w:style>
   <w:style w:type="character" w:styleId="Hyperlink">
     <w:name w:val="Hyperlink"/>
-    <w:basedOn w:val="DefaultParagraphFont"/>
     <w:uiPriority w:val="99"/>
     <w:unhideWhenUsed/>
     <w:rPr>
@@ -2467,7 +2823,6 @@
   </w:style>
   <w:style w:type="character" w:styleId="FootnoteReference">
     <w:name w:val="footnote reference"/>
-    <w:basedOn w:val="DefaultParagraphFont"/>
     <w:uiPriority w:val="99"/>
     <w:semiHidden/>
     <w:unhideWhenUsed/>
@@ -2477,22 +2832,17 @@
   </w:style>
   <w:style w:type="paragraph" w:styleId="FootnoteText">
     <w:name w:val="footnote text"/>
-    <w:basedOn w:val="Normal"/>
     <w:link w:val="FootnoteTextChar"/>
     <w:uiPriority w:val="99"/>
     <w:semiHidden/>
     <w:unhideWhenUsed/>
-    <w:pPr>
-      <w:spacing w:after="0" w:line="240" w:lineRule="auto"/>
-    </w:pPr>
     <w:rPr>
       <w:sz w:val="20"/>
       <w:szCs w:val="20"/>
     </w:rPr>
   </w:style>
-  <w:style w:type="character" w:styleId="FootnoteTextChar">
+  <w:style w:type="character" w:customStyle="1" w:styleId="FootnoteTextChar">
     <w:name w:val="Footnote Text Char"/>
-    <w:basedOn w:val="DefaultParagraphFont"/>
     <w:link w:val="FootnoteText"/>
     <w:uiPriority w:val="99"/>
     <w:semiHidden/>
@@ -2504,7 +2854,6 @@
   </w:style>
   <w:style w:type="character" w:styleId="EndnoteReference">
     <w:name w:val="endnote reference"/>
-    <w:basedOn w:val="DefaultParagraphFont"/>
     <w:uiPriority w:val="99"/>
     <w:semiHidden/>
     <w:unhideWhenUsed/>
@@ -2514,22 +2863,17 @@
   </w:style>
   <w:style w:type="paragraph" w:styleId="EndnoteText">
     <w:name w:val="endnote text"/>
-    <w:basedOn w:val="Normal"/>
     <w:link w:val="EndnoteTextChar"/>
     <w:uiPriority w:val="99"/>
     <w:semiHidden/>
     <w:unhideWhenUsed/>
-    <w:pPr>
-      <w:spacing w:after="0" w:line="240" w:lineRule="auto"/>
-    </w:pPr>
     <w:rPr>
       <w:sz w:val="20"/>
       <w:szCs w:val="20"/>
     </w:rPr>
   </w:style>
-  <w:style w:type="character" w:styleId="EndnoteTextChar">
+  <w:style w:type="character" w:customStyle="1" w:styleId="EndnoteTextChar">
     <w:name w:val="Endnote Text Char"/>
-    <w:basedOn w:val="DefaultParagraphFont"/>
     <w:link w:val="EndnoteText"/>
     <w:uiPriority w:val="99"/>
     <w:semiHidden/>
@@ -2539,64 +2883,53 @@
       <w:szCs w:val="20"/>
     </w:rPr>
   </w:style>
-  <w:style w:type="paragraph" w:styleId="MdSpace">
+  <w:style w:type="paragraph" w:customStyle="1" w:styleId="MdSpace">
     <w:name w:val="MdSpace"/>
-    <w:basedOn w:val="Normal"/>
-    <w:next w:val="Normal"/>
-    <w:qFormat/>
-    <w:pPr>
-      <w:spacing w:after="0" w:before="0"/>
-    </w:pPr>
+    <w:qFormat/>
     <w:rPr>
       <w:sz w:val="12"/>
       <w:szCs w:val="12"/>
     </w:rPr>
   </w:style>
-  <w:style w:type="paragraph" w:styleId="MdCode">
+  <w:style w:type="paragraph" w:customStyle="1" w:styleId="MdCode">
     <w:name w:val="MdCode"/>
-    <w:basedOn w:val="Normal"/>
-    <w:next w:val="Normal"/>
     <w:qFormat/>
     <w:pPr>
       <w:pBdr>
-        <w:top w:val="single" w:color="A5A5A5" w:sz="1" w:space="8"/>
-        <w:bottom w:val="single" w:color="A5A5A5" w:sz="1" w:space="8"/>
-        <w:left w:val="single" w:color="A5A5A5" w:sz="1" w:space="8"/>
-        <w:right w:val="single" w:color="A5A5A5" w:sz="1" w:space="8"/>
+        <w:top w:val="single" w:sz="1" w:space="8" w:color="A5A5A5"/>
+        <w:left w:val="single" w:sz="1" w:space="8" w:color="A5A5A5"/>
+        <w:bottom w:val="single" w:sz="1" w:space="8" w:color="A5A5A5"/>
+        <w:right w:val="single" w:sz="1" w:space="8" w:color="A5A5A5"/>
       </w:pBdr>
-      <w:shd w:fill="f6f6f7"/>
-      <w:spacing w:after="200" w:before="200"/>
+      <w:shd w:val="clear" w:color="auto" w:fill="F6F6F7"/>
+      <w:spacing w:before="200" w:after="200"/>
     </w:pPr>
     <w:rPr>
-      <w:rFonts w:ascii="Courier New" w:cs="Courier New" w:eastAsia="Courier New" w:hAnsi="Courier New"/>
+      <w:rFonts w:ascii="Courier New" w:eastAsia="Courier New" w:hAnsi="Courier New" w:cs="Courier New"/>
       <w:color w:val="032F62"/>
       <w:sz w:val="22"/>
       <w:szCs w:val="22"/>
     </w:rPr>
   </w:style>
-  <w:style w:type="paragraph" w:styleId="MdHr">
+  <w:style w:type="paragraph" w:customStyle="1" w:styleId="MdHr">
     <w:name w:val="MdHr"/>
-    <w:basedOn w:val="Normal"/>
-    <w:next w:val="Normal"/>
     <w:qFormat/>
     <w:pPr>
       <w:pBdr>
-        <w:bottom w:val="single" w:color="D9D9D9" w:sz="1" w:space="1"/>
+        <w:bottom w:val="single" w:sz="1" w:space="1" w:color="D9D9D9"/>
       </w:pBdr>
-      <w:spacing w:after="240" w:before="240"/>
+      <w:spacing w:before="240" w:after="240"/>
     </w:pPr>
   </w:style>
-  <w:style w:type="paragraph" w:styleId="MdBlockquote">
+  <w:style w:type="paragraph" w:customStyle="1" w:styleId="MdBlockquote">
     <w:name w:val="MdBlockquote"/>
-    <w:basedOn w:val="Normal"/>
-    <w:next w:val="Normal"/>
     <w:qFormat/>
     <w:pPr>
       <w:pBdr>
-        <w:left w:val="single" w:color="666666" w:sz="20" w:space="12"/>
+        <w:left w:val="single" w:sz="20" w:space="12" w:color="666666"/>
       </w:pBdr>
-      <w:shd w:fill="F9F9F9"/>
-      <w:spacing w:after="200" w:before="200"/>
+      <w:shd w:val="clear" w:color="auto" w:fill="F9F9F9"/>
+      <w:spacing w:before="200" w:after="200"/>
       <w:ind w:left="360"/>
     </w:pPr>
     <w:rPr>
@@ -2605,92 +2938,72 @@
       <w:color w:val="666666"/>
     </w:rPr>
   </w:style>
-  <w:style w:type="paragraph" w:styleId="MdHtml">
+  <w:style w:type="paragraph" w:customStyle="1" w:styleId="MdHtml">
     <w:name w:val="MdHtml"/>
-    <w:basedOn w:val="Normal"/>
-    <w:next w:val="Normal"/>
     <w:qFormat/>
     <w:rPr>
-      <w:rFonts w:ascii="Courier New" w:cs="Courier New" w:eastAsia="Courier New" w:hAnsi="Courier New"/>
+      <w:rFonts w:ascii="Courier New" w:eastAsia="Courier New" w:hAnsi="Courier New" w:cs="Courier New"/>
       <w:color w:val="4472C4"/>
     </w:rPr>
   </w:style>
-  <w:style w:type="paragraph" w:styleId="MdDef">
+  <w:style w:type="paragraph" w:customStyle="1" w:styleId="MdDef">
     <w:name w:val="MdDef"/>
-    <w:basedOn w:val="Normal"/>
-    <w:next w:val="Normal"/>
     <w:qFormat/>
     <w:pPr>
       <w:ind w:left="720" w:hanging="360"/>
     </w:pPr>
   </w:style>
-  <w:style w:type="paragraph" w:styleId="MdParagraph">
+  <w:style w:type="paragraph" w:customStyle="1" w:styleId="MdParagraph">
     <w:name w:val="MdParagraph"/>
-    <w:basedOn w:val="Normal"/>
-    <w:next w:val="Normal"/>
     <w:qFormat/>
     <w:pPr>
-      <w:spacing w:after="120" w:before="120"/>
+      <w:spacing w:before="120" w:after="120"/>
     </w:pPr>
   </w:style>
-  <w:style w:type="paragraph" w:styleId="MdText">
+  <w:style w:type="paragraph" w:customStyle="1" w:styleId="MdText">
     <w:name w:val="MdText"/>
-    <w:basedOn w:val="Normal"/>
-    <w:next w:val="Normal"/>
-    <w:qFormat/>
-  </w:style>
-  <w:style w:type="paragraph" w:styleId="MdFootnote">
+    <w:qFormat/>
+  </w:style>
+  <w:style w:type="paragraph" w:customStyle="1" w:styleId="MdFootnote">
     <w:name w:val="MdFootnote"/>
-    <w:basedOn w:val="Normal"/>
-    <w:next w:val="Normal"/>
     <w:qFormat/>
     <w:rPr>
       <w:vertAlign w:val="superscript"/>
     </w:rPr>
   </w:style>
-  <w:style w:type="paragraph" w:styleId="MdListItem">
+  <w:style w:type="paragraph" w:customStyle="1" w:styleId="MdListItem">
     <w:name w:val="MdListItem"/>
-    <w:basedOn w:val="Normal"/>
-    <w:next w:val="Normal"/>
     <w:qFormat/>
     <w:pPr>
-      <w:spacing w:after="60" w:before="60"/>
+      <w:spacing w:before="60" w:after="60"/>
       <w:ind w:left="720" w:hanging="360"/>
     </w:pPr>
   </w:style>
-  <w:style w:type="paragraph" w:styleId="MdTable">
+  <w:style w:type="paragraph" w:customStyle="1" w:styleId="MdTable">
     <w:name w:val="MdTable"/>
-    <w:basedOn w:val="Normal"/>
-    <w:next w:val="Normal"/>
     <w:qFormat/>
     <w:pPr>
-      <w:spacing w:after="60" w:before="60"/>
+      <w:spacing w:before="60" w:after="60"/>
     </w:pPr>
   </w:style>
-  <w:style w:type="paragraph" w:styleId="MdTableHeader">
+  <w:style w:type="paragraph" w:customStyle="1" w:styleId="MdTableHeader">
     <w:name w:val="MdTableHeader"/>
-    <w:basedOn w:val="Normal"/>
-    <w:next w:val="Normal"/>
     <w:qFormat/>
     <w:rPr>
       <w:b/>
       <w:bCs/>
     </w:rPr>
   </w:style>
-  <w:style w:type="paragraph" w:styleId="MdTableCell">
+  <w:style w:type="paragraph" w:customStyle="1" w:styleId="MdTableCell">
     <w:name w:val="MdTableCell"/>
-    <w:basedOn w:val="Normal"/>
-    <w:next w:val="Normal"/>
-    <w:qFormat/>
-  </w:style>
-  <w:style w:type="paragraph" w:styleId="MdHeading1">
+    <w:qFormat/>
+  </w:style>
+  <w:style w:type="paragraph" w:customStyle="1" w:styleId="MdHeading1">
     <w:name w:val="MdHeading1"/>
-    <w:basedOn w:val="Normal"/>
-    <w:next w:val="Normal"/>
     <w:qFormat/>
     <w:pPr>
       <w:keepNext/>
-      <w:spacing w:after="240" w:before="480"/>
+      <w:spacing w:before="480" w:after="240"/>
       <w:outlineLvl w:val="0"/>
     </w:pPr>
     <w:rPr>
@@ -2701,14 +3014,12 @@
       <w:szCs w:val="36"/>
     </w:rPr>
   </w:style>
-  <w:style w:type="paragraph" w:styleId="MdHeading2">
+  <w:style w:type="paragraph" w:customStyle="1" w:styleId="MdHeading2">
     <w:name w:val="MdHeading2"/>
-    <w:basedOn w:val="Normal"/>
-    <w:next w:val="Normal"/>
     <w:qFormat/>
     <w:pPr>
       <w:keepNext/>
-      <w:spacing w:after="200" w:before="400"/>
+      <w:spacing w:before="400" w:after="200"/>
       <w:outlineLvl w:val="1"/>
     </w:pPr>
     <w:rPr>
@@ -2719,14 +3030,12 @@
       <w:szCs w:val="32"/>
     </w:rPr>
   </w:style>
-  <w:style w:type="paragraph" w:styleId="MdHeading3">
+  <w:style w:type="paragraph" w:customStyle="1" w:styleId="MdHeading3">
     <w:name w:val="MdHeading3"/>
-    <w:basedOn w:val="Normal"/>
-    <w:next w:val="Normal"/>
     <w:qFormat/>
     <w:pPr>
       <w:keepNext/>
-      <w:spacing w:after="160" w:before="320"/>
+      <w:spacing w:before="320" w:after="160"/>
       <w:outlineLvl w:val="2"/>
     </w:pPr>
     <w:rPr>
@@ -2737,14 +3046,12 @@
       <w:szCs w:val="28"/>
     </w:rPr>
   </w:style>
-  <w:style w:type="paragraph" w:styleId="MdHeading4">
+  <w:style w:type="paragraph" w:customStyle="1" w:styleId="MdHeading4">
     <w:name w:val="MdHeading4"/>
-    <w:basedOn w:val="Normal"/>
-    <w:next w:val="Normal"/>
     <w:qFormat/>
     <w:pPr>
       <w:keepNext/>
-      <w:spacing w:after="140" w:before="280"/>
+      <w:spacing w:before="280" w:after="140"/>
       <w:outlineLvl w:val="3"/>
     </w:pPr>
     <w:rPr>
@@ -2755,14 +3062,12 @@
       <w:szCs w:val="26"/>
     </w:rPr>
   </w:style>
-  <w:style w:type="paragraph" w:styleId="MdHeading5">
+  <w:style w:type="paragraph" w:customStyle="1" w:styleId="MdHeading5">
     <w:name w:val="MdHeading5"/>
-    <w:basedOn w:val="Normal"/>
-    <w:next w:val="Normal"/>
     <w:qFormat/>
     <w:pPr>
       <w:keepNext/>
-      <w:spacing w:after="120" w:before="240"/>
+      <w:spacing w:before="240" w:after="120"/>
       <w:outlineLvl w:val="4"/>
     </w:pPr>
     <w:rPr>
@@ -2771,46 +3076,34 @@
       <w:i/>
       <w:iCs/>
       <w:color w:val="44546A"/>
-      <w:sz w:val="24"/>
-      <w:szCs w:val="24"/>
     </w:rPr>
   </w:style>
-  <w:style w:type="paragraph" w:styleId="MdHeading6">
+  <w:style w:type="paragraph" w:customStyle="1" w:styleId="MdHeading6">
     <w:name w:val="MdHeading6"/>
-    <w:basedOn w:val="Normal"/>
-    <w:next w:val="Normal"/>
     <w:qFormat/>
     <w:pPr>
       <w:keepNext/>
-      <w:spacing w:after="120" w:before="240"/>
+      <w:spacing w:before="240" w:after="120"/>
       <w:outlineLvl w:val="5"/>
     </w:pPr>
     <w:rPr>
-      <w:b w:val="false"/>
-      <w:bCs w:val="false"/>
       <w:i/>
       <w:iCs/>
       <w:color w:val="44546A"/>
-      <w:sz w:val="24"/>
-      <w:szCs w:val="24"/>
     </w:rPr>
   </w:style>
-  <w:style w:type="character" w:styleId="MdTag">
+  <w:style w:type="character" w:customStyle="1" w:styleId="MdTag">
     <w:name w:val="MdTag"/>
-    <w:basedOn w:val="Normal"/>
-    <w:next w:val="Normal"/>
     <w:uiPriority w:val="99"/>
     <w:unhideWhenUsed/>
     <w:qFormat/>
     <w:rPr>
-      <w:rFonts w:ascii="Courier New" w:cs="Courier New" w:eastAsia="Courier New" w:hAnsi="Courier New"/>
+      <w:rFonts w:ascii="Courier New" w:eastAsia="Courier New" w:hAnsi="Courier New" w:cs="Courier New"/>
       <w:color w:val="ED7D31"/>
     </w:rPr>
   </w:style>
-  <w:style w:type="character" w:styleId="MdLink">
+  <w:style w:type="character" w:customStyle="1" w:styleId="MdLink">
     <w:name w:val="MdLink"/>
-    <w:basedOn w:val="Normal"/>
-    <w:next w:val="Normal"/>
     <w:uiPriority w:val="99"/>
     <w:unhideWhenUsed/>
     <w:qFormat/>
@@ -2819,10 +3112,8 @@
       <w:u w:val="single"/>
     </w:rPr>
   </w:style>
-  <w:style w:type="character" w:styleId="MdStrong">
+  <w:style w:type="character" w:customStyle="1" w:styleId="MdStrong">
     <w:name w:val="MdStrong"/>
-    <w:basedOn w:val="Normal"/>
-    <w:next w:val="Normal"/>
     <w:uiPriority w:val="99"/>
     <w:unhideWhenUsed/>
     <w:qFormat/>
@@ -2831,10 +3122,8 @@
       <w:bCs/>
     </w:rPr>
   </w:style>
-  <w:style w:type="character" w:styleId="MdEm">
+  <w:style w:type="character" w:customStyle="1" w:styleId="MdEm">
     <w:name w:val="MdEm"/>
-    <w:basedOn w:val="Normal"/>
-    <w:next w:val="Normal"/>
     <w:uiPriority w:val="99"/>
     <w:unhideWhenUsed/>
     <w:qFormat/>
@@ -2843,22 +3132,18 @@
       <w:iCs/>
     </w:rPr>
   </w:style>
-  <w:style w:type="character" w:styleId="MdCodespan">
+  <w:style w:type="character" w:customStyle="1" w:styleId="MdCodespan">
     <w:name w:val="MdCodespan"/>
-    <w:basedOn w:val="Normal"/>
-    <w:next w:val="Normal"/>
     <w:uiPriority w:val="99"/>
     <w:unhideWhenUsed/>
     <w:qFormat/>
     <w:rPr>
-      <w:rFonts w:ascii="Courier New" w:cs="Courier New" w:eastAsia="Courier New" w:hAnsi="Courier New"/>
+      <w:rFonts w:ascii="Courier New" w:eastAsia="Courier New" w:hAnsi="Courier New" w:cs="Courier New"/>
       <w:color w:val="70AD47"/>
     </w:rPr>
   </w:style>
-  <w:style w:type="character" w:styleId="MdDel">
+  <w:style w:type="character" w:customStyle="1" w:styleId="MdDel">
     <w:name w:val="MdDel"/>
-    <w:basedOn w:val="Normal"/>
-    <w:next w:val="Normal"/>
     <w:uiPriority w:val="99"/>
     <w:unhideWhenUsed/>
     <w:qFormat/>
@@ -2867,13 +3152,306 @@
       <w:color w:val="FF0000"/>
     </w:rPr>
   </w:style>
-  <w:style w:type="character" w:styleId="MdBr">
+  <w:style w:type="character" w:customStyle="1" w:styleId="MdBr">
     <w:name w:val="MdBr"/>
-    <w:basedOn w:val="Normal"/>
-    <w:next w:val="Normal"/>
     <w:uiPriority w:val="99"/>
     <w:unhideWhenUsed/>
     <w:qFormat/>
   </w:style>
 </w:styles>
+</file>
+
+<file path=word/theme/theme1.xml><?xml version="1.0" encoding="utf-8"?>
+<a:theme xmlns:a="http://schemas.openxmlformats.org/drawingml/2006/main" name="Office Theme">
+  <a:themeElements>
+    <a:clrScheme name="Office">
+      <a:dk1>
+        <a:sysClr val="windowText" lastClr="000000"/>
+      </a:dk1>
+      <a:lt1>
+        <a:sysClr val="window" lastClr="FFFFFF"/>
+      </a:lt1>
+      <a:dk2>
+        <a:srgbClr val="44546A"/>
+      </a:dk2>
+      <a:lt2>
+        <a:srgbClr val="E7E6E6"/>
+      </a:lt2>
+      <a:accent1>
+        <a:srgbClr val="4472C4"/>
+      </a:accent1>
+      <a:accent2>
+        <a:srgbClr val="ED7D31"/>
+      </a:accent2>
+      <a:accent3>
+        <a:srgbClr val="A5A5A5"/>
+      </a:accent3>
+      <a:accent4>
+        <a:srgbClr val="FFC000"/>
+      </a:accent4>
+      <a:accent5>
+        <a:srgbClr val="5B9BD5"/>
+      </a:accent5>
+      <a:accent6>
+        <a:srgbClr val="70AD47"/>
+      </a:accent6>
+      <a:hlink>
+        <a:srgbClr val="0563C1"/>
+      </a:hlink>
+      <a:folHlink>
+        <a:srgbClr val="954F72"/>
+      </a:folHlink>
+    </a:clrScheme>
+    <a:fontScheme name="Office">
+      <a:majorFont>
+        <a:latin typeface="Calibri Light" panose="020F0302020204030204"/>
+        <a:ea typeface=""/>
+        <a:cs typeface=""/>
+        <a:font script="Jpan" typeface="游ゴシック Light"/>
+        <a:font script="Hang" typeface="맑은 고딕"/>
+        <a:font script="Hans" typeface="等线 Light"/>
+        <a:font script="Hant" typeface="新細明體"/>
+        <a:font script="Arab" typeface="Times New Roman"/>
+        <a:font script="Hebr" typeface="Times New Roman"/>
+        <a:font script="Thai" typeface="Angsana New"/>
+        <a:font script="Ethi" typeface="Nyala"/>
+        <a:font script="Beng" typeface="Vrinda"/>
+        <a:font script="Gujr" typeface="Shruti"/>
+        <a:font script="Khmr" typeface="MoolBoran"/>
+        <a:font script="Knda" typeface="Tunga"/>
+        <a:font script="Guru" typeface="Raavi"/>
+        <a:font script="Cans" typeface="Euphemia"/>
+        <a:font script="Cher" typeface="Plantagenet Cherokee"/>
+        <a:font script="Yiii" typeface="Microsoft Yi Baiti"/>
+        <a:font script="Tibt" typeface="Microsoft Himalaya"/>
+        <a:font script="Thaa" typeface="MV Boli"/>
+        <a:font script="Deva" typeface="Mangal"/>
+        <a:font script="Telu" typeface="Gautami"/>
+        <a:font script="Taml" typeface="Latha"/>
+        <a:font script="Syrc" typeface="Estrangelo Edessa"/>
+        <a:font script="Orya" typeface="Kalinga"/>
+        <a:font script="Mlym" typeface="Kartika"/>
+        <a:font script="Laoo" typeface="DokChampa"/>
+        <a:font script="Sinh" typeface="Iskoola Pota"/>
+        <a:font script="Mong" typeface="Mongolian Baiti"/>
+        <a:font script="Viet" typeface="Times New Roman"/>
+        <a:font script="Uigh" typeface="Microsoft Uighur"/>
+        <a:font script="Geor" typeface="Sylfaen"/>
+        <a:font script="Armn" typeface="Arial"/>
+        <a:font script="Bugi" typeface="Leelawadee UI"/>
+        <a:font script="Bopo" typeface="Microsoft JhengHei"/>
+        <a:font script="Java" typeface="Javanese Text"/>
+        <a:font script="Lisu" typeface="Segoe UI"/>
+        <a:font script="Mymr" typeface="Myanmar Text"/>
+        <a:font script="Nkoo" typeface="Ebrima"/>
+        <a:font script="Olck" typeface="Nirmala UI"/>
+        <a:font script="Osma" typeface="Ebrima"/>
+        <a:font script="Phag" typeface="Phagspa"/>
+        <a:font script="Syrn" typeface="Estrangelo Edessa"/>
+        <a:font script="Syrj" typeface="Estrangelo Edessa"/>
+        <a:font script="Syre" typeface="Estrangelo Edessa"/>
+        <a:font script="Sora" typeface="Nirmala UI"/>
+        <a:font script="Tale" typeface="Microsoft Tai Le"/>
+        <a:font script="Talu" typeface="Microsoft New Tai Lue"/>
+        <a:font script="Tfng" typeface="Ebrima"/>
+      </a:majorFont>
+      <a:minorFont>
+        <a:latin typeface="Calibri" panose="020F0502020204030204"/>
+        <a:ea typeface=""/>
+        <a:cs typeface=""/>
+        <a:font script="Jpan" typeface="游明朝"/>
+        <a:font script="Hang" typeface="맑은 고딕"/>
+        <a:font script="Hans" typeface="等线"/>
+        <a:font script="Hant" typeface="新細明體"/>
+        <a:font script="Arab" typeface="Arial"/>
+        <a:font script="Hebr" typeface="Arial"/>
+        <a:font script="Thai" typeface="Cordia New"/>
+        <a:font script="Ethi" typeface="Nyala"/>
+        <a:font script="Beng" typeface="Vrinda"/>
+        <a:font script="Gujr" typeface="Shruti"/>
+        <a:font script="Khmr" typeface="DaunPenh"/>
+        <a:font script="Knda" typeface="Tunga"/>
+        <a:font script="Guru" typeface="Raavi"/>
+        <a:font script="Cans" typeface="Euphemia"/>
+        <a:font script="Cher" typeface="Plantagenet Cherokee"/>
+        <a:font script="Yiii" typeface="Microsoft Yi Baiti"/>
+        <a:font script="Tibt" typeface="Microsoft Himalaya"/>
+        <a:font script="Thaa" typeface="MV Boli"/>
+        <a:font script="Deva" typeface="Mangal"/>
+        <a:font script="Telu" typeface="Gautami"/>
+        <a:font script="Taml" typeface="Latha"/>
+        <a:font script="Syrc" typeface="Estrangelo Edessa"/>
+        <a:font script="Orya" typeface="Kalinga"/>
+        <a:font script="Mlym" typeface="Kartika"/>
+        <a:font script="Laoo" typeface="DokChampa"/>
+        <a:font script="Sinh" typeface="Iskoola Pota"/>
+        <a:font script="Mong" typeface="Mongolian Baiti"/>
+        <a:font script="Viet" typeface="Arial"/>
+        <a:font script="Uigh" typeface="Microsoft Uighur"/>
+        <a:font script="Geor" typeface="Sylfaen"/>
+        <a:font script="Armn" typeface="Arial"/>
+        <a:font script="Bugi" typeface="Leelawadee UI"/>
+        <a:font script="Bopo" typeface="Microsoft JhengHei"/>
+        <a:font script="Java" typeface="Javanese Text"/>
+        <a:font script="Lisu" typeface="Segoe UI"/>
+        <a:font script="Mymr" typeface="Myanmar Text"/>
+        <a:font script="Nkoo" typeface="Ebrima"/>
+        <a:font script="Olck" typeface="Nirmala UI"/>
+        <a:font script="Osma" typeface="Ebrima"/>
+        <a:font script="Phag" typeface="Phagspa"/>
+        <a:font script="Syrn" typeface="Estrangelo Edessa"/>
+        <a:font script="Syrj" typeface="Estrangelo Edessa"/>
+        <a:font script="Syre" typeface="Estrangelo Edessa"/>
+        <a:font script="Sora" typeface="Nirmala UI"/>
+        <a:font script="Tale" typeface="Microsoft Tai Le"/>
+        <a:font script="Talu" typeface="Microsoft New Tai Lue"/>
+        <a:font script="Tfng" typeface="Ebrima"/>
+      </a:minorFont>
+    </a:fontScheme>
+    <a:fmtScheme name="Office">
+      <a:fillStyleLst>
+        <a:solidFill>
+          <a:schemeClr val="phClr"/>
+        </a:solidFill>
+        <a:gradFill rotWithShape="1">
+          <a:gsLst>
+            <a:gs pos="0">
+              <a:schemeClr val="phClr">
+                <a:lumMod val="110000"/>
+                <a:satMod val="105000"/>
+                <a:tint val="67000"/>
+              </a:schemeClr>
+            </a:gs>
+            <a:gs pos="50000">
+              <a:schemeClr val="phClr">
+                <a:lumMod val="105000"/>
+                <a:satMod val="103000"/>
+                <a:tint val="73000"/>
+              </a:schemeClr>
+            </a:gs>
+            <a:gs pos="100000">
+              <a:schemeClr val="phClr">
+                <a:lumMod val="105000"/>
+                <a:satMod val="109000"/>
+                <a:tint val="81000"/>
+              </a:schemeClr>
+            </a:gs>
+          </a:gsLst>
+          <a:lin ang="5400000" scaled="0"/>
+        </a:gradFill>
+        <a:gradFill rotWithShape="1">
+          <a:gsLst>
+            <a:gs pos="0">
+              <a:schemeClr val="phClr">
+                <a:satMod val="103000"/>
+                <a:lumMod val="102000"/>
+                <a:tint val="94000"/>
+              </a:schemeClr>
+            </a:gs>
+            <a:gs pos="50000">
+              <a:schemeClr val="phClr">
+                <a:satMod val="110000"/>
+                <a:lumMod val="100000"/>
+                <a:shade val="100000"/>
+              </a:schemeClr>
+            </a:gs>
+            <a:gs pos="100000">
+              <a:schemeClr val="phClr">
+                <a:lumMod val="99000"/>
+                <a:satMod val="120000"/>
+                <a:shade val="78000"/>
+              </a:schemeClr>
+            </a:gs>
+          </a:gsLst>
+          <a:lin ang="5400000" scaled="0"/>
+        </a:gradFill>
+      </a:fillStyleLst>
+      <a:lnStyleLst>
+        <a:ln w="6350" cap="flat" cmpd="sng" algn="ctr">
+          <a:solidFill>
+            <a:schemeClr val="phClr"/>
+          </a:solidFill>
+          <a:prstDash val="solid"/>
+          <a:miter lim="800000"/>
+        </a:ln>
+        <a:ln w="12700" cap="flat" cmpd="sng" algn="ctr">
+          <a:solidFill>
+            <a:schemeClr val="phClr"/>
+          </a:solidFill>
+          <a:prstDash val="solid"/>
+          <a:miter lim="800000"/>
+        </a:ln>
+        <a:ln w="19050" cap="flat" cmpd="sng" algn="ctr">
+          <a:solidFill>
+            <a:schemeClr val="phClr"/>
+          </a:solidFill>
+          <a:prstDash val="solid"/>
+          <a:miter lim="800000"/>
+        </a:ln>
+      </a:lnStyleLst>
+      <a:effectStyleLst>
+        <a:effectStyle>
+          <a:effectLst/>
+        </a:effectStyle>
+        <a:effectStyle>
+          <a:effectLst/>
+        </a:effectStyle>
+        <a:effectStyle>
+          <a:effectLst>
+            <a:outerShdw blurRad="57150" dist="19050" dir="5400000" algn="ctr" rotWithShape="0">
+              <a:srgbClr val="000000">
+                <a:alpha val="63000"/>
+              </a:srgbClr>
+            </a:outerShdw>
+          </a:effectLst>
+        </a:effectStyle>
+      </a:effectStyleLst>
+      <a:bgFillStyleLst>
+        <a:solidFill>
+          <a:schemeClr val="phClr"/>
+        </a:solidFill>
+        <a:solidFill>
+          <a:schemeClr val="phClr">
+            <a:tint val="95000"/>
+            <a:satMod val="170000"/>
+          </a:schemeClr>
+        </a:solidFill>
+        <a:gradFill rotWithShape="1">
+          <a:gsLst>
+            <a:gs pos="0">
+              <a:schemeClr val="phClr">
+                <a:tint val="93000"/>
+                <a:satMod val="150000"/>
+                <a:shade val="98000"/>
+                <a:lumMod val="102000"/>
+              </a:schemeClr>
+            </a:gs>
+            <a:gs pos="50000">
+              <a:schemeClr val="phClr">
+                <a:tint val="98000"/>
+                <a:satMod val="130000"/>
+                <a:shade val="90000"/>
+                <a:lumMod val="103000"/>
+              </a:schemeClr>
+            </a:gs>
+            <a:gs pos="100000">
+              <a:schemeClr val="phClr">
+                <a:shade val="63000"/>
+                <a:satMod val="120000"/>
+              </a:schemeClr>
+            </a:gs>
+          </a:gsLst>
+          <a:lin ang="5400000" scaled="0"/>
+        </a:gradFill>
+      </a:bgFillStyleLst>
+    </a:fmtScheme>
+  </a:themeElements>
+  <a:objectDefaults/>
+  <a:extraClrSchemeLst/>
+  <a:extLst>
+    <a:ext uri="{05A4C25C-085E-4340-85A3-A5531E510DB2}">
+      <thm15:themeFamily xmlns:thm15="http://schemas.microsoft.com/office/thememl/2012/main" name="Office Theme" id="{62F939B6-93AF-4DB8-9C6B-D6C7DFDC589F}" vid="{4A3C46E8-61CC-4603-A589-7422A47A8E4A}"/>
+    </a:ext>
+  </a:extLst>
+</a:theme>
 </file>